--- a/graduation project/项目内容.docx
+++ b/graduation project/项目内容.docx
@@ -37,7 +37,7 @@
           <w:bCs/>
           <w:sz w:val="24"/>
         </w:rPr>
-        <w:t>本课题旨在设计并实现一套“智能无人网吧管理与计费系统”，通过物联网技术实现网吧机位的无人化值守与自动化调度。课题研究涵盖硬件感知平台搭建、嵌入式底层驱动开发、原生 GUI 引擎优化、云端核心调度及 Web 双端门户开发，主要研究内容如下：</w:t>
+        <w:t>系统总体架构设计：确立以STM32F407为控制核心，各功能模块协同工作的硬件体系结构；规划嵌入式软件的功能模块、数据处理流程以及上下位机之间的网络通信协议。</w:t>
       </w:r>
     </w:p>
     <w:p>
@@ -56,7 +56,45 @@
           <w:bCs/>
           <w:sz w:val="24"/>
         </w:rPr>
-        <w:t>一、 系统总体架构与双模协同设计</w:t>
+        <w:t>硬件平台设计与搭建：完成以STM32F407ZGT6</w:t>
+      </w:r>
+      <w:r>
+        <w:rPr>
+          <w:rFonts w:hint="eastAsia"/>
+          <w:b/>
+          <w:bCs/>
+          <w:sz w:val="24"/>
+          <w:lang w:val="en-US" w:eastAsia="zh-CN"/>
+        </w:rPr>
+        <w:t>开发板</w:t>
+      </w:r>
+      <w:r>
+        <w:rPr>
+          <w:rFonts w:hint="eastAsia"/>
+          <w:b/>
+          <w:bCs/>
+          <w:sz w:val="24"/>
+        </w:rPr>
+        <w:t>为基础，扩展连接RC522射频识别模块、</w:t>
+      </w:r>
+      <w:r>
+        <w:rPr>
+          <w:rFonts w:hint="eastAsia"/>
+          <w:b/>
+          <w:bCs/>
+          <w:sz w:val="24"/>
+          <w:lang w:val="en-US" w:eastAsia="zh-CN"/>
+        </w:rPr>
+        <w:t>毫米波雷达</w:t>
+      </w:r>
+      <w:r>
+        <w:rPr>
+          <w:rFonts w:hint="eastAsia"/>
+          <w:b/>
+          <w:bCs/>
+          <w:sz w:val="24"/>
+        </w:rPr>
+        <w:t>传感器模块、MQ-2烟雾传感器模块、继电器模块、3.5寸LCD触摸屏及ESP-01s WiFi模块的电路设计与实体搭建，确保硬件平台稳定可靠。</w:t>
       </w:r>
     </w:p>
     <w:p>
@@ -68,16 +106,6 @@
           <w:sz w:val="24"/>
         </w:rPr>
       </w:pPr>
-    </w:p>
-    <w:p>
-      <w:pPr>
-        <w:rPr>
-          <w:rFonts w:hint="eastAsia"/>
-          <w:b/>
-          <w:bCs/>
-          <w:sz w:val="24"/>
-        </w:rPr>
-      </w:pPr>
       <w:r>
         <w:rPr>
           <w:rFonts w:hint="eastAsia"/>
@@ -85,7 +113,7 @@
           <w:bCs/>
           <w:sz w:val="24"/>
         </w:rPr>
-        <w:t>体系结构设计：确立以 STM32F407ZGT6 为边缘控制核心，结合多传感器网络与云端服务器协同工作的物联网架构。规划从终端数据采集、状态机流转、MQTT云端上报到 Web 端全局监控的完整闭环数据流。</w:t>
+        <w:t>嵌入式软件系统开发： 在Keil MDK开发环境下，编写STM32主控程序 。</w:t>
       </w:r>
     </w:p>
     <w:p>
@@ -97,26 +125,6 @@
           <w:sz w:val="24"/>
         </w:rPr>
       </w:pPr>
-    </w:p>
-    <w:p>
-      <w:pPr>
-        <w:rPr>
-          <w:rFonts w:hint="eastAsia"/>
-          <w:b/>
-          <w:bCs/>
-          <w:sz w:val="24"/>
-        </w:rPr>
-      </w:pPr>
-    </w:p>
-    <w:p>
-      <w:pPr>
-        <w:rPr>
-          <w:rFonts w:hint="eastAsia"/>
-          <w:b/>
-          <w:bCs/>
-          <w:sz w:val="24"/>
-        </w:rPr>
-      </w:pPr>
       <w:r>
         <w:rPr>
           <w:rFonts w:hint="eastAsia"/>
@@ -124,7 +132,26 @@
           <w:bCs/>
           <w:sz w:val="24"/>
         </w:rPr>
-        <w:t>终端双模式工作机制：在同一套硬件体系下，设计了可通过软件一键切换的“座位计费模式”与“门禁安全模式”。座位模式负责上机验证、环境安防与外设（PC、灯光）供电；门禁模式则复用射频与继电器模块，实现网吧大门的实名制刷卡开门逻辑。</w:t>
+        <w:t>底层驱动开发： 完成RC522、</w:t>
+      </w:r>
+      <w:r>
+        <w:rPr>
+          <w:rFonts w:hint="eastAsia"/>
+          <w:b/>
+          <w:bCs/>
+          <w:sz w:val="24"/>
+          <w:lang w:val="en-US" w:eastAsia="zh-CN"/>
+        </w:rPr>
+        <w:t>毫米波雷达</w:t>
+      </w:r>
+      <w:r>
+        <w:rPr>
+          <w:rFonts w:hint="eastAsia"/>
+          <w:b/>
+          <w:bCs/>
+          <w:sz w:val="24"/>
+        </w:rPr>
+        <w:t>传感器模块、MQ-2、继电器、LCD触摸屏及ESP-01s WiFi模块的底层驱动程序 。</w:t>
       </w:r>
     </w:p>
     <w:p>
@@ -136,16 +163,6 @@
           <w:sz w:val="24"/>
         </w:rPr>
       </w:pPr>
-    </w:p>
-    <w:p>
-      <w:pPr>
-        <w:rPr>
-          <w:rFonts w:hint="eastAsia"/>
-          <w:b/>
-          <w:bCs/>
-          <w:sz w:val="24"/>
-        </w:rPr>
-      </w:pPr>
       <w:r>
         <w:rPr>
           <w:rFonts w:hint="eastAsia"/>
@@ -153,7 +170,7 @@
           <w:bCs/>
           <w:sz w:val="24"/>
         </w:rPr>
-        <w:t>二、 硬件平台搭建与底层存储扩容</w:t>
+        <w:t>本地人机交互（GUI）设计： 利用3.5寸LCD触摸屏开发图形界面 。</w:t>
       </w:r>
     </w:p>
     <w:p>
@@ -165,16 +182,6 @@
           <w:sz w:val="24"/>
         </w:rPr>
       </w:pPr>
-    </w:p>
-    <w:p>
-      <w:pPr>
-        <w:rPr>
-          <w:rFonts w:hint="eastAsia"/>
-          <w:b/>
-          <w:bCs/>
-          <w:sz w:val="24"/>
-        </w:rPr>
-      </w:pPr>
       <w:r>
         <w:rPr>
           <w:rFonts w:hint="eastAsia"/>
@@ -182,7 +189,7 @@
           <w:bCs/>
           <w:sz w:val="24"/>
         </w:rPr>
-        <w:t>多维环境感知与控制：完成硬件平台搭建，集成毫米波雷达（活体检测）、MQ-2烟雾传感器（ADC采集并转化为百分比浓度）、多路继电器（隔离控制PC电源与灯光/门禁）及 ESP-01s Wi-Fi 通信模块。</w:t>
+        <w:t>界面流程： 设计包括“待机（提示刷卡）界面”、“登录成功/余额显示界面”、“使用中（显示时长/费用）界面”、“确认关机/结算界面”以及“系统信息/”。</w:t>
       </w:r>
     </w:p>
     <w:p>
@@ -194,26 +201,6 @@
           <w:sz w:val="24"/>
         </w:rPr>
       </w:pPr>
-    </w:p>
-    <w:p>
-      <w:pPr>
-        <w:rPr>
-          <w:rFonts w:hint="eastAsia"/>
-          <w:b/>
-          <w:bCs/>
-          <w:sz w:val="24"/>
-        </w:rPr>
-      </w:pPr>
-    </w:p>
-    <w:p>
-      <w:pPr>
-        <w:rPr>
-          <w:rFonts w:hint="eastAsia"/>
-          <w:b/>
-          <w:bCs/>
-          <w:sz w:val="24"/>
-        </w:rPr>
-      </w:pPr>
       <w:r>
         <w:rPr>
           <w:rFonts w:hint="eastAsia"/>
@@ -221,7 +208,7 @@
           <w:bCs/>
           <w:sz w:val="24"/>
         </w:rPr>
-        <w:t>EEPROM 数据持久化（硬件扩充）：引入板载 AT24CXX 系列 EEPROM 芯片，开发断电记忆功能。将云端下发的“自定义设备名称”与“动态计费费率”写入非易失性存储器，确保设备重启或断电恢复后关键参数不丢失，脱机状态下亦可完成初始化。</w:t>
+        <w:t>用户操作： 用户可通过触摸屏实现刷卡登录验证 、查看账户余额、主动发起开机/关机指令 、查询本次使用时长和预估费用。</w:t>
       </w:r>
     </w:p>
     <w:p>
@@ -233,26 +220,6 @@
           <w:sz w:val="24"/>
         </w:rPr>
       </w:pPr>
-    </w:p>
-    <w:p>
-      <w:pPr>
-        <w:rPr>
-          <w:rFonts w:hint="eastAsia"/>
-          <w:b/>
-          <w:bCs/>
-          <w:sz w:val="24"/>
-        </w:rPr>
-      </w:pPr>
-    </w:p>
-    <w:p>
-      <w:pPr>
-        <w:rPr>
-          <w:rFonts w:hint="eastAsia"/>
-          <w:b/>
-          <w:bCs/>
-          <w:sz w:val="24"/>
-        </w:rPr>
-      </w:pPr>
       <w:r>
         <w:rPr>
           <w:rFonts w:hint="eastAsia"/>
@@ -260,7 +227,7 @@
           <w:bCs/>
           <w:sz w:val="24"/>
         </w:rPr>
-        <w:t>基于 MFRC522 的深度身份鉴权：突破常规的物理卡号(UID)浅层读取，开发了标准加密扇区读写驱动（含验证密码、选卡、防冲突及密文模式重置机制），定向读取IC卡内写入的身份证信息，实现硬核实名认证。</w:t>
+        <w:t>状态显示： 界面需实时显示网络连接状态（Wi-Fi信号）和设备当前工作状态。</w:t>
       </w:r>
     </w:p>
     <w:p>
@@ -272,16 +239,6 @@
           <w:sz w:val="24"/>
         </w:rPr>
       </w:pPr>
-    </w:p>
-    <w:p>
-      <w:pPr>
-        <w:rPr>
-          <w:rFonts w:hint="eastAsia"/>
-          <w:b/>
-          <w:bCs/>
-          <w:sz w:val="24"/>
-        </w:rPr>
-      </w:pPr>
       <w:r>
         <w:rPr>
           <w:rFonts w:hint="eastAsia"/>
@@ -289,7 +246,7 @@
           <w:bCs/>
           <w:sz w:val="24"/>
         </w:rPr>
-        <w:t>三、 极简原生 GUI 设计与纯硬件字库渲染</w:t>
+        <w:t>核心业务逻辑实现：</w:t>
       </w:r>
     </w:p>
     <w:p>
@@ -301,16 +258,6 @@
           <w:sz w:val="24"/>
         </w:rPr>
       </w:pPr>
-    </w:p>
-    <w:p>
-      <w:pPr>
-        <w:rPr>
-          <w:rFonts w:hint="eastAsia"/>
-          <w:b/>
-          <w:bCs/>
-          <w:sz w:val="24"/>
-        </w:rPr>
-      </w:pPr>
       <w:r>
         <w:rPr>
           <w:rFonts w:hint="eastAsia"/>
@@ -318,7 +265,7 @@
           <w:bCs/>
           <w:sz w:val="24"/>
         </w:rPr>
-        <w:t>炫酷开机动画与 UI 引擎重构：摒弃臃肿的第三方图形库，基于底层的点阵刷屏技术重构了“现代扁平化 (Flat Design)”UI 系统。设计了具有工业科技感的纯黑背景与高平滑度蓝色进度条的开机动画（Boot Splash），实时显示加载进度与设备物理ID。</w:t>
+        <w:t>状态机管理： 设计并实现一套严密的本地用户状态机（如：空闲 -&gt; 验证中 -&gt; 已登录/使用中 -&gt; 待结算）。</w:t>
       </w:r>
     </w:p>
     <w:p>
@@ -330,26 +277,6 @@
           <w:sz w:val="24"/>
         </w:rPr>
       </w:pPr>
-    </w:p>
-    <w:p>
-      <w:pPr>
-        <w:rPr>
-          <w:rFonts w:hint="eastAsia"/>
-          <w:b/>
-          <w:bCs/>
-          <w:sz w:val="24"/>
-        </w:rPr>
-      </w:pPr>
-    </w:p>
-    <w:p>
-      <w:pPr>
-        <w:rPr>
-          <w:rFonts w:hint="eastAsia"/>
-          <w:b/>
-          <w:bCs/>
-          <w:sz w:val="24"/>
-        </w:rPr>
-      </w:pPr>
       <w:r>
         <w:rPr>
           <w:rFonts w:hint="eastAsia"/>
@@ -357,7 +284,45 @@
           <w:bCs/>
           <w:sz w:val="24"/>
         </w:rPr>
-        <w:t>W25QXX 纯硬件中文字库渲染：利用外挂 SPI Flash (W25QXX) 存储完整的字库数据，彻底解决单片机内存(RAM)有限导致的中文乱码与死机溢出问题。实现无延迟、抗锯齿的中文界面渲染。</w:t>
+        <w:t>异常处理： 包含完整的异常逻辑判断。例如：处理“无效卡”或“余额不足”的提示；处理“座位被占用”（</w:t>
+      </w:r>
+      <w:r>
+        <w:rPr>
+          <w:rFonts w:hint="eastAsia"/>
+          <w:b/>
+          <w:bCs/>
+          <w:sz w:val="24"/>
+          <w:lang w:val="en-US" w:eastAsia="zh-CN"/>
+        </w:rPr>
+        <w:t>红外传感器</w:t>
+      </w:r>
+      <w:r>
+        <w:rPr>
+          <w:rFonts w:hint="eastAsia"/>
+          <w:b/>
+          <w:bCs/>
+          <w:sz w:val="24"/>
+        </w:rPr>
+        <w:t>触发）但“未刷卡”的本地提醒（如屏幕闪烁提示刷卡）；处理用户“人离开”（</w:t>
+      </w:r>
+      <w:r>
+        <w:rPr>
+          <w:rFonts w:hint="eastAsia"/>
+          <w:b/>
+          <w:bCs/>
+          <w:sz w:val="24"/>
+          <w:lang w:val="en-US" w:eastAsia="zh-CN"/>
+        </w:rPr>
+        <w:t>红外传感器</w:t>
+      </w:r>
+      <w:r>
+        <w:rPr>
+          <w:rFonts w:hint="eastAsia"/>
+          <w:b/>
+          <w:bCs/>
+          <w:sz w:val="24"/>
+        </w:rPr>
+        <w:t>未触发）但“未关机”的超时自动关机逻辑。</w:t>
       </w:r>
     </w:p>
     <w:p>
@@ -369,26 +334,6 @@
           <w:sz w:val="24"/>
         </w:rPr>
       </w:pPr>
-    </w:p>
-    <w:p>
-      <w:pPr>
-        <w:rPr>
-          <w:rFonts w:hint="eastAsia"/>
-          <w:b/>
-          <w:bCs/>
-          <w:sz w:val="24"/>
-        </w:rPr>
-      </w:pPr>
-    </w:p>
-    <w:p>
-      <w:pPr>
-        <w:rPr>
-          <w:rFonts w:hint="eastAsia"/>
-          <w:b/>
-          <w:bCs/>
-          <w:sz w:val="24"/>
-        </w:rPr>
-      </w:pPr>
       <w:r>
         <w:rPr>
           <w:rFonts w:hint="eastAsia"/>
@@ -396,7 +341,7 @@
           <w:bCs/>
           <w:sz w:val="24"/>
         </w:rPr>
-        <w:t>高精度交互与异步弹窗：利用 3.5寸 TFT LCD 触摸屏开发本地控制界面。突破整型限制，实现精确到秒的上机时长与精确到分（0.01元）的实时动态计费显示。并设计了带独立底色的防遮挡悬浮预警弹窗机制（用于未绑定提示、违规占座、烟雾报警等）。</w:t>
+        <w:t>设备控制： 通过继电器模块精确控制电脑电源的启停 。</w:t>
       </w:r>
     </w:p>
     <w:p>
@@ -408,16 +353,6 @@
           <w:sz w:val="24"/>
         </w:rPr>
       </w:pPr>
-    </w:p>
-    <w:p>
-      <w:pPr>
-        <w:rPr>
-          <w:rFonts w:hint="eastAsia"/>
-          <w:b/>
-          <w:bCs/>
-          <w:sz w:val="24"/>
-        </w:rPr>
-      </w:pPr>
       <w:r>
         <w:rPr>
           <w:rFonts w:hint="eastAsia"/>
@@ -425,7 +360,7 @@
           <w:bCs/>
           <w:sz w:val="24"/>
         </w:rPr>
-        <w:t>四、 云端通信与高鲁棒性业务算法研发</w:t>
+        <w:t>安全监控与报警： 实时循环采集MQ-2烟雾传感器数据 。当检测到烟雾浓度超过预设安全阈值时，立即触发本地声光报警（如驱动蜂鸣器），并在LCD屏幕显示告警信息，同时将报警信息作为高优先级数据包上传至后台服务器。</w:t>
       </w:r>
     </w:p>
     <w:p>
@@ -437,16 +372,6 @@
           <w:sz w:val="24"/>
         </w:rPr>
       </w:pPr>
-    </w:p>
-    <w:p>
-      <w:pPr>
-        <w:rPr>
-          <w:rFonts w:hint="eastAsia"/>
-          <w:b/>
-          <w:bCs/>
-          <w:sz w:val="24"/>
-        </w:rPr>
-      </w:pPr>
       <w:r>
         <w:rPr>
           <w:rFonts w:hint="eastAsia"/>
@@ -454,7 +379,7 @@
           <w:bCs/>
           <w:sz w:val="24"/>
         </w:rPr>
-        <w:t>容错通信与设备心跳同步：基于 MQTT 协议建立云端与单片机的全双工通信，设计心跳包机制（间隔1秒上报），实时同步多维状态（在线、有人/无人、烟雾浓度、计费金额）。</w:t>
+        <w:t>网络通信与数据管理：</w:t>
       </w:r>
     </w:p>
     <w:p>
@@ -466,26 +391,6 @@
           <w:sz w:val="24"/>
         </w:rPr>
       </w:pPr>
-    </w:p>
-    <w:p>
-      <w:pPr>
-        <w:rPr>
-          <w:rFonts w:hint="eastAsia"/>
-          <w:b/>
-          <w:bCs/>
-          <w:sz w:val="24"/>
-        </w:rPr>
-      </w:pPr>
-    </w:p>
-    <w:p>
-      <w:pPr>
-        <w:rPr>
-          <w:rFonts w:hint="eastAsia"/>
-          <w:b/>
-          <w:bCs/>
-          <w:sz w:val="24"/>
-        </w:rPr>
-      </w:pPr>
       <w:r>
         <w:rPr>
           <w:rFonts w:hint="eastAsia"/>
@@ -493,7 +398,7 @@
           <w:bCs/>
           <w:sz w:val="24"/>
         </w:rPr>
-        <w:t>防盗刷动态限时绑定机制：针对未注册的新IC卡，系统在终端直接拦截，并在屏幕生成专属限时绑定码；配合蜂鸣器警报，引导用户至微信/Web端完成实名映射，杜绝“一卡多绑”漏洞。</w:t>
+        <w:t>实时通信： 实现与后台服务器的稳定通信。定时上报“心跳包”（表明终端在线）、实时上报座位状态（有人/无人）、用户刷卡/开关机事件和传感器数据 。</w:t>
       </w:r>
     </w:p>
     <w:p>
@@ -505,26 +410,6 @@
           <w:sz w:val="24"/>
         </w:rPr>
       </w:pPr>
-    </w:p>
-    <w:p>
-      <w:pPr>
-        <w:rPr>
-          <w:rFonts w:hint="eastAsia"/>
-          <w:b/>
-          <w:bCs/>
-          <w:sz w:val="24"/>
-        </w:rPr>
-      </w:pPr>
-    </w:p>
-    <w:p>
-      <w:pPr>
-        <w:rPr>
-          <w:rFonts w:hint="eastAsia"/>
-          <w:b/>
-          <w:bCs/>
-          <w:sz w:val="24"/>
-        </w:rPr>
-      </w:pPr>
       <w:r>
         <w:rPr>
           <w:rFonts w:hint="eastAsia"/>
@@ -532,7 +417,7 @@
           <w:bCs/>
           <w:sz w:val="24"/>
         </w:rPr>
-        <w:t>智能化安防与自动下机策略：</w:t>
+        <w:t>指令接收： 接收并解析后台下发的远程控制指令（如强制关机、锁定终端、显示消息等） 。</w:t>
       </w:r>
     </w:p>
     <w:p>
@@ -542,26 +427,7 @@
           <w:b/>
           <w:bCs/>
           <w:sz w:val="24"/>
-        </w:rPr>
-      </w:pPr>
-    </w:p>
-    <w:p>
-      <w:pPr>
-        <w:rPr>
-          <w:rFonts w:hint="eastAsia"/>
-          <w:b/>
-          <w:bCs/>
-          <w:sz w:val="24"/>
-        </w:rPr>
-      </w:pPr>
-    </w:p>
-    <w:p>
-      <w:pPr>
-        <w:rPr>
-          <w:rFonts w:hint="eastAsia"/>
-          <w:b/>
-          <w:bCs/>
-          <w:sz w:val="24"/>
+          <w:lang w:val="en-US" w:eastAsia="zh-CN"/>
         </w:rPr>
       </w:pPr>
       <w:r>
@@ -570,8 +436,9 @@
           <w:b/>
           <w:bCs/>
           <w:sz w:val="24"/>
-        </w:rPr>
-        <w:t>违规占座报警：雷达检测到有人但超3秒未刷卡，触发本地蜂鸣器急促报警并上报云端后台。</w:t>
+          <w:lang w:val="en-US" w:eastAsia="zh-CN"/>
+        </w:rPr>
+        <w:t>后台管理平台开发： 后台管理系统基于网页与云服务器架构设计，为管理员提供一个功能全面的Web管理界面 。</w:t>
       </w:r>
     </w:p>
     <w:p>
@@ -581,26 +448,7 @@
           <w:b/>
           <w:bCs/>
           <w:sz w:val="24"/>
-        </w:rPr>
-      </w:pPr>
-    </w:p>
-    <w:p>
-      <w:pPr>
-        <w:rPr>
-          <w:rFonts w:hint="eastAsia"/>
-          <w:b/>
-          <w:bCs/>
-          <w:sz w:val="24"/>
-        </w:rPr>
-      </w:pPr>
-    </w:p>
-    <w:p>
-      <w:pPr>
-        <w:rPr>
-          <w:rFonts w:hint="eastAsia"/>
-          <w:b/>
-          <w:bCs/>
-          <w:sz w:val="24"/>
+          <w:lang w:val="en-US" w:eastAsia="zh-CN"/>
         </w:rPr>
       </w:pPr>
       <w:r>
@@ -609,8 +457,9 @@
           <w:b/>
           <w:bCs/>
           <w:sz w:val="24"/>
-        </w:rPr>
-        <w:t>人走自动下机：刷卡计费状态下，若雷达检测到座位长时间（如15分钟）无人，终端主动向云端发起强制结算指令，防止用户忘下机导致余额耗尽。</w:t>
+          <w:lang w:val="en-US" w:eastAsia="zh-CN"/>
+        </w:rPr>
+        <w:t>实时状态监控（总览）：</w:t>
       </w:r>
     </w:p>
     <w:p>
@@ -620,26 +469,7 @@
           <w:b/>
           <w:bCs/>
           <w:sz w:val="24"/>
-        </w:rPr>
-      </w:pPr>
-    </w:p>
-    <w:p>
-      <w:pPr>
-        <w:rPr>
-          <w:rFonts w:hint="eastAsia"/>
-          <w:b/>
-          <w:bCs/>
-          <w:sz w:val="24"/>
-        </w:rPr>
-      </w:pPr>
-    </w:p>
-    <w:p>
-      <w:pPr>
-        <w:rPr>
-          <w:rFonts w:hint="eastAsia"/>
-          <w:b/>
-          <w:bCs/>
-          <w:sz w:val="24"/>
+          <w:lang w:val="en-US" w:eastAsia="zh-CN"/>
         </w:rPr>
       </w:pPr>
       <w:r>
@@ -648,8 +478,9 @@
           <w:b/>
           <w:bCs/>
           <w:sz w:val="24"/>
-        </w:rPr>
-        <w:t>防超扣安全结算与动态打折：以云端时间戳为绝对准则，双向比对。根据用户历史充值金额自动划分会员等级，刷卡时服务器实时计算专属折扣费率并下发给单片机，实现“千人千价”。</w:t>
+          <w:lang w:val="en-US" w:eastAsia="zh-CN"/>
+        </w:rPr>
+        <w:t>可视化布局： 以网吧实际座位布局图的形式，实时展示所有座位的运行状态（如：空闲、使用中、离线、告警），并用不同颜色区分 。</w:t>
       </w:r>
     </w:p>
     <w:p>
@@ -659,16 +490,7 @@
           <w:b/>
           <w:bCs/>
           <w:sz w:val="24"/>
-        </w:rPr>
-      </w:pPr>
-    </w:p>
-    <w:p>
-      <w:pPr>
-        <w:rPr>
-          <w:rFonts w:hint="eastAsia"/>
-          <w:b/>
-          <w:bCs/>
-          <w:sz w:val="24"/>
+          <w:lang w:val="en-US" w:eastAsia="zh-CN"/>
         </w:rPr>
       </w:pPr>
       <w:r>
@@ -677,8 +499,9 @@
           <w:b/>
           <w:bCs/>
           <w:sz w:val="24"/>
-        </w:rPr>
-        <w:t>五、 前后端分离的 Web 服务双门户体系</w:t>
+          <w:lang w:val="en-US" w:eastAsia="zh-CN"/>
+        </w:rPr>
+        <w:t>设备健康巡检： 通过监控终端心跳包，后台能自动识别并列表显示“离线”或“失联”的STM32终端，便于维护。</w:t>
       </w:r>
     </w:p>
     <w:p>
@@ -688,16 +511,7 @@
           <w:b/>
           <w:bCs/>
           <w:sz w:val="24"/>
-        </w:rPr>
-      </w:pPr>
-    </w:p>
-    <w:p>
-      <w:pPr>
-        <w:rPr>
-          <w:rFonts w:hint="eastAsia"/>
-          <w:b/>
-          <w:bCs/>
-          <w:sz w:val="24"/>
+          <w:lang w:val="en-US" w:eastAsia="zh-CN"/>
         </w:rPr>
       </w:pPr>
       <w:r>
@@ -706,8 +520,9 @@
           <w:b/>
           <w:bCs/>
           <w:sz w:val="24"/>
-        </w:rPr>
-        <w:t>用户自助服务门户 (User Portal)：开发响应式Web端，集成防刷算术验证码与密保问题找回密码功能。提供用户实名自助绑卡、模拟充值、会员特权查看模块。利用 SQL 联合查询技术，生成包含“精准上下机时段、设备名、耗时、扣费金额”的详尽历史账单。</w:t>
+          <w:lang w:val="en-US" w:eastAsia="zh-CN"/>
+        </w:rPr>
+        <w:t>用户与计费管理：</w:t>
       </w:r>
     </w:p>
     <w:p>
@@ -717,26 +532,7 @@
           <w:b/>
           <w:bCs/>
           <w:sz w:val="24"/>
-        </w:rPr>
-      </w:pPr>
-    </w:p>
-    <w:p>
-      <w:pPr>
-        <w:rPr>
-          <w:rFonts w:hint="eastAsia"/>
-          <w:b/>
-          <w:bCs/>
-          <w:sz w:val="24"/>
-        </w:rPr>
-      </w:pPr>
-    </w:p>
-    <w:p>
-      <w:pPr>
-        <w:rPr>
-          <w:rFonts w:hint="eastAsia"/>
-          <w:b/>
-          <w:bCs/>
-          <w:sz w:val="24"/>
+          <w:lang w:val="en-US" w:eastAsia="zh-CN"/>
         </w:rPr>
       </w:pPr>
       <w:r>
@@ -745,8 +541,9 @@
           <w:b/>
           <w:bCs/>
           <w:sz w:val="24"/>
-        </w:rPr>
-        <w:t>管理员控制台 (Admin Dashboard)：</w:t>
+          <w:lang w:val="en-US" w:eastAsia="zh-CN"/>
+        </w:rPr>
+        <w:t>账户管理： 实现完整的用户账户管理，包括账户的“增、删、改、查”。</w:t>
       </w:r>
     </w:p>
     <w:p>
@@ -756,26 +553,7 @@
           <w:b/>
           <w:bCs/>
           <w:sz w:val="24"/>
-        </w:rPr>
-      </w:pPr>
-    </w:p>
-    <w:p>
-      <w:pPr>
-        <w:rPr>
-          <w:rFonts w:hint="eastAsia"/>
-          <w:b/>
-          <w:bCs/>
-          <w:sz w:val="24"/>
-        </w:rPr>
-      </w:pPr>
-    </w:p>
-    <w:p>
-      <w:pPr>
-        <w:rPr>
-          <w:rFonts w:hint="eastAsia"/>
-          <w:b/>
-          <w:bCs/>
-          <w:sz w:val="24"/>
+          <w:lang w:val="en-US" w:eastAsia="zh-CN"/>
         </w:rPr>
       </w:pPr>
       <w:r>
@@ -784,8 +562,9 @@
           <w:b/>
           <w:bCs/>
           <w:sz w:val="24"/>
-        </w:rPr>
-        <w:t>可视化大屏监控与报表：实时查看全场机位状态、烟雾浓度与当前用户流。系统自动生成每日营收图表与 24 小时上座率分析统计图。</w:t>
+          <w:lang w:val="en-US" w:eastAsia="zh-CN"/>
+        </w:rPr>
+        <w:t>账单与充值： 管理员可进行“手动充值”、查询特定用户的“消费记录”和“充值记录”。系统根据终端上传的用时数据，自动生成计费账单并完成结算扣费。</w:t>
       </w:r>
     </w:p>
     <w:p>
@@ -795,26 +574,7 @@
           <w:b/>
           <w:bCs/>
           <w:sz w:val="24"/>
-        </w:rPr>
-      </w:pPr>
-    </w:p>
-    <w:p>
-      <w:pPr>
-        <w:rPr>
-          <w:rFonts w:hint="eastAsia"/>
-          <w:b/>
-          <w:bCs/>
-          <w:sz w:val="24"/>
-        </w:rPr>
-      </w:pPr>
-    </w:p>
-    <w:p>
-      <w:pPr>
-        <w:rPr>
-          <w:rFonts w:hint="eastAsia"/>
-          <w:b/>
-          <w:bCs/>
-          <w:sz w:val="24"/>
+          <w:lang w:val="en-US" w:eastAsia="zh-CN"/>
         </w:rPr>
       </w:pPr>
       <w:r>
@@ -823,8 +583,9 @@
           <w:b/>
           <w:bCs/>
           <w:sz w:val="24"/>
-        </w:rPr>
-        <w:t>设备热更新与全局广播：支持管理员在网页端修改设备名称，通过特殊的 SYS_RENAME: 指令通道，实现 STM32 终端左上角设备名的“零延迟热更新”并自动存入 EEPROM；支持向全场或指定单机发送 MQTT 文字广播提示框。</w:t>
+          <w:lang w:val="en-US" w:eastAsia="zh-CN"/>
+        </w:rPr>
+        <w:t>远程控制与调度：</w:t>
       </w:r>
     </w:p>
     <w:p>
@@ -834,26 +595,7 @@
           <w:b/>
           <w:bCs/>
           <w:sz w:val="24"/>
-        </w:rPr>
-      </w:pPr>
-    </w:p>
-    <w:p>
-      <w:pPr>
-        <w:rPr>
-          <w:rFonts w:hint="eastAsia"/>
-          <w:b/>
-          <w:bCs/>
-          <w:sz w:val="24"/>
-        </w:rPr>
-      </w:pPr>
-    </w:p>
-    <w:p>
-      <w:pPr>
-        <w:rPr>
-          <w:rFonts w:hint="eastAsia"/>
-          <w:b/>
-          <w:bCs/>
-          <w:sz w:val="24"/>
+          <w:lang w:val="en-US" w:eastAsia="zh-CN"/>
         </w:rPr>
       </w:pPr>
       <w:r>
@@ -862,8 +604,9 @@
           <w:b/>
           <w:bCs/>
           <w:sz w:val="24"/>
-        </w:rPr>
-        <w:t>日志查询与安全审计：提供详细的日志追溯功能，包含用户上下机行为日志与烟雾违规占座报警日志。</w:t>
+          <w:lang w:val="en-US" w:eastAsia="zh-CN"/>
+        </w:rPr>
+        <w:t>精细化控制： 管理员可远程向“指定座位”发送控制指令，如“远程开机”、“强制关机”（用于处理死机等情况）、“锁定座位”（用于清洁或维修） 。</w:t>
       </w:r>
     </w:p>
     <w:p>
@@ -873,16 +616,7 @@
           <w:b/>
           <w:bCs/>
           <w:sz w:val="24"/>
-        </w:rPr>
-      </w:pPr>
-    </w:p>
-    <w:p>
-      <w:pPr>
-        <w:rPr>
-          <w:rFonts w:hint="eastAsia"/>
-          <w:b/>
-          <w:bCs/>
-          <w:sz w:val="24"/>
+          <w:lang w:val="en-US" w:eastAsia="zh-CN"/>
         </w:rPr>
       </w:pPr>
       <w:r>
@@ -891,8 +625,9 @@
           <w:b/>
           <w:bCs/>
           <w:sz w:val="24"/>
-        </w:rPr>
-        <w:t>六、 系统集成测试与优化</w:t>
+          <w:lang w:val="en-US" w:eastAsia="zh-CN"/>
+        </w:rPr>
+        <w:t>终端维护： 可远程“重启STM32终端”，用于终端的远程复位。</w:t>
       </w:r>
     </w:p>
     <w:p>
@@ -902,6 +637,7 @@
           <w:b/>
           <w:bCs/>
           <w:sz w:val="24"/>
+          <w:lang w:val="en-US" w:eastAsia="zh-CN"/>
         </w:rPr>
       </w:pPr>
       <w:r>
@@ -910,8 +646,102 @@
           <w:b/>
           <w:bCs/>
           <w:sz w:val="24"/>
-        </w:rPr>
-        <w:t>将硬件感知平台、嵌入式交互软件与 Web 监控端进行联合调试，解决接口匹配、信号电磁干扰、网络丢包等问题。对系统进行完整的业务逻辑测试、高并发压力测试及异常掉电测试，并根据结果对软硬件进行协同优化。</w:t>
+          <w:lang w:val="en-US" w:eastAsia="zh-CN"/>
+        </w:rPr>
+        <w:t>消息广播： 具备向“全部终端”或“指定终端”的LCD屏幕发送短消息的功能（例如：“网吧即将关闭，请及时下</w:t>
+      </w:r>
+      <w:bookmarkStart w:id="0" w:name="_GoBack"/>
+      <w:bookmarkEnd w:id="0"/>
+      <w:r>
+        <w:rPr>
+          <w:rFonts w:hint="eastAsia"/>
+          <w:b/>
+          <w:bCs/>
+          <w:sz w:val="24"/>
+          <w:lang w:val="en-US" w:eastAsia="zh-CN"/>
+        </w:rPr>
+        <w:t>机”）。</w:t>
+      </w:r>
+    </w:p>
+    <w:p>
+      <w:pPr>
+        <w:rPr>
+          <w:rFonts w:hint="eastAsia"/>
+          <w:b/>
+          <w:bCs/>
+          <w:sz w:val="24"/>
+          <w:lang w:val="en-US" w:eastAsia="zh-CN"/>
+        </w:rPr>
+      </w:pPr>
+      <w:r>
+        <w:rPr>
+          <w:rFonts w:hint="eastAsia"/>
+          <w:b/>
+          <w:bCs/>
+          <w:sz w:val="24"/>
+          <w:lang w:val="en-US" w:eastAsia="zh-CN"/>
+        </w:rPr>
+        <w:t>数据统计与日志：</w:t>
+      </w:r>
+    </w:p>
+    <w:p>
+      <w:pPr>
+        <w:rPr>
+          <w:rFonts w:hint="eastAsia"/>
+          <w:b/>
+          <w:bCs/>
+          <w:sz w:val="24"/>
+          <w:lang w:val="en-US" w:eastAsia="zh-CN"/>
+        </w:rPr>
+      </w:pPr>
+      <w:r>
+        <w:rPr>
+          <w:rFonts w:hint="eastAsia"/>
+          <w:b/>
+          <w:bCs/>
+          <w:sz w:val="24"/>
+          <w:lang w:val="en-US" w:eastAsia="zh-CN"/>
+        </w:rPr>
+        <w:t>基础运营报表： 系统自动生成并可查询“每日/每周/每月”的收入报表、上座率统计图（用于分析高峰时段）。</w:t>
+      </w:r>
+    </w:p>
+    <w:p>
+      <w:pPr>
+        <w:rPr>
+          <w:rFonts w:hint="eastAsia"/>
+          <w:b/>
+          <w:bCs/>
+          <w:sz w:val="24"/>
+        </w:rPr>
+      </w:pPr>
+      <w:r>
+        <w:rPr>
+          <w:rFonts w:hint="eastAsia"/>
+          <w:b/>
+          <w:bCs/>
+          <w:sz w:val="24"/>
+          <w:lang w:val="en-US" w:eastAsia="zh-CN"/>
+        </w:rPr>
+        <w:t>日志查询： 提供详细的日志查询功能，包括“用户上下机日志”、“安全报警日志”（如烟雾告警历史记录），便于事后追溯和管理 。</w:t>
+      </w:r>
+    </w:p>
+    <w:p>
+      <w:pPr>
+        <w:rPr>
+          <w:rFonts w:hint="eastAsia"/>
+          <w:b/>
+          <w:bCs/>
+          <w:sz w:val="24"/>
+        </w:rPr>
+      </w:pPr>
+      <w:r>
+        <w:rPr>
+          <w:rFonts w:hint="eastAsia"/>
+          <w:b/>
+          <w:bCs/>
+          <w:sz w:val="24"/>
+        </w:rPr>
+        <w:t>系统集成测试与优化：将硬件平台、嵌入式软件与上位机平台进行联合调试，解决接口匹配、信号干扰、通信丢包等问题。对系统进行功能、性能及稳定性测试，并根据测试结果对软硬件进行协同优化。</w:t>
       </w:r>
     </w:p>
     <w:p>
@@ -959,7 +789,7 @@
           <w:bCs/>
           <w:sz w:val="24"/>
         </w:rPr>
-        <w:t>研究重点：多模块协同控制的系统稳定性：确保身份识别、人体感应、EEPROM 数据存储、SPI 硬件字库读取与 MQTT 网络收发等多个模块在并发工作时能够稳定协同运行，避免 IIC/SPI 总线冲突与死锁。</w:t>
+        <w:t>研究难点：</w:t>
       </w:r>
     </w:p>
     <w:p>
@@ -971,6 +801,53 @@
           <w:sz w:val="24"/>
         </w:rPr>
       </w:pPr>
+      <w:r>
+        <w:rPr>
+          <w:rFonts w:hint="eastAsia"/>
+          <w:b/>
+          <w:bCs/>
+          <w:sz w:val="24"/>
+        </w:rPr>
+        <w:t>硬件层面的信号完整性与抗干扰：继电器等大功率器件动作时可能对微弱的传感器信号（如RC522）造成电磁干扰，需要在电路设计阶段采取有效的隔离与滤波措施。</w:t>
+      </w:r>
+    </w:p>
+    <w:p>
+      <w:pPr>
+        <w:rPr>
+          <w:rFonts w:hint="eastAsia"/>
+          <w:b/>
+          <w:bCs/>
+          <w:sz w:val="24"/>
+        </w:rPr>
+      </w:pPr>
+      <w:r>
+        <w:rPr>
+          <w:rFonts w:hint="eastAsia"/>
+          <w:b/>
+          <w:bCs/>
+          <w:sz w:val="24"/>
+        </w:rPr>
+        <w:t>多事件实时响应与处理：系统需同时响应触摸屏操作、传感器状态变化、网络数据包等多个异步事件，如何合理调度CPU资源，保证关键事件（如火灾报警）的即时响应是一个挑战。</w:t>
+      </w:r>
+    </w:p>
+    <w:p>
+      <w:pPr>
+        <w:rPr>
+          <w:rFonts w:hint="eastAsia"/>
+          <w:b/>
+          <w:bCs/>
+          <w:sz w:val="24"/>
+        </w:rPr>
+      </w:pPr>
+      <w:r>
+        <w:rPr>
+          <w:rFonts w:hint="eastAsia"/>
+          <w:b/>
+          <w:bCs/>
+          <w:sz w:val="24"/>
+        </w:rPr>
+        <w:t>触摸屏GUI的流畅性与用户体验：在MCU资源有限的前提下，设计和实现一个响应迅速、逻辑清晰、用户友好的图形界面具有一定难度。</w:t>
+      </w:r>
     </w:p>
     <w:p>
       <w:pPr>
@@ -991,74 +868,14 @@
           <w:sz w:val="24"/>
         </w:rPr>
       </w:pPr>
-      <w:r>
-        <w:rPr>
-          <w:rFonts w:hint="eastAsia"/>
-          <w:b/>
-          <w:bCs/>
-          <w:sz w:val="24"/>
-        </w:rPr>
-        <w:t>研究难点1：原生 GUI 绘制中的闪屏与环境耦合控制：在不依赖双缓冲内存（因单片机RAM受限）的情况下，如何通过优化区域填充算法（LCD_Fill 结合画笔背景色动态切换），解决传感器数据高频刷新时造成的屏幕局部闪烁与文字背景重叠白边问题。</w:t>
-      </w:r>
     </w:p>
     <w:p>
       <w:pPr>
         <w:rPr>
           <w:rFonts w:hint="eastAsia"/>
-          <w:b/>
-          <w:bCs/>
-          <w:sz w:val="24"/>
+          <w:lang w:val="en-US" w:eastAsia="zh-CN"/>
         </w:rPr>
       </w:pPr>
-    </w:p>
-    <w:p>
-      <w:pPr>
-        <w:rPr>
-          <w:rFonts w:hint="eastAsia"/>
-          <w:b/>
-          <w:bCs/>
-          <w:sz w:val="24"/>
-        </w:rPr>
-      </w:pPr>
-    </w:p>
-    <w:p>
-      <w:pPr>
-        <w:rPr>
-          <w:rFonts w:hint="eastAsia"/>
-          <w:b/>
-          <w:bCs/>
-          <w:sz w:val="24"/>
-        </w:rPr>
-      </w:pPr>
-      <w:r>
-        <w:rPr>
-          <w:rFonts w:hint="eastAsia"/>
-          <w:b/>
-          <w:bCs/>
-          <w:sz w:val="24"/>
-        </w:rPr>
-        <w:t>研究难点2：多异步事件的并发调度机制：系统需在 1 秒的软定时周期任务中，完美协调 TFT 触控扫描、ADC 烟雾采集、毫米波雷达判定、RFID 扇区密码验证及云端异步消息拦截。如何合理分配单片机的 CPU 时间片而不造成主循环阻塞，是极具挑战的底层系统工程难点。</w:t>
-      </w:r>
-    </w:p>
-    <w:p>
-      <w:pPr>
-        <w:rPr>
-          <w:rFonts w:hint="eastAsia"/>
-          <w:b/>
-          <w:bCs/>
-          <w:sz w:val="24"/>
-        </w:rPr>
-      </w:pPr>
-    </w:p>
-    <w:p>
-      <w:pPr>
-        <w:rPr>
-          <w:rFonts w:hint="eastAsia"/>
-          <w:lang w:val="en-US" w:eastAsia="zh-CN"/>
-        </w:rPr>
-      </w:pPr>
-      <w:bookmarkStart w:id="0" w:name="_GoBack"/>
-      <w:bookmarkEnd w:id="0"/>
     </w:p>
     <w:p>
       <w:pPr>
@@ -1107,7 +924,6 @@
             <w:insideH w:val="none" w:color="auto" w:sz="0" w:space="0"/>
             <w:insideV w:val="none" w:color="auto" w:sz="0" w:space="0"/>
           </w:tblBorders>
-          <w:shd w:val="clear" w:color="auto" w:fill="auto"/>
           <w:tblCellMar>
             <w:top w:w="0" w:type="dxa"/>
             <w:left w:w="0" w:type="dxa"/>
@@ -1304,6 +1120,426 @@
                 <w:lang w:val="en-US" w:eastAsia="zh-CN" w:bidi="ar"/>
               </w:rPr>
               <w:t>来源文件</w:t>
+            </w:r>
+          </w:p>
+        </w:tc>
+      </w:tr>
+      <w:tr>
+        <w:tblPrEx>
+          <w:tblBorders>
+            <w:top w:val="none" w:color="1F1F1F" w:sz="0" w:space="0"/>
+            <w:left w:val="none" w:color="1F1F1F" w:sz="0" w:space="0"/>
+            <w:bottom w:val="none" w:color="1F1F1F" w:sz="0" w:space="0"/>
+            <w:right w:val="none" w:color="1F1F1F" w:sz="0" w:space="0"/>
+            <w:insideH w:val="none" w:color="auto" w:sz="0" w:space="0"/>
+            <w:insideV w:val="none" w:color="auto" w:sz="0" w:space="0"/>
+          </w:tblBorders>
+          <w:tblCellMar>
+            <w:top w:w="0" w:type="dxa"/>
+            <w:left w:w="0" w:type="dxa"/>
+            <w:bottom w:w="0" w:type="dxa"/>
+            <w:right w:w="0" w:type="dxa"/>
+          </w:tblCellMar>
+        </w:tblPrEx>
+        <w:trPr>
+          <w:tblCellSpacing w:w="15" w:type="dxa"/>
+        </w:trPr>
+        <w:tc>
+          <w:tcPr>
+            <w:tcW w:w="0" w:type="auto"/>
+            <w:tcBorders>
+              <w:top w:val="single" w:color="auto" w:sz="4" w:space="0"/>
+              <w:left w:val="single" w:color="auto" w:sz="4" w:space="0"/>
+              <w:bottom w:val="single" w:color="auto" w:sz="4" w:space="0"/>
+              <w:right w:val="single" w:color="auto" w:sz="4" w:space="0"/>
+            </w:tcBorders>
+            <w:shd w:val="clear" w:color="auto" w:fill="auto"/>
+            <w:tcMar>
+              <w:top w:w="80" w:type="dxa"/>
+              <w:left w:w="120" w:type="dxa"/>
+              <w:bottom w:w="80" w:type="dxa"/>
+              <w:right w:w="120" w:type="dxa"/>
+            </w:tcMar>
+            <w:vAlign w:val="center"/>
+          </w:tcPr>
+          <w:p>
+            <w:pPr>
+              <w:keepNext w:val="0"/>
+              <w:keepLines w:val="0"/>
+              <w:widowControl/>
+              <w:suppressLineNumbers w:val="0"/>
+              <w:bidi w:val="0"/>
+              <w:spacing w:before="0" w:beforeAutospacing="0" w:after="0" w:afterAutospacing="0" w:line="12" w:lineRule="atLeast"/>
+              <w:ind w:left="0" w:right="0"/>
+              <w:jc w:val="left"/>
+              <w:rPr>
+                <w:rFonts w:hint="default" w:ascii="sans-serif" w:hAnsi="sans-serif" w:eastAsia="sans-serif" w:cs="sans-serif"/>
+                <w:color w:val="1F1F1F"/>
+              </w:rPr>
+            </w:pPr>
+            <w:r>
+              <w:rPr>
+                <w:rFonts w:hint="default" w:ascii="sans-serif" w:hAnsi="sans-serif" w:eastAsia="sans-serif" w:cs="sans-serif"/>
+                <w:b/>
+                <w:bCs/>
+                <w:color w:val="1F1F1F"/>
+                <w:kern w:val="0"/>
+                <w:sz w:val="24"/>
+                <w:szCs w:val="24"/>
+                <w:lang w:val="en-US" w:eastAsia="zh-CN" w:bidi="ar"/>
+              </w:rPr>
+              <w:t>蜂鸣器</w:t>
+            </w:r>
+          </w:p>
+        </w:tc>
+        <w:tc>
+          <w:tcPr>
+            <w:tcW w:w="0" w:type="auto"/>
+            <w:tcBorders>
+              <w:top w:val="single" w:color="auto" w:sz="4" w:space="0"/>
+              <w:left w:val="single" w:color="auto" w:sz="4" w:space="0"/>
+              <w:bottom w:val="single" w:color="auto" w:sz="4" w:space="0"/>
+              <w:right w:val="single" w:color="auto" w:sz="4" w:space="0"/>
+            </w:tcBorders>
+            <w:shd w:val="clear" w:color="auto" w:fill="auto"/>
+            <w:tcMar>
+              <w:top w:w="80" w:type="dxa"/>
+              <w:left w:w="120" w:type="dxa"/>
+              <w:bottom w:w="80" w:type="dxa"/>
+              <w:right w:w="120" w:type="dxa"/>
+            </w:tcMar>
+            <w:vAlign w:val="center"/>
+          </w:tcPr>
+          <w:p>
+            <w:pPr>
+              <w:keepNext w:val="0"/>
+              <w:keepLines w:val="0"/>
+              <w:widowControl/>
+              <w:suppressLineNumbers w:val="0"/>
+              <w:bidi w:val="0"/>
+              <w:spacing w:before="0" w:beforeAutospacing="0" w:after="0" w:afterAutospacing="0" w:line="12" w:lineRule="atLeast"/>
+              <w:ind w:left="0" w:right="0"/>
+              <w:jc w:val="left"/>
+              <w:rPr>
+                <w:rFonts w:hint="default" w:ascii="sans-serif" w:hAnsi="sans-serif" w:eastAsia="sans-serif" w:cs="sans-serif"/>
+                <w:color w:val="1F1F1F"/>
+              </w:rPr>
+            </w:pPr>
+            <w:r>
+              <w:rPr>
+                <w:rFonts w:hint="default" w:ascii="sans-serif" w:hAnsi="sans-serif" w:eastAsia="sans-serif" w:cs="sans-serif"/>
+                <w:b/>
+                <w:bCs/>
+                <w:color w:val="1F1F1F"/>
+                <w:kern w:val="0"/>
+                <w:sz w:val="24"/>
+                <w:szCs w:val="24"/>
+                <w:lang w:val="en-US" w:eastAsia="zh-CN" w:bidi="ar"/>
+              </w:rPr>
+              <w:t>PC0</w:t>
+            </w:r>
+          </w:p>
+        </w:tc>
+        <w:tc>
+          <w:tcPr>
+            <w:tcW w:w="0" w:type="auto"/>
+            <w:tcBorders>
+              <w:top w:val="single" w:color="auto" w:sz="4" w:space="0"/>
+              <w:left w:val="single" w:color="auto" w:sz="4" w:space="0"/>
+              <w:bottom w:val="single" w:color="auto" w:sz="4" w:space="0"/>
+              <w:right w:val="single" w:color="auto" w:sz="4" w:space="0"/>
+            </w:tcBorders>
+            <w:shd w:val="clear" w:color="auto" w:fill="auto"/>
+            <w:tcMar>
+              <w:top w:w="80" w:type="dxa"/>
+              <w:left w:w="120" w:type="dxa"/>
+              <w:bottom w:w="80" w:type="dxa"/>
+              <w:right w:w="120" w:type="dxa"/>
+            </w:tcMar>
+            <w:vAlign w:val="center"/>
+          </w:tcPr>
+          <w:p>
+            <w:pPr>
+              <w:keepNext w:val="0"/>
+              <w:keepLines w:val="0"/>
+              <w:widowControl/>
+              <w:suppressLineNumbers w:val="0"/>
+              <w:bidi w:val="0"/>
+              <w:spacing w:before="0" w:beforeAutospacing="0" w:after="0" w:afterAutospacing="0" w:line="12" w:lineRule="atLeast"/>
+              <w:ind w:left="0" w:right="0"/>
+              <w:jc w:val="left"/>
+              <w:rPr>
+                <w:rFonts w:hint="default" w:ascii="sans-serif" w:hAnsi="sans-serif" w:eastAsia="sans-serif" w:cs="sans-serif"/>
+                <w:color w:val="1F1F1F"/>
+              </w:rPr>
+            </w:pPr>
+            <w:r>
+              <w:rPr>
+                <w:rFonts w:hint="default" w:ascii="sans-serif" w:hAnsi="sans-serif" w:eastAsia="sans-serif" w:cs="sans-serif"/>
+                <w:color w:val="1F1F1F"/>
+                <w:kern w:val="0"/>
+                <w:sz w:val="24"/>
+                <w:szCs w:val="24"/>
+                <w:lang w:val="en-US" w:eastAsia="zh-CN" w:bidi="ar"/>
+              </w:rPr>
+              <w:t>报警提示 (低电平触发)</w:t>
+            </w:r>
+          </w:p>
+        </w:tc>
+        <w:tc>
+          <w:tcPr>
+            <w:tcW w:w="0" w:type="auto"/>
+            <w:tcBorders>
+              <w:top w:val="single" w:color="auto" w:sz="4" w:space="0"/>
+              <w:left w:val="single" w:color="auto" w:sz="4" w:space="0"/>
+              <w:bottom w:val="single" w:color="auto" w:sz="4" w:space="0"/>
+              <w:right w:val="single" w:color="auto" w:sz="4" w:space="0"/>
+            </w:tcBorders>
+            <w:shd w:val="clear" w:color="auto" w:fill="auto"/>
+            <w:tcMar>
+              <w:top w:w="80" w:type="dxa"/>
+              <w:left w:w="120" w:type="dxa"/>
+              <w:bottom w:w="80" w:type="dxa"/>
+              <w:right w:w="120" w:type="dxa"/>
+            </w:tcMar>
+            <w:vAlign w:val="center"/>
+          </w:tcPr>
+          <w:p>
+            <w:pPr>
+              <w:keepNext w:val="0"/>
+              <w:keepLines w:val="0"/>
+              <w:widowControl/>
+              <w:suppressLineNumbers w:val="0"/>
+              <w:bidi w:val="0"/>
+              <w:spacing w:before="0" w:beforeAutospacing="0" w:after="0" w:afterAutospacing="0" w:line="12" w:lineRule="atLeast"/>
+              <w:ind w:left="0" w:right="0"/>
+              <w:jc w:val="left"/>
+              <w:rPr>
+                <w:rFonts w:hint="default" w:ascii="sans-serif" w:hAnsi="sans-serif" w:eastAsia="sans-serif" w:cs="sans-serif"/>
+                <w:color w:val="1F1F1F"/>
+              </w:rPr>
+            </w:pPr>
+            <w:r>
+              <w:rPr>
+                <w:rStyle w:val="8"/>
+                <w:rFonts w:hint="default" w:ascii="sans-serif" w:hAnsi="sans-serif" w:eastAsia="sans-serif" w:cs="sans-serif"/>
+                <w:color w:val="444746"/>
+                <w:kern w:val="0"/>
+                <w:sz w:val="24"/>
+                <w:szCs w:val="24"/>
+                <w:lang w:val="en-US" w:eastAsia="zh-CN" w:bidi="ar"/>
+              </w:rPr>
+              <w:t>main.c</w:t>
+            </w:r>
+          </w:p>
+        </w:tc>
+      </w:tr>
+      <w:tr>
+        <w:tblPrEx>
+          <w:tblBorders>
+            <w:top w:val="none" w:color="1F1F1F" w:sz="0" w:space="0"/>
+            <w:left w:val="none" w:color="1F1F1F" w:sz="0" w:space="0"/>
+            <w:bottom w:val="none" w:color="1F1F1F" w:sz="0" w:space="0"/>
+            <w:right w:val="none" w:color="1F1F1F" w:sz="0" w:space="0"/>
+            <w:insideH w:val="none" w:color="auto" w:sz="0" w:space="0"/>
+            <w:insideV w:val="none" w:color="auto" w:sz="0" w:space="0"/>
+          </w:tblBorders>
+          <w:tblCellMar>
+            <w:top w:w="0" w:type="dxa"/>
+            <w:left w:w="0" w:type="dxa"/>
+            <w:bottom w:w="0" w:type="dxa"/>
+            <w:right w:w="0" w:type="dxa"/>
+          </w:tblCellMar>
+        </w:tblPrEx>
+        <w:trPr>
+          <w:tblCellSpacing w:w="15" w:type="dxa"/>
+        </w:trPr>
+        <w:tc>
+          <w:tcPr>
+            <w:tcW w:w="0" w:type="auto"/>
+            <w:tcBorders>
+              <w:top w:val="single" w:color="auto" w:sz="4" w:space="0"/>
+              <w:left w:val="single" w:color="auto" w:sz="4" w:space="0"/>
+              <w:bottom w:val="single" w:color="auto" w:sz="4" w:space="0"/>
+              <w:right w:val="single" w:color="auto" w:sz="4" w:space="0"/>
+            </w:tcBorders>
+            <w:shd w:val="clear" w:color="auto" w:fill="auto"/>
+            <w:tcMar>
+              <w:top w:w="80" w:type="dxa"/>
+              <w:left w:w="120" w:type="dxa"/>
+              <w:bottom w:w="80" w:type="dxa"/>
+              <w:right w:w="120" w:type="dxa"/>
+            </w:tcMar>
+            <w:vAlign w:val="center"/>
+          </w:tcPr>
+          <w:p>
+            <w:pPr>
+              <w:keepNext w:val="0"/>
+              <w:keepLines w:val="0"/>
+              <w:widowControl/>
+              <w:suppressLineNumbers w:val="0"/>
+              <w:bidi w:val="0"/>
+              <w:spacing w:before="0" w:beforeAutospacing="0" w:after="0" w:afterAutospacing="0" w:line="12" w:lineRule="atLeast"/>
+              <w:ind w:left="0" w:right="0"/>
+              <w:jc w:val="left"/>
+              <w:rPr>
+                <w:rFonts w:hint="default" w:ascii="sans-serif" w:hAnsi="sans-serif" w:eastAsia="sans-serif" w:cs="sans-serif"/>
+                <w:color w:val="1F1F1F"/>
+              </w:rPr>
+            </w:pPr>
+            <w:r>
+              <w:rPr>
+                <w:rFonts w:hint="default" w:ascii="sans-serif" w:hAnsi="sans-serif" w:eastAsia="sans-serif" w:cs="sans-serif"/>
+                <w:b/>
+                <w:bCs/>
+                <w:color w:val="1F1F1F"/>
+                <w:kern w:val="0"/>
+                <w:sz w:val="24"/>
+                <w:szCs w:val="24"/>
+                <w:lang w:val="en-US" w:eastAsia="zh-CN" w:bidi="ar"/>
+              </w:rPr>
+              <w:t>电脑继电器</w:t>
+            </w:r>
+          </w:p>
+        </w:tc>
+        <w:tc>
+          <w:tcPr>
+            <w:tcW w:w="0" w:type="auto"/>
+            <w:tcBorders>
+              <w:top w:val="single" w:color="auto" w:sz="4" w:space="0"/>
+              <w:left w:val="single" w:color="auto" w:sz="4" w:space="0"/>
+              <w:bottom w:val="single" w:color="auto" w:sz="4" w:space="0"/>
+              <w:right w:val="single" w:color="auto" w:sz="4" w:space="0"/>
+            </w:tcBorders>
+            <w:shd w:val="clear" w:color="auto" w:fill="auto"/>
+            <w:tcMar>
+              <w:top w:w="80" w:type="dxa"/>
+              <w:left w:w="120" w:type="dxa"/>
+              <w:bottom w:w="80" w:type="dxa"/>
+              <w:right w:w="120" w:type="dxa"/>
+            </w:tcMar>
+            <w:vAlign w:val="center"/>
+          </w:tcPr>
+          <w:p>
+            <w:pPr>
+              <w:keepNext w:val="0"/>
+              <w:keepLines w:val="0"/>
+              <w:widowControl/>
+              <w:suppressLineNumbers w:val="0"/>
+              <w:bidi w:val="0"/>
+              <w:spacing w:before="0" w:beforeAutospacing="0" w:after="0" w:afterAutospacing="0" w:line="12" w:lineRule="atLeast"/>
+              <w:ind w:left="0" w:right="0"/>
+              <w:jc w:val="left"/>
+              <w:rPr>
+                <w:rFonts w:hint="default" w:ascii="sans-serif" w:hAnsi="sans-serif" w:eastAsia="sans-serif" w:cs="sans-serif"/>
+                <w:color w:val="1F1F1F"/>
+              </w:rPr>
+            </w:pPr>
+            <w:r>
+              <w:rPr>
+                <w:rFonts w:hint="default" w:ascii="sans-serif" w:hAnsi="sans-serif" w:eastAsia="sans-serif" w:cs="sans-serif"/>
+                <w:b/>
+                <w:bCs/>
+                <w:color w:val="1F1F1F"/>
+                <w:kern w:val="0"/>
+                <w:sz w:val="24"/>
+                <w:szCs w:val="24"/>
+                <w:lang w:val="en-US" w:eastAsia="zh-CN" w:bidi="ar"/>
+              </w:rPr>
+              <w:t>PC1</w:t>
+            </w:r>
+          </w:p>
+        </w:tc>
+        <w:tc>
+          <w:tcPr>
+            <w:tcW w:w="0" w:type="auto"/>
+            <w:tcBorders>
+              <w:top w:val="single" w:color="auto" w:sz="4" w:space="0"/>
+              <w:left w:val="single" w:color="auto" w:sz="4" w:space="0"/>
+              <w:bottom w:val="single" w:color="auto" w:sz="4" w:space="0"/>
+              <w:right w:val="single" w:color="auto" w:sz="4" w:space="0"/>
+            </w:tcBorders>
+            <w:shd w:val="clear" w:color="auto" w:fill="auto"/>
+            <w:tcMar>
+              <w:top w:w="80" w:type="dxa"/>
+              <w:left w:w="120" w:type="dxa"/>
+              <w:bottom w:w="80" w:type="dxa"/>
+              <w:right w:w="120" w:type="dxa"/>
+            </w:tcMar>
+            <w:vAlign w:val="center"/>
+          </w:tcPr>
+          <w:p>
+            <w:pPr>
+              <w:keepNext w:val="0"/>
+              <w:keepLines w:val="0"/>
+              <w:widowControl/>
+              <w:suppressLineNumbers w:val="0"/>
+              <w:bidi w:val="0"/>
+              <w:spacing w:before="0" w:beforeAutospacing="0" w:after="0" w:afterAutospacing="0" w:line="12" w:lineRule="atLeast"/>
+              <w:ind w:left="0" w:right="0"/>
+              <w:jc w:val="left"/>
+              <w:rPr>
+                <w:rFonts w:hint="default" w:ascii="sans-serif" w:hAnsi="sans-serif" w:eastAsia="sans-serif" w:cs="sans-serif"/>
+                <w:color w:val="1F1F1F"/>
+              </w:rPr>
+            </w:pPr>
+            <w:r>
+              <w:rPr>
+                <w:rFonts w:hint="default" w:ascii="sans-serif" w:hAnsi="sans-serif" w:eastAsia="sans-serif" w:cs="sans-serif"/>
+                <w:color w:val="1F1F1F"/>
+                <w:kern w:val="0"/>
+                <w:sz w:val="24"/>
+                <w:szCs w:val="24"/>
+                <w:lang w:val="en-US" w:eastAsia="zh-CN" w:bidi="ar"/>
+              </w:rPr>
+              <w:t>控制电脑开关机 (高电平吸合)</w:t>
+            </w:r>
+          </w:p>
+        </w:tc>
+        <w:tc>
+          <w:tcPr>
+            <w:tcW w:w="0" w:type="auto"/>
+            <w:tcBorders>
+              <w:top w:val="single" w:color="auto" w:sz="4" w:space="0"/>
+              <w:left w:val="single" w:color="auto" w:sz="4" w:space="0"/>
+              <w:bottom w:val="single" w:color="auto" w:sz="4" w:space="0"/>
+              <w:right w:val="single" w:color="auto" w:sz="4" w:space="0"/>
+            </w:tcBorders>
+            <w:shd w:val="clear" w:color="auto" w:fill="auto"/>
+            <w:tcMar>
+              <w:top w:w="80" w:type="dxa"/>
+              <w:left w:w="120" w:type="dxa"/>
+              <w:bottom w:w="80" w:type="dxa"/>
+              <w:right w:w="120" w:type="dxa"/>
+            </w:tcMar>
+            <w:vAlign w:val="center"/>
+          </w:tcPr>
+          <w:p>
+            <w:pPr>
+              <w:keepNext w:val="0"/>
+              <w:keepLines w:val="0"/>
+              <w:widowControl/>
+              <w:suppressLineNumbers w:val="0"/>
+              <w:bidi w:val="0"/>
+              <w:spacing w:before="0" w:beforeAutospacing="0" w:after="0" w:afterAutospacing="0" w:line="12" w:lineRule="atLeast"/>
+              <w:ind w:left="0" w:right="0"/>
+              <w:jc w:val="left"/>
+              <w:rPr>
+                <w:rFonts w:hint="default" w:ascii="sans-serif" w:hAnsi="sans-serif" w:eastAsia="sans-serif" w:cs="sans-serif"/>
+                <w:color w:val="1F1F1F"/>
+              </w:rPr>
+            </w:pPr>
+            <w:r>
+              <w:rPr>
+                <w:rStyle w:val="8"/>
+                <w:rFonts w:hint="default" w:ascii="sans-serif" w:hAnsi="sans-serif" w:eastAsia="sans-serif" w:cs="sans-serif"/>
+                <w:color w:val="444746"/>
+                <w:kern w:val="0"/>
+                <w:sz w:val="24"/>
+                <w:szCs w:val="24"/>
+                <w:lang w:val="en-US" w:eastAsia="zh-CN" w:bidi="ar"/>
+              </w:rPr>
+              <w:t>main.c</w:t>
             </w:r>
           </w:p>
         </w:tc>
@@ -1373,7 +1609,7 @@
                 <w:szCs w:val="24"/>
                 <w:lang w:val="en-US" w:eastAsia="zh-CN" w:bidi="ar"/>
               </w:rPr>
-              <w:t>蜂鸣器</w:t>
+              <w:t>灯光继电器</w:t>
             </w:r>
           </w:p>
         </w:tc>
@@ -1421,53 +1657,53 @@
                 <w:szCs w:val="24"/>
                 <w:lang w:val="en-US" w:eastAsia="zh-CN" w:bidi="ar"/>
               </w:rPr>
-              <w:t>PC0</w:t>
-            </w:r>
-          </w:p>
-        </w:tc>
-        <w:tc>
-          <w:tcPr>
-            <w:tcW w:w="0" w:type="auto"/>
-            <w:tcBorders>
-              <w:top w:val="single" w:color="auto" w:sz="4" w:space="0"/>
-              <w:left w:val="single" w:color="auto" w:sz="4" w:space="0"/>
-              <w:bottom w:val="single" w:color="auto" w:sz="4" w:space="0"/>
-              <w:right w:val="single" w:color="auto" w:sz="4" w:space="0"/>
-            </w:tcBorders>
-            <w:shd w:val="clear" w:color="auto" w:fill="auto"/>
-            <w:tcMar>
-              <w:top w:w="80" w:type="dxa"/>
-              <w:left w:w="120" w:type="dxa"/>
-              <w:bottom w:w="80" w:type="dxa"/>
-              <w:right w:w="120" w:type="dxa"/>
-            </w:tcMar>
-            <w:vAlign w:val="center"/>
-          </w:tcPr>
-          <w:p>
-            <w:pPr>
-              <w:keepNext w:val="0"/>
-              <w:keepLines w:val="0"/>
-              <w:widowControl/>
-              <w:suppressLineNumbers w:val="0"/>
-              <w:bidi w:val="0"/>
-              <w:spacing w:before="0" w:beforeAutospacing="0" w:after="0" w:afterAutospacing="0" w:line="12" w:lineRule="atLeast"/>
-              <w:ind w:left="0" w:right="0"/>
-              <w:jc w:val="left"/>
-              <w:rPr>
-                <w:rFonts w:hint="default" w:ascii="sans-serif" w:hAnsi="sans-serif" w:eastAsia="sans-serif" w:cs="sans-serif"/>
-                <w:color w:val="1F1F1F"/>
-              </w:rPr>
-            </w:pPr>
-            <w:r>
-              <w:rPr>
-                <w:rFonts w:hint="default" w:ascii="sans-serif" w:hAnsi="sans-serif" w:eastAsia="sans-serif" w:cs="sans-serif"/>
-                <w:color w:val="1F1F1F"/>
-                <w:kern w:val="0"/>
-                <w:sz w:val="24"/>
-                <w:szCs w:val="24"/>
-                <w:lang w:val="en-US" w:eastAsia="zh-CN" w:bidi="ar"/>
-              </w:rPr>
-              <w:t>报警提示 (低电平触发)</w:t>
+              <w:t>PC2</w:t>
+            </w:r>
+          </w:p>
+        </w:tc>
+        <w:tc>
+          <w:tcPr>
+            <w:tcW w:w="0" w:type="auto"/>
+            <w:tcBorders>
+              <w:top w:val="single" w:color="auto" w:sz="4" w:space="0"/>
+              <w:left w:val="single" w:color="auto" w:sz="4" w:space="0"/>
+              <w:bottom w:val="single" w:color="auto" w:sz="4" w:space="0"/>
+              <w:right w:val="single" w:color="auto" w:sz="4" w:space="0"/>
+            </w:tcBorders>
+            <w:shd w:val="clear" w:color="auto" w:fill="auto"/>
+            <w:tcMar>
+              <w:top w:w="80" w:type="dxa"/>
+              <w:left w:w="120" w:type="dxa"/>
+              <w:bottom w:w="80" w:type="dxa"/>
+              <w:right w:w="120" w:type="dxa"/>
+            </w:tcMar>
+            <w:vAlign w:val="center"/>
+          </w:tcPr>
+          <w:p>
+            <w:pPr>
+              <w:keepNext w:val="0"/>
+              <w:keepLines w:val="0"/>
+              <w:widowControl/>
+              <w:suppressLineNumbers w:val="0"/>
+              <w:bidi w:val="0"/>
+              <w:spacing w:before="0" w:beforeAutospacing="0" w:after="0" w:afterAutospacing="0" w:line="12" w:lineRule="atLeast"/>
+              <w:ind w:left="0" w:right="0"/>
+              <w:jc w:val="left"/>
+              <w:rPr>
+                <w:rFonts w:hint="default" w:ascii="sans-serif" w:hAnsi="sans-serif" w:eastAsia="sans-serif" w:cs="sans-serif"/>
+                <w:color w:val="1F1F1F"/>
+              </w:rPr>
+            </w:pPr>
+            <w:r>
+              <w:rPr>
+                <w:rFonts w:hint="default" w:ascii="sans-serif" w:hAnsi="sans-serif" w:eastAsia="sans-serif" w:cs="sans-serif"/>
+                <w:color w:val="1F1F1F"/>
+                <w:kern w:val="0"/>
+                <w:sz w:val="24"/>
+                <w:szCs w:val="24"/>
+                <w:lang w:val="en-US" w:eastAsia="zh-CN" w:bidi="ar"/>
+              </w:rPr>
+              <w:t>控制灯光开关 (高电平吸合)</w:t>
             </w:r>
           </w:p>
         </w:tc>
@@ -1529,7 +1765,6 @@
             <w:insideH w:val="none" w:color="auto" w:sz="0" w:space="0"/>
             <w:insideV w:val="none" w:color="auto" w:sz="0" w:space="0"/>
           </w:tblBorders>
-          <w:shd w:val="clear" w:color="auto" w:fill="auto"/>
           <w:tblCellMar>
             <w:top w:w="0" w:type="dxa"/>
             <w:left w:w="0" w:type="dxa"/>
@@ -1584,7 +1819,7 @@
                 <w:szCs w:val="24"/>
                 <w:lang w:val="en-US" w:eastAsia="zh-CN" w:bidi="ar"/>
               </w:rPr>
-              <w:t>电脑继电器</w:t>
+              <w:t>人体雷达</w:t>
             </w:r>
           </w:p>
         </w:tc>
@@ -1632,53 +1867,73 @@
                 <w:szCs w:val="24"/>
                 <w:lang w:val="en-US" w:eastAsia="zh-CN" w:bidi="ar"/>
               </w:rPr>
-              <w:t>PC1</w:t>
-            </w:r>
-          </w:p>
-        </w:tc>
-        <w:tc>
-          <w:tcPr>
-            <w:tcW w:w="0" w:type="auto"/>
-            <w:tcBorders>
-              <w:top w:val="single" w:color="auto" w:sz="4" w:space="0"/>
-              <w:left w:val="single" w:color="auto" w:sz="4" w:space="0"/>
-              <w:bottom w:val="single" w:color="auto" w:sz="4" w:space="0"/>
-              <w:right w:val="single" w:color="auto" w:sz="4" w:space="0"/>
-            </w:tcBorders>
-            <w:shd w:val="clear" w:color="auto" w:fill="auto"/>
-            <w:tcMar>
-              <w:top w:w="80" w:type="dxa"/>
-              <w:left w:w="120" w:type="dxa"/>
-              <w:bottom w:w="80" w:type="dxa"/>
-              <w:right w:w="120" w:type="dxa"/>
-            </w:tcMar>
-            <w:vAlign w:val="center"/>
-          </w:tcPr>
-          <w:p>
-            <w:pPr>
-              <w:keepNext w:val="0"/>
-              <w:keepLines w:val="0"/>
-              <w:widowControl/>
-              <w:suppressLineNumbers w:val="0"/>
-              <w:bidi w:val="0"/>
-              <w:spacing w:before="0" w:beforeAutospacing="0" w:after="0" w:afterAutospacing="0" w:line="12" w:lineRule="atLeast"/>
-              <w:ind w:left="0" w:right="0"/>
-              <w:jc w:val="left"/>
-              <w:rPr>
-                <w:rFonts w:hint="default" w:ascii="sans-serif" w:hAnsi="sans-serif" w:eastAsia="sans-serif" w:cs="sans-serif"/>
-                <w:color w:val="1F1F1F"/>
-              </w:rPr>
-            </w:pPr>
-            <w:r>
-              <w:rPr>
-                <w:rFonts w:hint="default" w:ascii="sans-serif" w:hAnsi="sans-serif" w:eastAsia="sans-serif" w:cs="sans-serif"/>
-                <w:color w:val="1F1F1F"/>
-                <w:kern w:val="0"/>
-                <w:sz w:val="24"/>
-                <w:szCs w:val="24"/>
-                <w:lang w:val="en-US" w:eastAsia="zh-CN" w:bidi="ar"/>
-              </w:rPr>
-              <w:t>控制电脑开关机 (高电平吸合)</w:t>
+              <w:t>PC3</w:t>
+            </w:r>
+          </w:p>
+        </w:tc>
+        <w:tc>
+          <w:tcPr>
+            <w:tcW w:w="0" w:type="auto"/>
+            <w:tcBorders>
+              <w:top w:val="single" w:color="auto" w:sz="4" w:space="0"/>
+              <w:left w:val="single" w:color="auto" w:sz="4" w:space="0"/>
+              <w:bottom w:val="single" w:color="auto" w:sz="4" w:space="0"/>
+              <w:right w:val="single" w:color="auto" w:sz="4" w:space="0"/>
+            </w:tcBorders>
+            <w:shd w:val="clear" w:color="auto" w:fill="auto"/>
+            <w:tcMar>
+              <w:top w:w="80" w:type="dxa"/>
+              <w:left w:w="120" w:type="dxa"/>
+              <w:bottom w:w="80" w:type="dxa"/>
+              <w:right w:w="120" w:type="dxa"/>
+            </w:tcMar>
+            <w:vAlign w:val="center"/>
+          </w:tcPr>
+          <w:p>
+            <w:pPr>
+              <w:pStyle w:val="4"/>
+              <w:keepNext w:val="0"/>
+              <w:keepLines w:val="0"/>
+              <w:widowControl/>
+              <w:suppressLineNumbers w:val="0"/>
+              <w:pBdr>
+                <w:top w:val="none" w:color="1F1F1F" w:sz="0" w:space="0"/>
+                <w:left w:val="none" w:color="1F1F1F" w:sz="0" w:space="0"/>
+                <w:bottom w:val="none" w:color="1F1F1F" w:sz="0" w:space="0"/>
+                <w:right w:val="none" w:color="1F1F1F" w:sz="0" w:space="0"/>
+              </w:pBdr>
+              <w:bidi w:val="0"/>
+              <w:spacing w:before="0" w:beforeAutospacing="0" w:after="0" w:afterAutospacing="0" w:line="12" w:lineRule="atLeast"/>
+              <w:ind w:left="0" w:right="0"/>
+              <w:rPr>
+                <w:rFonts w:hint="default" w:ascii="sans-serif" w:hAnsi="sans-serif" w:eastAsia="sans-serif" w:cs="sans-serif"/>
+                <w:color w:val="1F1F1F"/>
+              </w:rPr>
+            </w:pPr>
+            <w:r>
+              <w:rPr>
+                <w:rFonts w:hint="default" w:ascii="sans-serif" w:hAnsi="sans-serif" w:eastAsia="sans-serif" w:cs="sans-serif"/>
+                <w:b/>
+                <w:bCs/>
+                <w:color w:val="1F1F1F"/>
+              </w:rPr>
+              <w:t>LD2410C</w:t>
+            </w:r>
+            <w:r>
+              <w:rPr>
+                <w:rFonts w:hint="default" w:ascii="sans-serif" w:hAnsi="sans-serif" w:eastAsia="sans-serif" w:cs="sans-serif"/>
+                <w:color w:val="1F1F1F"/>
+              </w:rPr>
+              <w:t xml:space="preserve"> (高电平有人) </w:t>
+            </w:r>
+            <w:r>
+              <w:rPr>
+                <w:rFonts w:hint="default" w:ascii="sans-serif" w:hAnsi="sans-serif" w:eastAsia="sans-serif" w:cs="sans-serif"/>
+                <w:color w:val="444746"/>
+                <w:sz w:val="16"/>
+                <w:szCs w:val="16"/>
+              </w:rPr>
+              <w:t>1</w:t>
             </w:r>
           </w:p>
         </w:tc>
@@ -1740,449 +1995,6 @@
             <w:insideH w:val="none" w:color="auto" w:sz="0" w:space="0"/>
             <w:insideV w:val="none" w:color="auto" w:sz="0" w:space="0"/>
           </w:tblBorders>
-          <w:shd w:val="clear" w:color="auto" w:fill="auto"/>
-          <w:tblCellMar>
-            <w:top w:w="0" w:type="dxa"/>
-            <w:left w:w="0" w:type="dxa"/>
-            <w:bottom w:w="0" w:type="dxa"/>
-            <w:right w:w="0" w:type="dxa"/>
-          </w:tblCellMar>
-        </w:tblPrEx>
-        <w:trPr>
-          <w:tblCellSpacing w:w="15" w:type="dxa"/>
-        </w:trPr>
-        <w:tc>
-          <w:tcPr>
-            <w:tcW w:w="0" w:type="auto"/>
-            <w:tcBorders>
-              <w:top w:val="single" w:color="auto" w:sz="4" w:space="0"/>
-              <w:left w:val="single" w:color="auto" w:sz="4" w:space="0"/>
-              <w:bottom w:val="single" w:color="auto" w:sz="4" w:space="0"/>
-              <w:right w:val="single" w:color="auto" w:sz="4" w:space="0"/>
-            </w:tcBorders>
-            <w:shd w:val="clear" w:color="auto" w:fill="auto"/>
-            <w:tcMar>
-              <w:top w:w="80" w:type="dxa"/>
-              <w:left w:w="120" w:type="dxa"/>
-              <w:bottom w:w="80" w:type="dxa"/>
-              <w:right w:w="120" w:type="dxa"/>
-            </w:tcMar>
-            <w:vAlign w:val="center"/>
-          </w:tcPr>
-          <w:p>
-            <w:pPr>
-              <w:keepNext w:val="0"/>
-              <w:keepLines w:val="0"/>
-              <w:widowControl/>
-              <w:suppressLineNumbers w:val="0"/>
-              <w:bidi w:val="0"/>
-              <w:spacing w:before="0" w:beforeAutospacing="0" w:after="0" w:afterAutospacing="0" w:line="12" w:lineRule="atLeast"/>
-              <w:ind w:left="0" w:right="0"/>
-              <w:jc w:val="left"/>
-              <w:rPr>
-                <w:rFonts w:hint="default" w:ascii="sans-serif" w:hAnsi="sans-serif" w:eastAsia="sans-serif" w:cs="sans-serif"/>
-                <w:color w:val="1F1F1F"/>
-              </w:rPr>
-            </w:pPr>
-            <w:r>
-              <w:rPr>
-                <w:rFonts w:hint="default" w:ascii="sans-serif" w:hAnsi="sans-serif" w:eastAsia="sans-serif" w:cs="sans-serif"/>
-                <w:b/>
-                <w:bCs/>
-                <w:color w:val="1F1F1F"/>
-                <w:kern w:val="0"/>
-                <w:sz w:val="24"/>
-                <w:szCs w:val="24"/>
-                <w:lang w:val="en-US" w:eastAsia="zh-CN" w:bidi="ar"/>
-              </w:rPr>
-              <w:t>灯光继电器</w:t>
-            </w:r>
-          </w:p>
-        </w:tc>
-        <w:tc>
-          <w:tcPr>
-            <w:tcW w:w="0" w:type="auto"/>
-            <w:tcBorders>
-              <w:top w:val="single" w:color="auto" w:sz="4" w:space="0"/>
-              <w:left w:val="single" w:color="auto" w:sz="4" w:space="0"/>
-              <w:bottom w:val="single" w:color="auto" w:sz="4" w:space="0"/>
-              <w:right w:val="single" w:color="auto" w:sz="4" w:space="0"/>
-            </w:tcBorders>
-            <w:shd w:val="clear" w:color="auto" w:fill="auto"/>
-            <w:tcMar>
-              <w:top w:w="80" w:type="dxa"/>
-              <w:left w:w="120" w:type="dxa"/>
-              <w:bottom w:w="80" w:type="dxa"/>
-              <w:right w:w="120" w:type="dxa"/>
-            </w:tcMar>
-            <w:vAlign w:val="center"/>
-          </w:tcPr>
-          <w:p>
-            <w:pPr>
-              <w:keepNext w:val="0"/>
-              <w:keepLines w:val="0"/>
-              <w:widowControl/>
-              <w:suppressLineNumbers w:val="0"/>
-              <w:bidi w:val="0"/>
-              <w:spacing w:before="0" w:beforeAutospacing="0" w:after="0" w:afterAutospacing="0" w:line="12" w:lineRule="atLeast"/>
-              <w:ind w:left="0" w:right="0"/>
-              <w:jc w:val="left"/>
-              <w:rPr>
-                <w:rFonts w:hint="default" w:ascii="sans-serif" w:hAnsi="sans-serif" w:eastAsia="sans-serif" w:cs="sans-serif"/>
-                <w:color w:val="1F1F1F"/>
-              </w:rPr>
-            </w:pPr>
-            <w:r>
-              <w:rPr>
-                <w:rFonts w:hint="default" w:ascii="sans-serif" w:hAnsi="sans-serif" w:eastAsia="sans-serif" w:cs="sans-serif"/>
-                <w:b/>
-                <w:bCs/>
-                <w:color w:val="1F1F1F"/>
-                <w:kern w:val="0"/>
-                <w:sz w:val="24"/>
-                <w:szCs w:val="24"/>
-                <w:lang w:val="en-US" w:eastAsia="zh-CN" w:bidi="ar"/>
-              </w:rPr>
-              <w:t>PC2</w:t>
-            </w:r>
-          </w:p>
-        </w:tc>
-        <w:tc>
-          <w:tcPr>
-            <w:tcW w:w="0" w:type="auto"/>
-            <w:tcBorders>
-              <w:top w:val="single" w:color="auto" w:sz="4" w:space="0"/>
-              <w:left w:val="single" w:color="auto" w:sz="4" w:space="0"/>
-              <w:bottom w:val="single" w:color="auto" w:sz="4" w:space="0"/>
-              <w:right w:val="single" w:color="auto" w:sz="4" w:space="0"/>
-            </w:tcBorders>
-            <w:shd w:val="clear" w:color="auto" w:fill="auto"/>
-            <w:tcMar>
-              <w:top w:w="80" w:type="dxa"/>
-              <w:left w:w="120" w:type="dxa"/>
-              <w:bottom w:w="80" w:type="dxa"/>
-              <w:right w:w="120" w:type="dxa"/>
-            </w:tcMar>
-            <w:vAlign w:val="center"/>
-          </w:tcPr>
-          <w:p>
-            <w:pPr>
-              <w:keepNext w:val="0"/>
-              <w:keepLines w:val="0"/>
-              <w:widowControl/>
-              <w:suppressLineNumbers w:val="0"/>
-              <w:bidi w:val="0"/>
-              <w:spacing w:before="0" w:beforeAutospacing="0" w:after="0" w:afterAutospacing="0" w:line="12" w:lineRule="atLeast"/>
-              <w:ind w:left="0" w:right="0"/>
-              <w:jc w:val="left"/>
-              <w:rPr>
-                <w:rFonts w:hint="default" w:ascii="sans-serif" w:hAnsi="sans-serif" w:eastAsia="sans-serif" w:cs="sans-serif"/>
-                <w:color w:val="1F1F1F"/>
-              </w:rPr>
-            </w:pPr>
-            <w:r>
-              <w:rPr>
-                <w:rFonts w:hint="default" w:ascii="sans-serif" w:hAnsi="sans-serif" w:eastAsia="sans-serif" w:cs="sans-serif"/>
-                <w:color w:val="1F1F1F"/>
-                <w:kern w:val="0"/>
-                <w:sz w:val="24"/>
-                <w:szCs w:val="24"/>
-                <w:lang w:val="en-US" w:eastAsia="zh-CN" w:bidi="ar"/>
-              </w:rPr>
-              <w:t>控制灯光开关 (高电平吸合)</w:t>
-            </w:r>
-          </w:p>
-        </w:tc>
-        <w:tc>
-          <w:tcPr>
-            <w:tcW w:w="0" w:type="auto"/>
-            <w:tcBorders>
-              <w:top w:val="single" w:color="auto" w:sz="4" w:space="0"/>
-              <w:left w:val="single" w:color="auto" w:sz="4" w:space="0"/>
-              <w:bottom w:val="single" w:color="auto" w:sz="4" w:space="0"/>
-              <w:right w:val="single" w:color="auto" w:sz="4" w:space="0"/>
-            </w:tcBorders>
-            <w:shd w:val="clear" w:color="auto" w:fill="auto"/>
-            <w:tcMar>
-              <w:top w:w="80" w:type="dxa"/>
-              <w:left w:w="120" w:type="dxa"/>
-              <w:bottom w:w="80" w:type="dxa"/>
-              <w:right w:w="120" w:type="dxa"/>
-            </w:tcMar>
-            <w:vAlign w:val="center"/>
-          </w:tcPr>
-          <w:p>
-            <w:pPr>
-              <w:keepNext w:val="0"/>
-              <w:keepLines w:val="0"/>
-              <w:widowControl/>
-              <w:suppressLineNumbers w:val="0"/>
-              <w:bidi w:val="0"/>
-              <w:spacing w:before="0" w:beforeAutospacing="0" w:after="0" w:afterAutospacing="0" w:line="12" w:lineRule="atLeast"/>
-              <w:ind w:left="0" w:right="0"/>
-              <w:jc w:val="left"/>
-              <w:rPr>
-                <w:rFonts w:hint="default" w:ascii="sans-serif" w:hAnsi="sans-serif" w:eastAsia="sans-serif" w:cs="sans-serif"/>
-                <w:color w:val="1F1F1F"/>
-              </w:rPr>
-            </w:pPr>
-            <w:r>
-              <w:rPr>
-                <w:rStyle w:val="8"/>
-                <w:rFonts w:hint="default" w:ascii="sans-serif" w:hAnsi="sans-serif" w:eastAsia="sans-serif" w:cs="sans-serif"/>
-                <w:color w:val="444746"/>
-                <w:kern w:val="0"/>
-                <w:sz w:val="24"/>
-                <w:szCs w:val="24"/>
-                <w:lang w:val="en-US" w:eastAsia="zh-CN" w:bidi="ar"/>
-              </w:rPr>
-              <w:t>main.c</w:t>
-            </w:r>
-          </w:p>
-        </w:tc>
-      </w:tr>
-      <w:tr>
-        <w:tblPrEx>
-          <w:tblBorders>
-            <w:top w:val="none" w:color="1F1F1F" w:sz="0" w:space="0"/>
-            <w:left w:val="none" w:color="1F1F1F" w:sz="0" w:space="0"/>
-            <w:bottom w:val="none" w:color="1F1F1F" w:sz="0" w:space="0"/>
-            <w:right w:val="none" w:color="1F1F1F" w:sz="0" w:space="0"/>
-            <w:insideH w:val="none" w:color="auto" w:sz="0" w:space="0"/>
-            <w:insideV w:val="none" w:color="auto" w:sz="0" w:space="0"/>
-          </w:tblBorders>
-          <w:shd w:val="clear" w:color="auto" w:fill="auto"/>
-          <w:tblCellMar>
-            <w:top w:w="0" w:type="dxa"/>
-            <w:left w:w="0" w:type="dxa"/>
-            <w:bottom w:w="0" w:type="dxa"/>
-            <w:right w:w="0" w:type="dxa"/>
-          </w:tblCellMar>
-        </w:tblPrEx>
-        <w:trPr>
-          <w:tblCellSpacing w:w="15" w:type="dxa"/>
-        </w:trPr>
-        <w:tc>
-          <w:tcPr>
-            <w:tcW w:w="0" w:type="auto"/>
-            <w:tcBorders>
-              <w:top w:val="single" w:color="auto" w:sz="4" w:space="0"/>
-              <w:left w:val="single" w:color="auto" w:sz="4" w:space="0"/>
-              <w:bottom w:val="single" w:color="auto" w:sz="4" w:space="0"/>
-              <w:right w:val="single" w:color="auto" w:sz="4" w:space="0"/>
-            </w:tcBorders>
-            <w:shd w:val="clear" w:color="auto" w:fill="auto"/>
-            <w:tcMar>
-              <w:top w:w="80" w:type="dxa"/>
-              <w:left w:w="120" w:type="dxa"/>
-              <w:bottom w:w="80" w:type="dxa"/>
-              <w:right w:w="120" w:type="dxa"/>
-            </w:tcMar>
-            <w:vAlign w:val="center"/>
-          </w:tcPr>
-          <w:p>
-            <w:pPr>
-              <w:keepNext w:val="0"/>
-              <w:keepLines w:val="0"/>
-              <w:widowControl/>
-              <w:suppressLineNumbers w:val="0"/>
-              <w:bidi w:val="0"/>
-              <w:spacing w:before="0" w:beforeAutospacing="0" w:after="0" w:afterAutospacing="0" w:line="12" w:lineRule="atLeast"/>
-              <w:ind w:left="0" w:right="0"/>
-              <w:jc w:val="left"/>
-              <w:rPr>
-                <w:rFonts w:hint="default" w:ascii="sans-serif" w:hAnsi="sans-serif" w:eastAsia="sans-serif" w:cs="sans-serif"/>
-                <w:color w:val="1F1F1F"/>
-              </w:rPr>
-            </w:pPr>
-            <w:r>
-              <w:rPr>
-                <w:rFonts w:hint="default" w:ascii="sans-serif" w:hAnsi="sans-serif" w:eastAsia="sans-serif" w:cs="sans-serif"/>
-                <w:b/>
-                <w:bCs/>
-                <w:color w:val="1F1F1F"/>
-                <w:kern w:val="0"/>
-                <w:sz w:val="24"/>
-                <w:szCs w:val="24"/>
-                <w:lang w:val="en-US" w:eastAsia="zh-CN" w:bidi="ar"/>
-              </w:rPr>
-              <w:t>人体雷达</w:t>
-            </w:r>
-          </w:p>
-        </w:tc>
-        <w:tc>
-          <w:tcPr>
-            <w:tcW w:w="0" w:type="auto"/>
-            <w:tcBorders>
-              <w:top w:val="single" w:color="auto" w:sz="4" w:space="0"/>
-              <w:left w:val="single" w:color="auto" w:sz="4" w:space="0"/>
-              <w:bottom w:val="single" w:color="auto" w:sz="4" w:space="0"/>
-              <w:right w:val="single" w:color="auto" w:sz="4" w:space="0"/>
-            </w:tcBorders>
-            <w:shd w:val="clear" w:color="auto" w:fill="auto"/>
-            <w:tcMar>
-              <w:top w:w="80" w:type="dxa"/>
-              <w:left w:w="120" w:type="dxa"/>
-              <w:bottom w:w="80" w:type="dxa"/>
-              <w:right w:w="120" w:type="dxa"/>
-            </w:tcMar>
-            <w:vAlign w:val="center"/>
-          </w:tcPr>
-          <w:p>
-            <w:pPr>
-              <w:keepNext w:val="0"/>
-              <w:keepLines w:val="0"/>
-              <w:widowControl/>
-              <w:suppressLineNumbers w:val="0"/>
-              <w:bidi w:val="0"/>
-              <w:spacing w:before="0" w:beforeAutospacing="0" w:after="0" w:afterAutospacing="0" w:line="12" w:lineRule="atLeast"/>
-              <w:ind w:left="0" w:right="0"/>
-              <w:jc w:val="left"/>
-              <w:rPr>
-                <w:rFonts w:hint="default" w:ascii="sans-serif" w:hAnsi="sans-serif" w:eastAsia="sans-serif" w:cs="sans-serif"/>
-                <w:color w:val="1F1F1F"/>
-              </w:rPr>
-            </w:pPr>
-            <w:r>
-              <w:rPr>
-                <w:rFonts w:hint="default" w:ascii="sans-serif" w:hAnsi="sans-serif" w:eastAsia="sans-serif" w:cs="sans-serif"/>
-                <w:b/>
-                <w:bCs/>
-                <w:color w:val="1F1F1F"/>
-                <w:kern w:val="0"/>
-                <w:sz w:val="24"/>
-                <w:szCs w:val="24"/>
-                <w:lang w:val="en-US" w:eastAsia="zh-CN" w:bidi="ar"/>
-              </w:rPr>
-              <w:t>PC3</w:t>
-            </w:r>
-          </w:p>
-        </w:tc>
-        <w:tc>
-          <w:tcPr>
-            <w:tcW w:w="0" w:type="auto"/>
-            <w:tcBorders>
-              <w:top w:val="single" w:color="auto" w:sz="4" w:space="0"/>
-              <w:left w:val="single" w:color="auto" w:sz="4" w:space="0"/>
-              <w:bottom w:val="single" w:color="auto" w:sz="4" w:space="0"/>
-              <w:right w:val="single" w:color="auto" w:sz="4" w:space="0"/>
-            </w:tcBorders>
-            <w:shd w:val="clear" w:color="auto" w:fill="auto"/>
-            <w:tcMar>
-              <w:top w:w="80" w:type="dxa"/>
-              <w:left w:w="120" w:type="dxa"/>
-              <w:bottom w:w="80" w:type="dxa"/>
-              <w:right w:w="120" w:type="dxa"/>
-            </w:tcMar>
-            <w:vAlign w:val="center"/>
-          </w:tcPr>
-          <w:p>
-            <w:pPr>
-              <w:pStyle w:val="4"/>
-              <w:keepNext w:val="0"/>
-              <w:keepLines w:val="0"/>
-              <w:widowControl/>
-              <w:suppressLineNumbers w:val="0"/>
-              <w:pBdr>
-                <w:top w:val="none" w:color="1F1F1F" w:sz="0" w:space="0"/>
-                <w:left w:val="none" w:color="1F1F1F" w:sz="0" w:space="0"/>
-                <w:bottom w:val="none" w:color="1F1F1F" w:sz="0" w:space="0"/>
-                <w:right w:val="none" w:color="1F1F1F" w:sz="0" w:space="0"/>
-              </w:pBdr>
-              <w:bidi w:val="0"/>
-              <w:spacing w:before="0" w:beforeAutospacing="0" w:after="0" w:afterAutospacing="0" w:line="12" w:lineRule="atLeast"/>
-              <w:ind w:left="0" w:right="0"/>
-              <w:rPr>
-                <w:rFonts w:hint="default" w:ascii="sans-serif" w:hAnsi="sans-serif" w:eastAsia="sans-serif" w:cs="sans-serif"/>
-                <w:color w:val="1F1F1F"/>
-              </w:rPr>
-            </w:pPr>
-            <w:r>
-              <w:rPr>
-                <w:rFonts w:hint="default" w:ascii="sans-serif" w:hAnsi="sans-serif" w:eastAsia="sans-serif" w:cs="sans-serif"/>
-                <w:b/>
-                <w:bCs/>
-                <w:color w:val="1F1F1F"/>
-              </w:rPr>
-              <w:t>LD2410C</w:t>
-            </w:r>
-            <w:r>
-              <w:rPr>
-                <w:rFonts w:hint="default" w:ascii="sans-serif" w:hAnsi="sans-serif" w:eastAsia="sans-serif" w:cs="sans-serif"/>
-                <w:color w:val="1F1F1F"/>
-              </w:rPr>
-              <w:t xml:space="preserve"> (高电平有人) </w:t>
-            </w:r>
-            <w:r>
-              <w:rPr>
-                <w:rFonts w:hint="default" w:ascii="sans-serif" w:hAnsi="sans-serif" w:eastAsia="sans-serif" w:cs="sans-serif"/>
-                <w:color w:val="444746"/>
-                <w:sz w:val="16"/>
-                <w:szCs w:val="16"/>
-              </w:rPr>
-              <w:t>1</w:t>
-            </w:r>
-          </w:p>
-        </w:tc>
-        <w:tc>
-          <w:tcPr>
-            <w:tcW w:w="0" w:type="auto"/>
-            <w:tcBorders>
-              <w:top w:val="single" w:color="auto" w:sz="4" w:space="0"/>
-              <w:left w:val="single" w:color="auto" w:sz="4" w:space="0"/>
-              <w:bottom w:val="single" w:color="auto" w:sz="4" w:space="0"/>
-              <w:right w:val="single" w:color="auto" w:sz="4" w:space="0"/>
-            </w:tcBorders>
-            <w:shd w:val="clear" w:color="auto" w:fill="auto"/>
-            <w:tcMar>
-              <w:top w:w="80" w:type="dxa"/>
-              <w:left w:w="120" w:type="dxa"/>
-              <w:bottom w:w="80" w:type="dxa"/>
-              <w:right w:w="120" w:type="dxa"/>
-            </w:tcMar>
-            <w:vAlign w:val="center"/>
-          </w:tcPr>
-          <w:p>
-            <w:pPr>
-              <w:keepNext w:val="0"/>
-              <w:keepLines w:val="0"/>
-              <w:widowControl/>
-              <w:suppressLineNumbers w:val="0"/>
-              <w:bidi w:val="0"/>
-              <w:spacing w:before="0" w:beforeAutospacing="0" w:after="0" w:afterAutospacing="0" w:line="12" w:lineRule="atLeast"/>
-              <w:ind w:left="0" w:right="0"/>
-              <w:jc w:val="left"/>
-              <w:rPr>
-                <w:rFonts w:hint="default" w:ascii="sans-serif" w:hAnsi="sans-serif" w:eastAsia="sans-serif" w:cs="sans-serif"/>
-                <w:color w:val="1F1F1F"/>
-              </w:rPr>
-            </w:pPr>
-            <w:r>
-              <w:rPr>
-                <w:rStyle w:val="8"/>
-                <w:rFonts w:hint="default" w:ascii="sans-serif" w:hAnsi="sans-serif" w:eastAsia="sans-serif" w:cs="sans-serif"/>
-                <w:color w:val="444746"/>
-                <w:kern w:val="0"/>
-                <w:sz w:val="24"/>
-                <w:szCs w:val="24"/>
-                <w:lang w:val="en-US" w:eastAsia="zh-CN" w:bidi="ar"/>
-              </w:rPr>
-              <w:t>main.c</w:t>
-            </w:r>
-          </w:p>
-        </w:tc>
-      </w:tr>
-      <w:tr>
-        <w:tblPrEx>
-          <w:tblBorders>
-            <w:top w:val="none" w:color="1F1F1F" w:sz="0" w:space="0"/>
-            <w:left w:val="none" w:color="1F1F1F" w:sz="0" w:space="0"/>
-            <w:bottom w:val="none" w:color="1F1F1F" w:sz="0" w:space="0"/>
-            <w:right w:val="none" w:color="1F1F1F" w:sz="0" w:space="0"/>
-            <w:insideH w:val="none" w:color="auto" w:sz="0" w:space="0"/>
-            <w:insideV w:val="none" w:color="auto" w:sz="0" w:space="0"/>
-          </w:tblBorders>
-          <w:shd w:val="clear" w:color="auto" w:fill="auto"/>
           <w:tblCellMar>
             <w:top w:w="0" w:type="dxa"/>
             <w:left w:w="0" w:type="dxa"/>
@@ -2909,7 +2721,6 @@
             <w:insideH w:val="none" w:color="auto" w:sz="0" w:space="0"/>
             <w:insideV w:val="none" w:color="auto" w:sz="0" w:space="0"/>
           </w:tblBorders>
-          <w:shd w:val="clear" w:color="auto" w:fill="auto"/>
           <w:tblCellMar>
             <w:top w:w="0" w:type="dxa"/>
             <w:left w:w="0" w:type="dxa"/>
@@ -4461,7 +4272,6 @@
             <w:insideH w:val="none" w:color="auto" w:sz="0" w:space="0"/>
             <w:insideV w:val="none" w:color="auto" w:sz="0" w:space="0"/>
           </w:tblBorders>
-          <w:shd w:val="clear" w:color="auto" w:fill="auto"/>
           <w:tblCellMar>
             <w:top w:w="0" w:type="dxa"/>
             <w:left w:w="0" w:type="dxa"/>
@@ -4658,6 +4468,617 @@
                 <w:lang w:val="en-US" w:eastAsia="zh-CN" w:bidi="ar"/>
               </w:rPr>
               <w:t>lcd.c</w:t>
+            </w:r>
+          </w:p>
+        </w:tc>
+      </w:tr>
+      <w:tr>
+        <w:tblPrEx>
+          <w:tblBorders>
+            <w:top w:val="none" w:color="1F1F1F" w:sz="0" w:space="0"/>
+            <w:left w:val="none" w:color="1F1F1F" w:sz="0" w:space="0"/>
+            <w:bottom w:val="none" w:color="1F1F1F" w:sz="0" w:space="0"/>
+            <w:right w:val="none" w:color="1F1F1F" w:sz="0" w:space="0"/>
+            <w:insideH w:val="none" w:color="auto" w:sz="0" w:space="0"/>
+            <w:insideV w:val="none" w:color="auto" w:sz="0" w:space="0"/>
+          </w:tblBorders>
+          <w:tblCellMar>
+            <w:top w:w="0" w:type="dxa"/>
+            <w:left w:w="0" w:type="dxa"/>
+            <w:bottom w:w="0" w:type="dxa"/>
+            <w:right w:w="0" w:type="dxa"/>
+          </w:tblCellMar>
+        </w:tblPrEx>
+        <w:trPr>
+          <w:tblCellSpacing w:w="15" w:type="dxa"/>
+        </w:trPr>
+        <w:tc>
+          <w:tcPr>
+            <w:tcW w:w="0" w:type="auto"/>
+            <w:tcBorders>
+              <w:top w:val="single" w:color="auto" w:sz="4" w:space="0"/>
+              <w:left w:val="single" w:color="auto" w:sz="4" w:space="0"/>
+              <w:bottom w:val="single" w:color="auto" w:sz="4" w:space="0"/>
+              <w:right w:val="single" w:color="auto" w:sz="4" w:space="0"/>
+            </w:tcBorders>
+            <w:shd w:val="clear" w:color="auto" w:fill="auto"/>
+            <w:tcMar>
+              <w:top w:w="80" w:type="dxa"/>
+              <w:left w:w="120" w:type="dxa"/>
+              <w:bottom w:w="80" w:type="dxa"/>
+              <w:right w:w="120" w:type="dxa"/>
+            </w:tcMar>
+            <w:vAlign w:val="center"/>
+          </w:tcPr>
+          <w:p>
+            <w:pPr>
+              <w:rPr>
+                <w:rFonts w:hint="default" w:ascii="sans-serif" w:hAnsi="sans-serif" w:eastAsia="sans-serif" w:cs="sans-serif"/>
+                <w:color w:val="1F1F1F"/>
+                <w:sz w:val="24"/>
+                <w:szCs w:val="24"/>
+              </w:rPr>
+            </w:pPr>
+          </w:p>
+        </w:tc>
+        <w:tc>
+          <w:tcPr>
+            <w:tcW w:w="0" w:type="auto"/>
+            <w:tcBorders>
+              <w:top w:val="single" w:color="auto" w:sz="4" w:space="0"/>
+              <w:left w:val="single" w:color="auto" w:sz="4" w:space="0"/>
+              <w:bottom w:val="single" w:color="auto" w:sz="4" w:space="0"/>
+              <w:right w:val="single" w:color="auto" w:sz="4" w:space="0"/>
+            </w:tcBorders>
+            <w:shd w:val="clear" w:color="auto" w:fill="auto"/>
+            <w:tcMar>
+              <w:top w:w="80" w:type="dxa"/>
+              <w:left w:w="120" w:type="dxa"/>
+              <w:bottom w:w="80" w:type="dxa"/>
+              <w:right w:w="120" w:type="dxa"/>
+            </w:tcMar>
+            <w:vAlign w:val="center"/>
+          </w:tcPr>
+          <w:p>
+            <w:pPr>
+              <w:keepNext w:val="0"/>
+              <w:keepLines w:val="0"/>
+              <w:widowControl/>
+              <w:suppressLineNumbers w:val="0"/>
+              <w:bidi w:val="0"/>
+              <w:spacing w:before="0" w:beforeAutospacing="0" w:after="0" w:afterAutospacing="0" w:line="12" w:lineRule="atLeast"/>
+              <w:ind w:left="0" w:right="0"/>
+              <w:jc w:val="left"/>
+              <w:rPr>
+                <w:rFonts w:hint="default" w:ascii="sans-serif" w:hAnsi="sans-serif" w:eastAsia="sans-serif" w:cs="sans-serif"/>
+                <w:color w:val="1F1F1F"/>
+              </w:rPr>
+            </w:pPr>
+            <w:r>
+              <w:rPr>
+                <w:rFonts w:hint="default" w:ascii="sans-serif" w:hAnsi="sans-serif" w:eastAsia="sans-serif" w:cs="sans-serif"/>
+                <w:b/>
+                <w:bCs/>
+                <w:color w:val="1F1F1F"/>
+                <w:kern w:val="0"/>
+                <w:sz w:val="24"/>
+                <w:szCs w:val="24"/>
+                <w:lang w:val="en-US" w:eastAsia="zh-CN" w:bidi="ar"/>
+              </w:rPr>
+              <w:t>PB15</w:t>
+            </w:r>
+          </w:p>
+        </w:tc>
+        <w:tc>
+          <w:tcPr>
+            <w:tcW w:w="0" w:type="auto"/>
+            <w:tcBorders>
+              <w:top w:val="single" w:color="auto" w:sz="4" w:space="0"/>
+              <w:left w:val="single" w:color="auto" w:sz="4" w:space="0"/>
+              <w:bottom w:val="single" w:color="auto" w:sz="4" w:space="0"/>
+              <w:right w:val="single" w:color="auto" w:sz="4" w:space="0"/>
+            </w:tcBorders>
+            <w:shd w:val="clear" w:color="auto" w:fill="auto"/>
+            <w:tcMar>
+              <w:top w:w="80" w:type="dxa"/>
+              <w:left w:w="120" w:type="dxa"/>
+              <w:bottom w:w="80" w:type="dxa"/>
+              <w:right w:w="120" w:type="dxa"/>
+            </w:tcMar>
+            <w:vAlign w:val="center"/>
+          </w:tcPr>
+          <w:p>
+            <w:pPr>
+              <w:keepNext w:val="0"/>
+              <w:keepLines w:val="0"/>
+              <w:widowControl/>
+              <w:suppressLineNumbers w:val="0"/>
+              <w:bidi w:val="0"/>
+              <w:spacing w:before="0" w:beforeAutospacing="0" w:after="0" w:afterAutospacing="0" w:line="12" w:lineRule="atLeast"/>
+              <w:ind w:left="0" w:right="0"/>
+              <w:jc w:val="left"/>
+              <w:rPr>
+                <w:rFonts w:hint="default" w:ascii="sans-serif" w:hAnsi="sans-serif" w:eastAsia="sans-serif" w:cs="sans-serif"/>
+                <w:color w:val="1F1F1F"/>
+              </w:rPr>
+            </w:pPr>
+            <w:r>
+              <w:rPr>
+                <w:rFonts w:hint="default" w:ascii="sans-serif" w:hAnsi="sans-serif" w:eastAsia="sans-serif" w:cs="sans-serif"/>
+                <w:color w:val="1F1F1F"/>
+                <w:kern w:val="0"/>
+                <w:sz w:val="24"/>
+                <w:szCs w:val="24"/>
+                <w:lang w:val="en-US" w:eastAsia="zh-CN" w:bidi="ar"/>
+              </w:rPr>
+              <w:t>背光控制 (BL)</w:t>
+            </w:r>
+          </w:p>
+        </w:tc>
+        <w:tc>
+          <w:tcPr>
+            <w:tcW w:w="0" w:type="auto"/>
+            <w:tcBorders>
+              <w:top w:val="single" w:color="auto" w:sz="4" w:space="0"/>
+              <w:left w:val="single" w:color="auto" w:sz="4" w:space="0"/>
+              <w:bottom w:val="single" w:color="auto" w:sz="4" w:space="0"/>
+              <w:right w:val="single" w:color="auto" w:sz="4" w:space="0"/>
+            </w:tcBorders>
+            <w:shd w:val="clear" w:color="auto" w:fill="auto"/>
+            <w:tcMar>
+              <w:top w:w="80" w:type="dxa"/>
+              <w:left w:w="120" w:type="dxa"/>
+              <w:bottom w:w="80" w:type="dxa"/>
+              <w:right w:w="120" w:type="dxa"/>
+            </w:tcMar>
+            <w:vAlign w:val="center"/>
+          </w:tcPr>
+          <w:p>
+            <w:pPr>
+              <w:keepNext w:val="0"/>
+              <w:keepLines w:val="0"/>
+              <w:widowControl/>
+              <w:suppressLineNumbers w:val="0"/>
+              <w:bidi w:val="0"/>
+              <w:spacing w:before="0" w:beforeAutospacing="0" w:after="0" w:afterAutospacing="0" w:line="12" w:lineRule="atLeast"/>
+              <w:ind w:left="0" w:right="0"/>
+              <w:jc w:val="left"/>
+              <w:rPr>
+                <w:rFonts w:hint="default" w:ascii="sans-serif" w:hAnsi="sans-serif" w:eastAsia="sans-serif" w:cs="sans-serif"/>
+                <w:color w:val="1F1F1F"/>
+              </w:rPr>
+            </w:pPr>
+            <w:r>
+              <w:rPr>
+                <w:rStyle w:val="8"/>
+                <w:rFonts w:hint="default" w:ascii="sans-serif" w:hAnsi="sans-serif" w:eastAsia="sans-serif" w:cs="sans-serif"/>
+                <w:color w:val="444746"/>
+                <w:kern w:val="0"/>
+                <w:sz w:val="24"/>
+                <w:szCs w:val="24"/>
+                <w:lang w:val="en-US" w:eastAsia="zh-CN" w:bidi="ar"/>
+              </w:rPr>
+              <w:t>lcd.c</w:t>
+            </w:r>
+          </w:p>
+        </w:tc>
+      </w:tr>
+      <w:tr>
+        <w:tblPrEx>
+          <w:tblBorders>
+            <w:top w:val="none" w:color="1F1F1F" w:sz="0" w:space="0"/>
+            <w:left w:val="none" w:color="1F1F1F" w:sz="0" w:space="0"/>
+            <w:bottom w:val="none" w:color="1F1F1F" w:sz="0" w:space="0"/>
+            <w:right w:val="none" w:color="1F1F1F" w:sz="0" w:space="0"/>
+            <w:insideH w:val="none" w:color="auto" w:sz="0" w:space="0"/>
+            <w:insideV w:val="none" w:color="auto" w:sz="0" w:space="0"/>
+          </w:tblBorders>
+          <w:tblCellMar>
+            <w:top w:w="0" w:type="dxa"/>
+            <w:left w:w="0" w:type="dxa"/>
+            <w:bottom w:w="0" w:type="dxa"/>
+            <w:right w:w="0" w:type="dxa"/>
+          </w:tblCellMar>
+        </w:tblPrEx>
+        <w:trPr>
+          <w:tblCellSpacing w:w="15" w:type="dxa"/>
+        </w:trPr>
+        <w:tc>
+          <w:tcPr>
+            <w:tcW w:w="0" w:type="auto"/>
+            <w:tcBorders>
+              <w:top w:val="single" w:color="auto" w:sz="4" w:space="0"/>
+              <w:left w:val="single" w:color="auto" w:sz="4" w:space="0"/>
+              <w:bottom w:val="single" w:color="auto" w:sz="4" w:space="0"/>
+              <w:right w:val="single" w:color="auto" w:sz="4" w:space="0"/>
+            </w:tcBorders>
+            <w:shd w:val="clear" w:color="auto" w:fill="auto"/>
+            <w:tcMar>
+              <w:top w:w="80" w:type="dxa"/>
+              <w:left w:w="120" w:type="dxa"/>
+              <w:bottom w:w="80" w:type="dxa"/>
+              <w:right w:w="120" w:type="dxa"/>
+            </w:tcMar>
+            <w:vAlign w:val="center"/>
+          </w:tcPr>
+          <w:p>
+            <w:pPr>
+              <w:keepNext w:val="0"/>
+              <w:keepLines w:val="0"/>
+              <w:widowControl/>
+              <w:suppressLineNumbers w:val="0"/>
+              <w:bidi w:val="0"/>
+              <w:spacing w:before="0" w:beforeAutospacing="0" w:after="0" w:afterAutospacing="0" w:line="12" w:lineRule="atLeast"/>
+              <w:ind w:left="0" w:right="0"/>
+              <w:jc w:val="left"/>
+              <w:rPr>
+                <w:rFonts w:hint="default" w:ascii="sans-serif" w:hAnsi="sans-serif" w:eastAsia="sans-serif" w:cs="sans-serif"/>
+                <w:color w:val="1F1F1F"/>
+              </w:rPr>
+            </w:pPr>
+            <w:r>
+              <w:rPr>
+                <w:rFonts w:hint="default" w:ascii="sans-serif" w:hAnsi="sans-serif" w:eastAsia="sans-serif" w:cs="sans-serif"/>
+                <w:b/>
+                <w:bCs/>
+                <w:color w:val="1F1F1F"/>
+                <w:kern w:val="0"/>
+                <w:sz w:val="24"/>
+                <w:szCs w:val="24"/>
+                <w:lang w:val="en-US" w:eastAsia="zh-CN" w:bidi="ar"/>
+              </w:rPr>
+              <w:t>触摸屏 (电容)</w:t>
+            </w:r>
+          </w:p>
+        </w:tc>
+        <w:tc>
+          <w:tcPr>
+            <w:tcW w:w="0" w:type="auto"/>
+            <w:tcBorders>
+              <w:top w:val="single" w:color="auto" w:sz="4" w:space="0"/>
+              <w:left w:val="single" w:color="auto" w:sz="4" w:space="0"/>
+              <w:bottom w:val="single" w:color="auto" w:sz="4" w:space="0"/>
+              <w:right w:val="single" w:color="auto" w:sz="4" w:space="0"/>
+            </w:tcBorders>
+            <w:shd w:val="clear" w:color="auto" w:fill="auto"/>
+            <w:tcMar>
+              <w:top w:w="80" w:type="dxa"/>
+              <w:left w:w="120" w:type="dxa"/>
+              <w:bottom w:w="80" w:type="dxa"/>
+              <w:right w:w="120" w:type="dxa"/>
+            </w:tcMar>
+            <w:vAlign w:val="center"/>
+          </w:tcPr>
+          <w:p>
+            <w:pPr>
+              <w:keepNext w:val="0"/>
+              <w:keepLines w:val="0"/>
+              <w:widowControl/>
+              <w:suppressLineNumbers w:val="0"/>
+              <w:bidi w:val="0"/>
+              <w:spacing w:before="0" w:beforeAutospacing="0" w:after="0" w:afterAutospacing="0" w:line="12" w:lineRule="atLeast"/>
+              <w:ind w:left="0" w:right="0"/>
+              <w:jc w:val="left"/>
+              <w:rPr>
+                <w:rFonts w:hint="default" w:ascii="sans-serif" w:hAnsi="sans-serif" w:eastAsia="sans-serif" w:cs="sans-serif"/>
+                <w:color w:val="1F1F1F"/>
+              </w:rPr>
+            </w:pPr>
+            <w:r>
+              <w:rPr>
+                <w:rFonts w:hint="default" w:ascii="sans-serif" w:hAnsi="sans-serif" w:eastAsia="sans-serif" w:cs="sans-serif"/>
+                <w:b/>
+                <w:bCs/>
+                <w:color w:val="1F1F1F"/>
+                <w:kern w:val="0"/>
+                <w:sz w:val="24"/>
+                <w:szCs w:val="24"/>
+                <w:lang w:val="en-US" w:eastAsia="zh-CN" w:bidi="ar"/>
+              </w:rPr>
+              <w:t>PB0</w:t>
+            </w:r>
+          </w:p>
+        </w:tc>
+        <w:tc>
+          <w:tcPr>
+            <w:tcW w:w="0" w:type="auto"/>
+            <w:tcBorders>
+              <w:top w:val="single" w:color="auto" w:sz="4" w:space="0"/>
+              <w:left w:val="single" w:color="auto" w:sz="4" w:space="0"/>
+              <w:bottom w:val="single" w:color="auto" w:sz="4" w:space="0"/>
+              <w:right w:val="single" w:color="auto" w:sz="4" w:space="0"/>
+            </w:tcBorders>
+            <w:shd w:val="clear" w:color="auto" w:fill="auto"/>
+            <w:tcMar>
+              <w:top w:w="80" w:type="dxa"/>
+              <w:left w:w="120" w:type="dxa"/>
+              <w:bottom w:w="80" w:type="dxa"/>
+              <w:right w:w="120" w:type="dxa"/>
+            </w:tcMar>
+            <w:vAlign w:val="center"/>
+          </w:tcPr>
+          <w:p>
+            <w:pPr>
+              <w:keepNext w:val="0"/>
+              <w:keepLines w:val="0"/>
+              <w:widowControl/>
+              <w:suppressLineNumbers w:val="0"/>
+              <w:bidi w:val="0"/>
+              <w:spacing w:before="0" w:beforeAutospacing="0" w:after="0" w:afterAutospacing="0" w:line="12" w:lineRule="atLeast"/>
+              <w:ind w:left="0" w:right="0"/>
+              <w:jc w:val="left"/>
+              <w:rPr>
+                <w:rFonts w:hint="default" w:ascii="sans-serif" w:hAnsi="sans-serif" w:eastAsia="sans-serif" w:cs="sans-serif"/>
+                <w:color w:val="1F1F1F"/>
+              </w:rPr>
+            </w:pPr>
+            <w:r>
+              <w:rPr>
+                <w:rFonts w:hint="default" w:ascii="sans-serif" w:hAnsi="sans-serif" w:eastAsia="sans-serif" w:cs="sans-serif"/>
+                <w:color w:val="1F1F1F"/>
+                <w:kern w:val="0"/>
+                <w:sz w:val="24"/>
+                <w:szCs w:val="24"/>
+                <w:lang w:val="en-US" w:eastAsia="zh-CN" w:bidi="ar"/>
+              </w:rPr>
+              <w:t>IIC_SCL (时钟)</w:t>
+            </w:r>
+          </w:p>
+        </w:tc>
+        <w:tc>
+          <w:tcPr>
+            <w:tcW w:w="0" w:type="auto"/>
+            <w:tcBorders>
+              <w:top w:val="single" w:color="auto" w:sz="4" w:space="0"/>
+              <w:left w:val="single" w:color="auto" w:sz="4" w:space="0"/>
+              <w:bottom w:val="single" w:color="auto" w:sz="4" w:space="0"/>
+              <w:right w:val="single" w:color="auto" w:sz="4" w:space="0"/>
+            </w:tcBorders>
+            <w:shd w:val="clear" w:color="auto" w:fill="auto"/>
+            <w:tcMar>
+              <w:top w:w="80" w:type="dxa"/>
+              <w:left w:w="120" w:type="dxa"/>
+              <w:bottom w:w="80" w:type="dxa"/>
+              <w:right w:w="120" w:type="dxa"/>
+            </w:tcMar>
+            <w:vAlign w:val="center"/>
+          </w:tcPr>
+          <w:p>
+            <w:pPr>
+              <w:keepNext w:val="0"/>
+              <w:keepLines w:val="0"/>
+              <w:widowControl/>
+              <w:suppressLineNumbers w:val="0"/>
+              <w:bidi w:val="0"/>
+              <w:spacing w:before="0" w:beforeAutospacing="0" w:after="0" w:afterAutospacing="0" w:line="12" w:lineRule="atLeast"/>
+              <w:ind w:left="0" w:right="0"/>
+              <w:jc w:val="left"/>
+              <w:rPr>
+                <w:rFonts w:hint="default" w:ascii="sans-serif" w:hAnsi="sans-serif" w:eastAsia="sans-serif" w:cs="sans-serif"/>
+                <w:color w:val="1F1F1F"/>
+              </w:rPr>
+            </w:pPr>
+            <w:r>
+              <w:rPr>
+                <w:rStyle w:val="8"/>
+                <w:rFonts w:hint="default" w:ascii="sans-serif" w:hAnsi="sans-serif" w:eastAsia="sans-serif" w:cs="sans-serif"/>
+                <w:color w:val="444746"/>
+                <w:kern w:val="0"/>
+                <w:sz w:val="24"/>
+                <w:szCs w:val="24"/>
+                <w:lang w:val="en-US" w:eastAsia="zh-CN" w:bidi="ar"/>
+              </w:rPr>
+              <w:t>ctiic.h</w:t>
+            </w:r>
+          </w:p>
+        </w:tc>
+      </w:tr>
+      <w:tr>
+        <w:tblPrEx>
+          <w:tblBorders>
+            <w:top w:val="none" w:color="1F1F1F" w:sz="0" w:space="0"/>
+            <w:left w:val="none" w:color="1F1F1F" w:sz="0" w:space="0"/>
+            <w:bottom w:val="none" w:color="1F1F1F" w:sz="0" w:space="0"/>
+            <w:right w:val="none" w:color="1F1F1F" w:sz="0" w:space="0"/>
+            <w:insideH w:val="none" w:color="auto" w:sz="0" w:space="0"/>
+            <w:insideV w:val="none" w:color="auto" w:sz="0" w:space="0"/>
+          </w:tblBorders>
+          <w:tblCellMar>
+            <w:top w:w="0" w:type="dxa"/>
+            <w:left w:w="0" w:type="dxa"/>
+            <w:bottom w:w="0" w:type="dxa"/>
+            <w:right w:w="0" w:type="dxa"/>
+          </w:tblCellMar>
+        </w:tblPrEx>
+        <w:trPr>
+          <w:tblCellSpacing w:w="15" w:type="dxa"/>
+        </w:trPr>
+        <w:tc>
+          <w:tcPr>
+            <w:tcW w:w="0" w:type="auto"/>
+            <w:tcBorders>
+              <w:top w:val="single" w:color="auto" w:sz="4" w:space="0"/>
+              <w:left w:val="single" w:color="auto" w:sz="4" w:space="0"/>
+              <w:bottom w:val="single" w:color="auto" w:sz="4" w:space="0"/>
+              <w:right w:val="single" w:color="auto" w:sz="4" w:space="0"/>
+            </w:tcBorders>
+            <w:shd w:val="clear" w:color="auto" w:fill="auto"/>
+            <w:tcMar>
+              <w:top w:w="80" w:type="dxa"/>
+              <w:left w:w="120" w:type="dxa"/>
+              <w:bottom w:w="80" w:type="dxa"/>
+              <w:right w:w="120" w:type="dxa"/>
+            </w:tcMar>
+            <w:vAlign w:val="center"/>
+          </w:tcPr>
+          <w:p>
+            <w:pPr>
+              <w:keepNext w:val="0"/>
+              <w:keepLines w:val="0"/>
+              <w:widowControl/>
+              <w:suppressLineNumbers w:val="0"/>
+              <w:bidi w:val="0"/>
+              <w:spacing w:before="0" w:beforeAutospacing="0" w:after="0" w:afterAutospacing="0" w:line="12" w:lineRule="atLeast"/>
+              <w:ind w:left="0" w:right="0"/>
+              <w:jc w:val="left"/>
+              <w:rPr>
+                <w:rFonts w:hint="default" w:ascii="sans-serif" w:hAnsi="sans-serif" w:eastAsia="sans-serif" w:cs="sans-serif"/>
+                <w:color w:val="1F1F1F"/>
+              </w:rPr>
+            </w:pPr>
+            <w:r>
+              <w:rPr>
+                <w:rFonts w:hint="default" w:ascii="sans-serif" w:hAnsi="sans-serif" w:eastAsia="sans-serif" w:cs="sans-serif"/>
+                <w:b/>
+                <w:bCs/>
+                <w:color w:val="1F1F1F"/>
+                <w:kern w:val="0"/>
+                <w:sz w:val="24"/>
+                <w:szCs w:val="24"/>
+                <w:lang w:val="en-US" w:eastAsia="zh-CN" w:bidi="ar"/>
+              </w:rPr>
+              <w:t>(GT9147/FT5206)</w:t>
+            </w:r>
+          </w:p>
+        </w:tc>
+        <w:tc>
+          <w:tcPr>
+            <w:tcW w:w="0" w:type="auto"/>
+            <w:tcBorders>
+              <w:top w:val="single" w:color="auto" w:sz="4" w:space="0"/>
+              <w:left w:val="single" w:color="auto" w:sz="4" w:space="0"/>
+              <w:bottom w:val="single" w:color="auto" w:sz="4" w:space="0"/>
+              <w:right w:val="single" w:color="auto" w:sz="4" w:space="0"/>
+            </w:tcBorders>
+            <w:shd w:val="clear" w:color="auto" w:fill="auto"/>
+            <w:tcMar>
+              <w:top w:w="80" w:type="dxa"/>
+              <w:left w:w="120" w:type="dxa"/>
+              <w:bottom w:w="80" w:type="dxa"/>
+              <w:right w:w="120" w:type="dxa"/>
+            </w:tcMar>
+            <w:vAlign w:val="center"/>
+          </w:tcPr>
+          <w:p>
+            <w:pPr>
+              <w:keepNext w:val="0"/>
+              <w:keepLines w:val="0"/>
+              <w:widowControl/>
+              <w:suppressLineNumbers w:val="0"/>
+              <w:bidi w:val="0"/>
+              <w:spacing w:before="0" w:beforeAutospacing="0" w:after="0" w:afterAutospacing="0" w:line="12" w:lineRule="atLeast"/>
+              <w:ind w:left="0" w:right="0"/>
+              <w:jc w:val="left"/>
+              <w:rPr>
+                <w:rFonts w:hint="default" w:ascii="sans-serif" w:hAnsi="sans-serif" w:eastAsia="sans-serif" w:cs="sans-serif"/>
+                <w:color w:val="1F1F1F"/>
+              </w:rPr>
+            </w:pPr>
+            <w:r>
+              <w:rPr>
+                <w:rFonts w:hint="default" w:ascii="sans-serif" w:hAnsi="sans-serif" w:eastAsia="sans-serif" w:cs="sans-serif"/>
+                <w:b/>
+                <w:bCs/>
+                <w:color w:val="1F1F1F"/>
+                <w:kern w:val="0"/>
+                <w:sz w:val="24"/>
+                <w:szCs w:val="24"/>
+                <w:lang w:val="en-US" w:eastAsia="zh-CN" w:bidi="ar"/>
+              </w:rPr>
+              <w:t>PF11</w:t>
+            </w:r>
+          </w:p>
+        </w:tc>
+        <w:tc>
+          <w:tcPr>
+            <w:tcW w:w="0" w:type="auto"/>
+            <w:tcBorders>
+              <w:top w:val="single" w:color="auto" w:sz="4" w:space="0"/>
+              <w:left w:val="single" w:color="auto" w:sz="4" w:space="0"/>
+              <w:bottom w:val="single" w:color="auto" w:sz="4" w:space="0"/>
+              <w:right w:val="single" w:color="auto" w:sz="4" w:space="0"/>
+            </w:tcBorders>
+            <w:shd w:val="clear" w:color="auto" w:fill="auto"/>
+            <w:tcMar>
+              <w:top w:w="80" w:type="dxa"/>
+              <w:left w:w="120" w:type="dxa"/>
+              <w:bottom w:w="80" w:type="dxa"/>
+              <w:right w:w="120" w:type="dxa"/>
+            </w:tcMar>
+            <w:vAlign w:val="center"/>
+          </w:tcPr>
+          <w:p>
+            <w:pPr>
+              <w:keepNext w:val="0"/>
+              <w:keepLines w:val="0"/>
+              <w:widowControl/>
+              <w:suppressLineNumbers w:val="0"/>
+              <w:bidi w:val="0"/>
+              <w:spacing w:before="0" w:beforeAutospacing="0" w:after="0" w:afterAutospacing="0" w:line="12" w:lineRule="atLeast"/>
+              <w:ind w:left="0" w:right="0"/>
+              <w:jc w:val="left"/>
+              <w:rPr>
+                <w:rFonts w:hint="default" w:ascii="sans-serif" w:hAnsi="sans-serif" w:eastAsia="sans-serif" w:cs="sans-serif"/>
+                <w:color w:val="1F1F1F"/>
+              </w:rPr>
+            </w:pPr>
+            <w:r>
+              <w:rPr>
+                <w:rFonts w:hint="default" w:ascii="sans-serif" w:hAnsi="sans-serif" w:eastAsia="sans-serif" w:cs="sans-serif"/>
+                <w:color w:val="1F1F1F"/>
+                <w:kern w:val="0"/>
+                <w:sz w:val="24"/>
+                <w:szCs w:val="24"/>
+                <w:lang w:val="en-US" w:eastAsia="zh-CN" w:bidi="ar"/>
+              </w:rPr>
+              <w:t>IIC_SDA (数据)</w:t>
+            </w:r>
+          </w:p>
+        </w:tc>
+        <w:tc>
+          <w:tcPr>
+            <w:tcW w:w="0" w:type="auto"/>
+            <w:tcBorders>
+              <w:top w:val="single" w:color="auto" w:sz="4" w:space="0"/>
+              <w:left w:val="single" w:color="auto" w:sz="4" w:space="0"/>
+              <w:bottom w:val="single" w:color="auto" w:sz="4" w:space="0"/>
+              <w:right w:val="single" w:color="auto" w:sz="4" w:space="0"/>
+            </w:tcBorders>
+            <w:shd w:val="clear" w:color="auto" w:fill="auto"/>
+            <w:tcMar>
+              <w:top w:w="80" w:type="dxa"/>
+              <w:left w:w="120" w:type="dxa"/>
+              <w:bottom w:w="80" w:type="dxa"/>
+              <w:right w:w="120" w:type="dxa"/>
+            </w:tcMar>
+            <w:vAlign w:val="center"/>
+          </w:tcPr>
+          <w:p>
+            <w:pPr>
+              <w:keepNext w:val="0"/>
+              <w:keepLines w:val="0"/>
+              <w:widowControl/>
+              <w:suppressLineNumbers w:val="0"/>
+              <w:bidi w:val="0"/>
+              <w:spacing w:before="0" w:beforeAutospacing="0" w:after="0" w:afterAutospacing="0" w:line="12" w:lineRule="atLeast"/>
+              <w:ind w:left="0" w:right="0"/>
+              <w:jc w:val="left"/>
+              <w:rPr>
+                <w:rFonts w:hint="default" w:ascii="sans-serif" w:hAnsi="sans-serif" w:eastAsia="sans-serif" w:cs="sans-serif"/>
+                <w:color w:val="1F1F1F"/>
+              </w:rPr>
+            </w:pPr>
+            <w:r>
+              <w:rPr>
+                <w:rStyle w:val="8"/>
+                <w:rFonts w:hint="default" w:ascii="sans-serif" w:hAnsi="sans-serif" w:eastAsia="sans-serif" w:cs="sans-serif"/>
+                <w:color w:val="444746"/>
+                <w:kern w:val="0"/>
+                <w:sz w:val="24"/>
+                <w:szCs w:val="24"/>
+                <w:lang w:val="en-US" w:eastAsia="zh-CN" w:bidi="ar"/>
+              </w:rPr>
+              <w:t>ctiic.h</w:t>
             </w:r>
           </w:p>
         </w:tc>
@@ -4756,53 +5177,53 @@
                 <w:szCs w:val="24"/>
                 <w:lang w:val="en-US" w:eastAsia="zh-CN" w:bidi="ar"/>
               </w:rPr>
-              <w:t>PB15</w:t>
-            </w:r>
-          </w:p>
-        </w:tc>
-        <w:tc>
-          <w:tcPr>
-            <w:tcW w:w="0" w:type="auto"/>
-            <w:tcBorders>
-              <w:top w:val="single" w:color="auto" w:sz="4" w:space="0"/>
-              <w:left w:val="single" w:color="auto" w:sz="4" w:space="0"/>
-              <w:bottom w:val="single" w:color="auto" w:sz="4" w:space="0"/>
-              <w:right w:val="single" w:color="auto" w:sz="4" w:space="0"/>
-            </w:tcBorders>
-            <w:shd w:val="clear" w:color="auto" w:fill="auto"/>
-            <w:tcMar>
-              <w:top w:w="80" w:type="dxa"/>
-              <w:left w:w="120" w:type="dxa"/>
-              <w:bottom w:w="80" w:type="dxa"/>
-              <w:right w:w="120" w:type="dxa"/>
-            </w:tcMar>
-            <w:vAlign w:val="center"/>
-          </w:tcPr>
-          <w:p>
-            <w:pPr>
-              <w:keepNext w:val="0"/>
-              <w:keepLines w:val="0"/>
-              <w:widowControl/>
-              <w:suppressLineNumbers w:val="0"/>
-              <w:bidi w:val="0"/>
-              <w:spacing w:before="0" w:beforeAutospacing="0" w:after="0" w:afterAutospacing="0" w:line="12" w:lineRule="atLeast"/>
-              <w:ind w:left="0" w:right="0"/>
-              <w:jc w:val="left"/>
-              <w:rPr>
-                <w:rFonts w:hint="default" w:ascii="sans-serif" w:hAnsi="sans-serif" w:eastAsia="sans-serif" w:cs="sans-serif"/>
-                <w:color w:val="1F1F1F"/>
-              </w:rPr>
-            </w:pPr>
-            <w:r>
-              <w:rPr>
-                <w:rFonts w:hint="default" w:ascii="sans-serif" w:hAnsi="sans-serif" w:eastAsia="sans-serif" w:cs="sans-serif"/>
-                <w:color w:val="1F1F1F"/>
-                <w:kern w:val="0"/>
-                <w:sz w:val="24"/>
-                <w:szCs w:val="24"/>
-                <w:lang w:val="en-US" w:eastAsia="zh-CN" w:bidi="ar"/>
-              </w:rPr>
-              <w:t>背光控制 (BL)</w:t>
+              <w:t>PC13</w:t>
+            </w:r>
+          </w:p>
+        </w:tc>
+        <w:tc>
+          <w:tcPr>
+            <w:tcW w:w="0" w:type="auto"/>
+            <w:tcBorders>
+              <w:top w:val="single" w:color="auto" w:sz="4" w:space="0"/>
+              <w:left w:val="single" w:color="auto" w:sz="4" w:space="0"/>
+              <w:bottom w:val="single" w:color="auto" w:sz="4" w:space="0"/>
+              <w:right w:val="single" w:color="auto" w:sz="4" w:space="0"/>
+            </w:tcBorders>
+            <w:shd w:val="clear" w:color="auto" w:fill="auto"/>
+            <w:tcMar>
+              <w:top w:w="80" w:type="dxa"/>
+              <w:left w:w="120" w:type="dxa"/>
+              <w:bottom w:w="80" w:type="dxa"/>
+              <w:right w:w="120" w:type="dxa"/>
+            </w:tcMar>
+            <w:vAlign w:val="center"/>
+          </w:tcPr>
+          <w:p>
+            <w:pPr>
+              <w:keepNext w:val="0"/>
+              <w:keepLines w:val="0"/>
+              <w:widowControl/>
+              <w:suppressLineNumbers w:val="0"/>
+              <w:bidi w:val="0"/>
+              <w:spacing w:before="0" w:beforeAutospacing="0" w:after="0" w:afterAutospacing="0" w:line="12" w:lineRule="atLeast"/>
+              <w:ind w:left="0" w:right="0"/>
+              <w:jc w:val="left"/>
+              <w:rPr>
+                <w:rFonts w:hint="default" w:ascii="sans-serif" w:hAnsi="sans-serif" w:eastAsia="sans-serif" w:cs="sans-serif"/>
+                <w:color w:val="1F1F1F"/>
+              </w:rPr>
+            </w:pPr>
+            <w:r>
+              <w:rPr>
+                <w:rFonts w:hint="default" w:ascii="sans-serif" w:hAnsi="sans-serif" w:eastAsia="sans-serif" w:cs="sans-serif"/>
+                <w:color w:val="1F1F1F"/>
+                <w:kern w:val="0"/>
+                <w:sz w:val="24"/>
+                <w:szCs w:val="24"/>
+                <w:lang w:val="en-US" w:eastAsia="zh-CN" w:bidi="ar"/>
+              </w:rPr>
+              <w:t>RST (复位)</w:t>
             </w:r>
           </w:p>
         </w:tc>
@@ -4849,7 +5270,244 @@
                 <w:szCs w:val="24"/>
                 <w:lang w:val="en-US" w:eastAsia="zh-CN" w:bidi="ar"/>
               </w:rPr>
-              <w:t>lcd.c</w:t>
+              <w:t>gt9147.h</w:t>
+            </w:r>
+            <w:r>
+              <w:rPr>
+                <w:rFonts w:hint="default" w:ascii="sans-serif" w:hAnsi="sans-serif" w:eastAsia="sans-serif" w:cs="sans-serif"/>
+                <w:color w:val="1F1F1F"/>
+                <w:kern w:val="0"/>
+                <w:sz w:val="24"/>
+                <w:szCs w:val="24"/>
+                <w:lang w:val="en-US" w:eastAsia="zh-CN" w:bidi="ar"/>
+              </w:rPr>
+              <w:t>/</w:t>
+            </w:r>
+            <w:r>
+              <w:rPr>
+                <w:rStyle w:val="8"/>
+                <w:rFonts w:hint="default" w:ascii="sans-serif" w:hAnsi="sans-serif" w:eastAsia="sans-serif" w:cs="sans-serif"/>
+                <w:color w:val="444746"/>
+                <w:kern w:val="0"/>
+                <w:sz w:val="24"/>
+                <w:szCs w:val="24"/>
+                <w:lang w:val="en-US" w:eastAsia="zh-CN" w:bidi="ar"/>
+              </w:rPr>
+              <w:t>ft5206.h</w:t>
+            </w:r>
+          </w:p>
+        </w:tc>
+      </w:tr>
+      <w:tr>
+        <w:tblPrEx>
+          <w:tblBorders>
+            <w:top w:val="none" w:color="1F1F1F" w:sz="0" w:space="0"/>
+            <w:left w:val="none" w:color="1F1F1F" w:sz="0" w:space="0"/>
+            <w:bottom w:val="none" w:color="1F1F1F" w:sz="0" w:space="0"/>
+            <w:right w:val="none" w:color="1F1F1F" w:sz="0" w:space="0"/>
+            <w:insideH w:val="none" w:color="auto" w:sz="0" w:space="0"/>
+            <w:insideV w:val="none" w:color="auto" w:sz="0" w:space="0"/>
+          </w:tblBorders>
+          <w:tblCellMar>
+            <w:top w:w="0" w:type="dxa"/>
+            <w:left w:w="0" w:type="dxa"/>
+            <w:bottom w:w="0" w:type="dxa"/>
+            <w:right w:w="0" w:type="dxa"/>
+          </w:tblCellMar>
+        </w:tblPrEx>
+        <w:trPr>
+          <w:tblCellSpacing w:w="15" w:type="dxa"/>
+        </w:trPr>
+        <w:tc>
+          <w:tcPr>
+            <w:tcW w:w="0" w:type="auto"/>
+            <w:tcBorders>
+              <w:top w:val="single" w:color="auto" w:sz="4" w:space="0"/>
+              <w:left w:val="single" w:color="auto" w:sz="4" w:space="0"/>
+              <w:bottom w:val="single" w:color="auto" w:sz="4" w:space="0"/>
+              <w:right w:val="single" w:color="auto" w:sz="4" w:space="0"/>
+            </w:tcBorders>
+            <w:shd w:val="clear" w:color="auto" w:fill="auto"/>
+            <w:tcMar>
+              <w:top w:w="80" w:type="dxa"/>
+              <w:left w:w="120" w:type="dxa"/>
+              <w:bottom w:w="80" w:type="dxa"/>
+              <w:right w:w="120" w:type="dxa"/>
+            </w:tcMar>
+            <w:vAlign w:val="center"/>
+          </w:tcPr>
+          <w:p>
+            <w:pPr>
+              <w:rPr>
+                <w:rFonts w:hint="default" w:ascii="sans-serif" w:hAnsi="sans-serif" w:eastAsia="sans-serif" w:cs="sans-serif"/>
+                <w:color w:val="1F1F1F"/>
+                <w:sz w:val="24"/>
+                <w:szCs w:val="24"/>
+              </w:rPr>
+            </w:pPr>
+          </w:p>
+        </w:tc>
+        <w:tc>
+          <w:tcPr>
+            <w:tcW w:w="0" w:type="auto"/>
+            <w:tcBorders>
+              <w:top w:val="single" w:color="auto" w:sz="4" w:space="0"/>
+              <w:left w:val="single" w:color="auto" w:sz="4" w:space="0"/>
+              <w:bottom w:val="single" w:color="auto" w:sz="4" w:space="0"/>
+              <w:right w:val="single" w:color="auto" w:sz="4" w:space="0"/>
+            </w:tcBorders>
+            <w:shd w:val="clear" w:color="auto" w:fill="auto"/>
+            <w:tcMar>
+              <w:top w:w="80" w:type="dxa"/>
+              <w:left w:w="120" w:type="dxa"/>
+              <w:bottom w:w="80" w:type="dxa"/>
+              <w:right w:w="120" w:type="dxa"/>
+            </w:tcMar>
+            <w:vAlign w:val="center"/>
+          </w:tcPr>
+          <w:p>
+            <w:pPr>
+              <w:keepNext w:val="0"/>
+              <w:keepLines w:val="0"/>
+              <w:widowControl/>
+              <w:suppressLineNumbers w:val="0"/>
+              <w:bidi w:val="0"/>
+              <w:spacing w:before="0" w:beforeAutospacing="0" w:after="0" w:afterAutospacing="0" w:line="12" w:lineRule="atLeast"/>
+              <w:ind w:left="0" w:right="0"/>
+              <w:jc w:val="left"/>
+              <w:rPr>
+                <w:rFonts w:hint="default" w:ascii="sans-serif" w:hAnsi="sans-serif" w:eastAsia="sans-serif" w:cs="sans-serif"/>
+                <w:color w:val="1F1F1F"/>
+              </w:rPr>
+            </w:pPr>
+            <w:r>
+              <w:rPr>
+                <w:rFonts w:hint="default" w:ascii="sans-serif" w:hAnsi="sans-serif" w:eastAsia="sans-serif" w:cs="sans-serif"/>
+                <w:b/>
+                <w:bCs/>
+                <w:color w:val="1F1F1F"/>
+                <w:kern w:val="0"/>
+                <w:sz w:val="24"/>
+                <w:szCs w:val="24"/>
+                <w:lang w:val="en-US" w:eastAsia="zh-CN" w:bidi="ar"/>
+              </w:rPr>
+              <w:t>PB1</w:t>
+            </w:r>
+          </w:p>
+        </w:tc>
+        <w:tc>
+          <w:tcPr>
+            <w:tcW w:w="0" w:type="auto"/>
+            <w:tcBorders>
+              <w:top w:val="single" w:color="auto" w:sz="4" w:space="0"/>
+              <w:left w:val="single" w:color="auto" w:sz="4" w:space="0"/>
+              <w:bottom w:val="single" w:color="auto" w:sz="4" w:space="0"/>
+              <w:right w:val="single" w:color="auto" w:sz="4" w:space="0"/>
+            </w:tcBorders>
+            <w:shd w:val="clear" w:color="auto" w:fill="auto"/>
+            <w:tcMar>
+              <w:top w:w="80" w:type="dxa"/>
+              <w:left w:w="120" w:type="dxa"/>
+              <w:bottom w:w="80" w:type="dxa"/>
+              <w:right w:w="120" w:type="dxa"/>
+            </w:tcMar>
+            <w:vAlign w:val="center"/>
+          </w:tcPr>
+          <w:p>
+            <w:pPr>
+              <w:keepNext w:val="0"/>
+              <w:keepLines w:val="0"/>
+              <w:widowControl/>
+              <w:suppressLineNumbers w:val="0"/>
+              <w:bidi w:val="0"/>
+              <w:spacing w:before="0" w:beforeAutospacing="0" w:after="0" w:afterAutospacing="0" w:line="12" w:lineRule="atLeast"/>
+              <w:ind w:left="0" w:right="0"/>
+              <w:jc w:val="left"/>
+              <w:rPr>
+                <w:rFonts w:hint="default" w:ascii="sans-serif" w:hAnsi="sans-serif" w:eastAsia="sans-serif" w:cs="sans-serif"/>
+                <w:color w:val="1F1F1F"/>
+              </w:rPr>
+            </w:pPr>
+            <w:r>
+              <w:rPr>
+                <w:rFonts w:hint="default" w:ascii="sans-serif" w:hAnsi="sans-serif" w:eastAsia="sans-serif" w:cs="sans-serif"/>
+                <w:color w:val="1F1F1F"/>
+                <w:kern w:val="0"/>
+                <w:sz w:val="24"/>
+                <w:szCs w:val="24"/>
+                <w:lang w:val="en-US" w:eastAsia="zh-CN" w:bidi="ar"/>
+              </w:rPr>
+              <w:t>INT (中断)</w:t>
+            </w:r>
+          </w:p>
+        </w:tc>
+        <w:tc>
+          <w:tcPr>
+            <w:tcW w:w="0" w:type="auto"/>
+            <w:tcBorders>
+              <w:top w:val="single" w:color="auto" w:sz="4" w:space="0"/>
+              <w:left w:val="single" w:color="auto" w:sz="4" w:space="0"/>
+              <w:bottom w:val="single" w:color="auto" w:sz="4" w:space="0"/>
+              <w:right w:val="single" w:color="auto" w:sz="4" w:space="0"/>
+            </w:tcBorders>
+            <w:shd w:val="clear" w:color="auto" w:fill="auto"/>
+            <w:tcMar>
+              <w:top w:w="80" w:type="dxa"/>
+              <w:left w:w="120" w:type="dxa"/>
+              <w:bottom w:w="80" w:type="dxa"/>
+              <w:right w:w="120" w:type="dxa"/>
+            </w:tcMar>
+            <w:vAlign w:val="center"/>
+          </w:tcPr>
+          <w:p>
+            <w:pPr>
+              <w:keepNext w:val="0"/>
+              <w:keepLines w:val="0"/>
+              <w:widowControl/>
+              <w:suppressLineNumbers w:val="0"/>
+              <w:bidi w:val="0"/>
+              <w:spacing w:before="0" w:beforeAutospacing="0" w:after="0" w:afterAutospacing="0" w:line="12" w:lineRule="atLeast"/>
+              <w:ind w:left="0" w:right="0"/>
+              <w:jc w:val="left"/>
+              <w:rPr>
+                <w:rFonts w:hint="default" w:ascii="sans-serif" w:hAnsi="sans-serif" w:eastAsia="sans-serif" w:cs="sans-serif"/>
+                <w:color w:val="1F1F1F"/>
+              </w:rPr>
+            </w:pPr>
+            <w:r>
+              <w:rPr>
+                <w:rStyle w:val="8"/>
+                <w:rFonts w:hint="default" w:ascii="sans-serif" w:hAnsi="sans-serif" w:eastAsia="sans-serif" w:cs="sans-serif"/>
+                <w:color w:val="444746"/>
+                <w:kern w:val="0"/>
+                <w:sz w:val="24"/>
+                <w:szCs w:val="24"/>
+                <w:lang w:val="en-US" w:eastAsia="zh-CN" w:bidi="ar"/>
+              </w:rPr>
+              <w:t>gt9147.h</w:t>
+            </w:r>
+            <w:r>
+              <w:rPr>
+                <w:rFonts w:hint="default" w:ascii="sans-serif" w:hAnsi="sans-serif" w:eastAsia="sans-serif" w:cs="sans-serif"/>
+                <w:color w:val="1F1F1F"/>
+                <w:kern w:val="0"/>
+                <w:sz w:val="24"/>
+                <w:szCs w:val="24"/>
+                <w:lang w:val="en-US" w:eastAsia="zh-CN" w:bidi="ar"/>
+              </w:rPr>
+              <w:t>/</w:t>
+            </w:r>
+            <w:r>
+              <w:rPr>
+                <w:rStyle w:val="8"/>
+                <w:rFonts w:hint="default" w:ascii="sans-serif" w:hAnsi="sans-serif" w:eastAsia="sans-serif" w:cs="sans-serif"/>
+                <w:color w:val="444746"/>
+                <w:kern w:val="0"/>
+                <w:sz w:val="24"/>
+                <w:szCs w:val="24"/>
+                <w:lang w:val="en-US" w:eastAsia="zh-CN" w:bidi="ar"/>
+              </w:rPr>
+              <w:t>ft5206.h</w:t>
             </w:r>
           </w:p>
         </w:tc>
@@ -4919,7 +5577,7 @@
                 <w:szCs w:val="24"/>
                 <w:lang w:val="en-US" w:eastAsia="zh-CN" w:bidi="ar"/>
               </w:rPr>
-              <w:t>触摸屏 (电容)</w:t>
+              <w:t>外部 Flash</w:t>
             </w:r>
           </w:p>
         </w:tc>
@@ -4967,53 +5625,53 @@
                 <w:szCs w:val="24"/>
                 <w:lang w:val="en-US" w:eastAsia="zh-CN" w:bidi="ar"/>
               </w:rPr>
-              <w:t>PB0</w:t>
-            </w:r>
-          </w:p>
-        </w:tc>
-        <w:tc>
-          <w:tcPr>
-            <w:tcW w:w="0" w:type="auto"/>
-            <w:tcBorders>
-              <w:top w:val="single" w:color="auto" w:sz="4" w:space="0"/>
-              <w:left w:val="single" w:color="auto" w:sz="4" w:space="0"/>
-              <w:bottom w:val="single" w:color="auto" w:sz="4" w:space="0"/>
-              <w:right w:val="single" w:color="auto" w:sz="4" w:space="0"/>
-            </w:tcBorders>
-            <w:shd w:val="clear" w:color="auto" w:fill="auto"/>
-            <w:tcMar>
-              <w:top w:w="80" w:type="dxa"/>
-              <w:left w:w="120" w:type="dxa"/>
-              <w:bottom w:w="80" w:type="dxa"/>
-              <w:right w:w="120" w:type="dxa"/>
-            </w:tcMar>
-            <w:vAlign w:val="center"/>
-          </w:tcPr>
-          <w:p>
-            <w:pPr>
-              <w:keepNext w:val="0"/>
-              <w:keepLines w:val="0"/>
-              <w:widowControl/>
-              <w:suppressLineNumbers w:val="0"/>
-              <w:bidi w:val="0"/>
-              <w:spacing w:before="0" w:beforeAutospacing="0" w:after="0" w:afterAutospacing="0" w:line="12" w:lineRule="atLeast"/>
-              <w:ind w:left="0" w:right="0"/>
-              <w:jc w:val="left"/>
-              <w:rPr>
-                <w:rFonts w:hint="default" w:ascii="sans-serif" w:hAnsi="sans-serif" w:eastAsia="sans-serif" w:cs="sans-serif"/>
-                <w:color w:val="1F1F1F"/>
-              </w:rPr>
-            </w:pPr>
-            <w:r>
-              <w:rPr>
-                <w:rFonts w:hint="default" w:ascii="sans-serif" w:hAnsi="sans-serif" w:eastAsia="sans-serif" w:cs="sans-serif"/>
-                <w:color w:val="1F1F1F"/>
-                <w:kern w:val="0"/>
-                <w:sz w:val="24"/>
-                <w:szCs w:val="24"/>
-                <w:lang w:val="en-US" w:eastAsia="zh-CN" w:bidi="ar"/>
-              </w:rPr>
-              <w:t>IIC_SCL (时钟)</w:t>
+              <w:t>PB14</w:t>
+            </w:r>
+          </w:p>
+        </w:tc>
+        <w:tc>
+          <w:tcPr>
+            <w:tcW w:w="0" w:type="auto"/>
+            <w:tcBorders>
+              <w:top w:val="single" w:color="auto" w:sz="4" w:space="0"/>
+              <w:left w:val="single" w:color="auto" w:sz="4" w:space="0"/>
+              <w:bottom w:val="single" w:color="auto" w:sz="4" w:space="0"/>
+              <w:right w:val="single" w:color="auto" w:sz="4" w:space="0"/>
+            </w:tcBorders>
+            <w:shd w:val="clear" w:color="auto" w:fill="auto"/>
+            <w:tcMar>
+              <w:top w:w="80" w:type="dxa"/>
+              <w:left w:w="120" w:type="dxa"/>
+              <w:bottom w:w="80" w:type="dxa"/>
+              <w:right w:w="120" w:type="dxa"/>
+            </w:tcMar>
+            <w:vAlign w:val="center"/>
+          </w:tcPr>
+          <w:p>
+            <w:pPr>
+              <w:keepNext w:val="0"/>
+              <w:keepLines w:val="0"/>
+              <w:widowControl/>
+              <w:suppressLineNumbers w:val="0"/>
+              <w:bidi w:val="0"/>
+              <w:spacing w:before="0" w:beforeAutospacing="0" w:after="0" w:afterAutospacing="0" w:line="12" w:lineRule="atLeast"/>
+              <w:ind w:left="0" w:right="0"/>
+              <w:jc w:val="left"/>
+              <w:rPr>
+                <w:rFonts w:hint="default" w:ascii="sans-serif" w:hAnsi="sans-serif" w:eastAsia="sans-serif" w:cs="sans-serif"/>
+                <w:color w:val="1F1F1F"/>
+              </w:rPr>
+            </w:pPr>
+            <w:r>
+              <w:rPr>
+                <w:rFonts w:hint="default" w:ascii="sans-serif" w:hAnsi="sans-serif" w:eastAsia="sans-serif" w:cs="sans-serif"/>
+                <w:color w:val="1F1F1F"/>
+                <w:kern w:val="0"/>
+                <w:sz w:val="24"/>
+                <w:szCs w:val="24"/>
+                <w:lang w:val="en-US" w:eastAsia="zh-CN" w:bidi="ar"/>
+              </w:rPr>
+              <w:t>CS (片选)</w:t>
             </w:r>
           </w:p>
         </w:tc>
@@ -5060,7 +5718,7 @@
                 <w:szCs w:val="24"/>
                 <w:lang w:val="en-US" w:eastAsia="zh-CN" w:bidi="ar"/>
               </w:rPr>
-              <w:t>ctiic.h</w:t>
+              <w:t>w25qxx.h</w:t>
             </w:r>
           </w:p>
         </w:tc>
@@ -5075,7 +5733,6 @@
             <w:insideH w:val="none" w:color="auto" w:sz="0" w:space="0"/>
             <w:insideV w:val="none" w:color="auto" w:sz="0" w:space="0"/>
           </w:tblBorders>
-          <w:shd w:val="clear" w:color="auto" w:fill="auto"/>
           <w:tblCellMar>
             <w:top w:w="0" w:type="dxa"/>
             <w:left w:w="0" w:type="dxa"/>
@@ -5130,7 +5787,7 @@
                 <w:szCs w:val="24"/>
                 <w:lang w:val="en-US" w:eastAsia="zh-CN" w:bidi="ar"/>
               </w:rPr>
-              <w:t>(GT9147/FT5206)</w:t>
+              <w:t>(W25Q128)</w:t>
             </w:r>
           </w:p>
         </w:tc>
@@ -5178,53 +5835,53 @@
                 <w:szCs w:val="24"/>
                 <w:lang w:val="en-US" w:eastAsia="zh-CN" w:bidi="ar"/>
               </w:rPr>
-              <w:t>PF11</w:t>
-            </w:r>
-          </w:p>
-        </w:tc>
-        <w:tc>
-          <w:tcPr>
-            <w:tcW w:w="0" w:type="auto"/>
-            <w:tcBorders>
-              <w:top w:val="single" w:color="auto" w:sz="4" w:space="0"/>
-              <w:left w:val="single" w:color="auto" w:sz="4" w:space="0"/>
-              <w:bottom w:val="single" w:color="auto" w:sz="4" w:space="0"/>
-              <w:right w:val="single" w:color="auto" w:sz="4" w:space="0"/>
-            </w:tcBorders>
-            <w:shd w:val="clear" w:color="auto" w:fill="auto"/>
-            <w:tcMar>
-              <w:top w:w="80" w:type="dxa"/>
-              <w:left w:w="120" w:type="dxa"/>
-              <w:bottom w:w="80" w:type="dxa"/>
-              <w:right w:w="120" w:type="dxa"/>
-            </w:tcMar>
-            <w:vAlign w:val="center"/>
-          </w:tcPr>
-          <w:p>
-            <w:pPr>
-              <w:keepNext w:val="0"/>
-              <w:keepLines w:val="0"/>
-              <w:widowControl/>
-              <w:suppressLineNumbers w:val="0"/>
-              <w:bidi w:val="0"/>
-              <w:spacing w:before="0" w:beforeAutospacing="0" w:after="0" w:afterAutospacing="0" w:line="12" w:lineRule="atLeast"/>
-              <w:ind w:left="0" w:right="0"/>
-              <w:jc w:val="left"/>
-              <w:rPr>
-                <w:rFonts w:hint="default" w:ascii="sans-serif" w:hAnsi="sans-serif" w:eastAsia="sans-serif" w:cs="sans-serif"/>
-                <w:color w:val="1F1F1F"/>
-              </w:rPr>
-            </w:pPr>
-            <w:r>
-              <w:rPr>
-                <w:rFonts w:hint="default" w:ascii="sans-serif" w:hAnsi="sans-serif" w:eastAsia="sans-serif" w:cs="sans-serif"/>
-                <w:color w:val="1F1F1F"/>
-                <w:kern w:val="0"/>
-                <w:sz w:val="24"/>
-                <w:szCs w:val="24"/>
-                <w:lang w:val="en-US" w:eastAsia="zh-CN" w:bidi="ar"/>
-              </w:rPr>
-              <w:t>IIC_SDA (数据)</w:t>
+              <w:t>PB3, PB4, PB5</w:t>
+            </w:r>
+          </w:p>
+        </w:tc>
+        <w:tc>
+          <w:tcPr>
+            <w:tcW w:w="0" w:type="auto"/>
+            <w:tcBorders>
+              <w:top w:val="single" w:color="auto" w:sz="4" w:space="0"/>
+              <w:left w:val="single" w:color="auto" w:sz="4" w:space="0"/>
+              <w:bottom w:val="single" w:color="auto" w:sz="4" w:space="0"/>
+              <w:right w:val="single" w:color="auto" w:sz="4" w:space="0"/>
+            </w:tcBorders>
+            <w:shd w:val="clear" w:color="auto" w:fill="auto"/>
+            <w:tcMar>
+              <w:top w:w="80" w:type="dxa"/>
+              <w:left w:w="120" w:type="dxa"/>
+              <w:bottom w:w="80" w:type="dxa"/>
+              <w:right w:w="120" w:type="dxa"/>
+            </w:tcMar>
+            <w:vAlign w:val="center"/>
+          </w:tcPr>
+          <w:p>
+            <w:pPr>
+              <w:keepNext w:val="0"/>
+              <w:keepLines w:val="0"/>
+              <w:widowControl/>
+              <w:suppressLineNumbers w:val="0"/>
+              <w:bidi w:val="0"/>
+              <w:spacing w:before="0" w:beforeAutospacing="0" w:after="0" w:afterAutospacing="0" w:line="12" w:lineRule="atLeast"/>
+              <w:ind w:left="0" w:right="0"/>
+              <w:jc w:val="left"/>
+              <w:rPr>
+                <w:rFonts w:hint="default" w:ascii="sans-serif" w:hAnsi="sans-serif" w:eastAsia="sans-serif" w:cs="sans-serif"/>
+                <w:color w:val="1F1F1F"/>
+              </w:rPr>
+            </w:pPr>
+            <w:r>
+              <w:rPr>
+                <w:rFonts w:hint="default" w:ascii="sans-serif" w:hAnsi="sans-serif" w:eastAsia="sans-serif" w:cs="sans-serif"/>
+                <w:color w:val="1F1F1F"/>
+                <w:kern w:val="0"/>
+                <w:sz w:val="24"/>
+                <w:szCs w:val="24"/>
+                <w:lang w:val="en-US" w:eastAsia="zh-CN" w:bidi="ar"/>
+              </w:rPr>
+              <w:t>SPI1 (SCK, MISO, MOSI)</w:t>
             </w:r>
           </w:p>
         </w:tc>
@@ -5271,7 +5928,7 @@
                 <w:szCs w:val="24"/>
                 <w:lang w:val="en-US" w:eastAsia="zh-CN" w:bidi="ar"/>
               </w:rPr>
-              <w:t>ctiic.h</w:t>
+              <w:t>spi.c</w:t>
             </w:r>
           </w:p>
         </w:tc>
@@ -5286,7 +5943,6 @@
             <w:insideH w:val="none" w:color="auto" w:sz="0" w:space="0"/>
             <w:insideV w:val="none" w:color="auto" w:sz="0" w:space="0"/>
           </w:tblBorders>
-          <w:shd w:val="clear" w:color="auto" w:fill="auto"/>
           <w:tblCellMar>
             <w:top w:w="0" w:type="dxa"/>
             <w:left w:w="0" w:type="dxa"/>
@@ -5317,35 +5973,6 @@
           </w:tcPr>
           <w:p>
             <w:pPr>
-              <w:rPr>
-                <w:rFonts w:hint="default" w:ascii="sans-serif" w:hAnsi="sans-serif" w:eastAsia="sans-serif" w:cs="sans-serif"/>
-                <w:color w:val="1F1F1F"/>
-                <w:sz w:val="24"/>
-                <w:szCs w:val="24"/>
-              </w:rPr>
-            </w:pPr>
-          </w:p>
-        </w:tc>
-        <w:tc>
-          <w:tcPr>
-            <w:tcW w:w="0" w:type="auto"/>
-            <w:tcBorders>
-              <w:top w:val="single" w:color="auto" w:sz="4" w:space="0"/>
-              <w:left w:val="single" w:color="auto" w:sz="4" w:space="0"/>
-              <w:bottom w:val="single" w:color="auto" w:sz="4" w:space="0"/>
-              <w:right w:val="single" w:color="auto" w:sz="4" w:space="0"/>
-            </w:tcBorders>
-            <w:shd w:val="clear" w:color="auto" w:fill="auto"/>
-            <w:tcMar>
-              <w:top w:w="80" w:type="dxa"/>
-              <w:left w:w="120" w:type="dxa"/>
-              <w:bottom w:w="80" w:type="dxa"/>
-              <w:right w:w="120" w:type="dxa"/>
-            </w:tcMar>
-            <w:vAlign w:val="center"/>
-          </w:tcPr>
-          <w:p>
-            <w:pPr>
               <w:keepNext w:val="0"/>
               <w:keepLines w:val="0"/>
               <w:widowControl/>
@@ -5370,53 +5997,101 @@
                 <w:szCs w:val="24"/>
                 <w:lang w:val="en-US" w:eastAsia="zh-CN" w:bidi="ar"/>
               </w:rPr>
-              <w:t>PC13</w:t>
-            </w:r>
-          </w:p>
-        </w:tc>
-        <w:tc>
-          <w:tcPr>
-            <w:tcW w:w="0" w:type="auto"/>
-            <w:tcBorders>
-              <w:top w:val="single" w:color="auto" w:sz="4" w:space="0"/>
-              <w:left w:val="single" w:color="auto" w:sz="4" w:space="0"/>
-              <w:bottom w:val="single" w:color="auto" w:sz="4" w:space="0"/>
-              <w:right w:val="single" w:color="auto" w:sz="4" w:space="0"/>
-            </w:tcBorders>
-            <w:shd w:val="clear" w:color="auto" w:fill="auto"/>
-            <w:tcMar>
-              <w:top w:w="80" w:type="dxa"/>
-              <w:left w:w="120" w:type="dxa"/>
-              <w:bottom w:w="80" w:type="dxa"/>
-              <w:right w:w="120" w:type="dxa"/>
-            </w:tcMar>
-            <w:vAlign w:val="center"/>
-          </w:tcPr>
-          <w:p>
-            <w:pPr>
-              <w:keepNext w:val="0"/>
-              <w:keepLines w:val="0"/>
-              <w:widowControl/>
-              <w:suppressLineNumbers w:val="0"/>
-              <w:bidi w:val="0"/>
-              <w:spacing w:before="0" w:beforeAutospacing="0" w:after="0" w:afterAutospacing="0" w:line="12" w:lineRule="atLeast"/>
-              <w:ind w:left="0" w:right="0"/>
-              <w:jc w:val="left"/>
-              <w:rPr>
-                <w:rFonts w:hint="default" w:ascii="sans-serif" w:hAnsi="sans-serif" w:eastAsia="sans-serif" w:cs="sans-serif"/>
-                <w:color w:val="1F1F1F"/>
-              </w:rPr>
-            </w:pPr>
-            <w:r>
-              <w:rPr>
-                <w:rFonts w:hint="default" w:ascii="sans-serif" w:hAnsi="sans-serif" w:eastAsia="sans-serif" w:cs="sans-serif"/>
-                <w:color w:val="1F1F1F"/>
-                <w:kern w:val="0"/>
-                <w:sz w:val="24"/>
-                <w:szCs w:val="24"/>
-                <w:lang w:val="en-US" w:eastAsia="zh-CN" w:bidi="ar"/>
-              </w:rPr>
-              <w:t>RST (复位)</w:t>
+              <w:t>LED 指示灯</w:t>
+            </w:r>
+          </w:p>
+        </w:tc>
+        <w:tc>
+          <w:tcPr>
+            <w:tcW w:w="0" w:type="auto"/>
+            <w:tcBorders>
+              <w:top w:val="single" w:color="auto" w:sz="4" w:space="0"/>
+              <w:left w:val="single" w:color="auto" w:sz="4" w:space="0"/>
+              <w:bottom w:val="single" w:color="auto" w:sz="4" w:space="0"/>
+              <w:right w:val="single" w:color="auto" w:sz="4" w:space="0"/>
+            </w:tcBorders>
+            <w:shd w:val="clear" w:color="auto" w:fill="auto"/>
+            <w:tcMar>
+              <w:top w:w="80" w:type="dxa"/>
+              <w:left w:w="120" w:type="dxa"/>
+              <w:bottom w:w="80" w:type="dxa"/>
+              <w:right w:w="120" w:type="dxa"/>
+            </w:tcMar>
+            <w:vAlign w:val="center"/>
+          </w:tcPr>
+          <w:p>
+            <w:pPr>
+              <w:keepNext w:val="0"/>
+              <w:keepLines w:val="0"/>
+              <w:widowControl/>
+              <w:suppressLineNumbers w:val="0"/>
+              <w:bidi w:val="0"/>
+              <w:spacing w:before="0" w:beforeAutospacing="0" w:after="0" w:afterAutospacing="0" w:line="12" w:lineRule="atLeast"/>
+              <w:ind w:left="0" w:right="0"/>
+              <w:jc w:val="left"/>
+              <w:rPr>
+                <w:rFonts w:hint="default" w:ascii="sans-serif" w:hAnsi="sans-serif" w:eastAsia="sans-serif" w:cs="sans-serif"/>
+                <w:color w:val="1F1F1F"/>
+              </w:rPr>
+            </w:pPr>
+            <w:r>
+              <w:rPr>
+                <w:rFonts w:hint="default" w:ascii="sans-serif" w:hAnsi="sans-serif" w:eastAsia="sans-serif" w:cs="sans-serif"/>
+                <w:b/>
+                <w:bCs/>
+                <w:color w:val="1F1F1F"/>
+                <w:kern w:val="0"/>
+                <w:sz w:val="24"/>
+                <w:szCs w:val="24"/>
+                <w:lang w:val="en-US" w:eastAsia="zh-CN" w:bidi="ar"/>
+              </w:rPr>
+              <w:t>PF9</w:t>
+            </w:r>
+          </w:p>
+        </w:tc>
+        <w:tc>
+          <w:tcPr>
+            <w:tcW w:w="0" w:type="auto"/>
+            <w:tcBorders>
+              <w:top w:val="single" w:color="auto" w:sz="4" w:space="0"/>
+              <w:left w:val="single" w:color="auto" w:sz="4" w:space="0"/>
+              <w:bottom w:val="single" w:color="auto" w:sz="4" w:space="0"/>
+              <w:right w:val="single" w:color="auto" w:sz="4" w:space="0"/>
+            </w:tcBorders>
+            <w:shd w:val="clear" w:color="auto" w:fill="auto"/>
+            <w:tcMar>
+              <w:top w:w="80" w:type="dxa"/>
+              <w:left w:w="120" w:type="dxa"/>
+              <w:bottom w:w="80" w:type="dxa"/>
+              <w:right w:w="120" w:type="dxa"/>
+            </w:tcMar>
+            <w:vAlign w:val="center"/>
+          </w:tcPr>
+          <w:p>
+            <w:pPr>
+              <w:keepNext w:val="0"/>
+              <w:keepLines w:val="0"/>
+              <w:widowControl/>
+              <w:suppressLineNumbers w:val="0"/>
+              <w:bidi w:val="0"/>
+              <w:spacing w:before="0" w:beforeAutospacing="0" w:after="0" w:afterAutospacing="0" w:line="12" w:lineRule="atLeast"/>
+              <w:ind w:left="0" w:right="0"/>
+              <w:jc w:val="left"/>
+              <w:rPr>
+                <w:rFonts w:hint="default" w:ascii="sans-serif" w:hAnsi="sans-serif" w:eastAsia="sans-serif" w:cs="sans-serif"/>
+                <w:color w:val="1F1F1F"/>
+              </w:rPr>
+            </w:pPr>
+            <w:r>
+              <w:rPr>
+                <w:rFonts w:hint="default" w:ascii="sans-serif" w:hAnsi="sans-serif" w:eastAsia="sans-serif" w:cs="sans-serif"/>
+                <w:color w:val="1F1F1F"/>
+                <w:kern w:val="0"/>
+                <w:sz w:val="24"/>
+                <w:szCs w:val="24"/>
+                <w:lang w:val="en-US" w:eastAsia="zh-CN" w:bidi="ar"/>
+              </w:rPr>
+              <w:t>LED0 (系统运行指示)</w:t>
             </w:r>
           </w:p>
         </w:tc>
@@ -5463,30 +6138,7 @@
                 <w:szCs w:val="24"/>
                 <w:lang w:val="en-US" w:eastAsia="zh-CN" w:bidi="ar"/>
               </w:rPr>
-              <w:t>gt9147.h</w:t>
-            </w:r>
-            <w:r>
-              <w:rPr>
-                <w:rFonts w:hint="default" w:ascii="sans-serif" w:hAnsi="sans-serif" w:eastAsia="sans-serif" w:cs="sans-serif"/>
-                <w:color w:val="1F1F1F"/>
-                <w:kern w:val="0"/>
-                <w:sz w:val="24"/>
-                <w:szCs w:val="24"/>
-                <w:lang w:val="en-US" w:eastAsia="zh-CN" w:bidi="ar"/>
-              </w:rPr>
-              <w:t>/</w:t>
-            </w:r>
-            <w:r>
-              <w:rPr>
-                <w:rStyle w:val="8"/>
-                <w:rFonts w:hint="default" w:ascii="sans-serif" w:hAnsi="sans-serif" w:eastAsia="sans-serif" w:cs="sans-serif"/>
-                <w:color w:val="444746"/>
-                <w:kern w:val="0"/>
-                <w:sz w:val="24"/>
-                <w:szCs w:val="24"/>
-                <w:lang w:val="en-US" w:eastAsia="zh-CN" w:bidi="ar"/>
-              </w:rPr>
-              <w:t>ft5206.h</w:t>
+              <w:t>led.h</w:t>
             </w:r>
           </w:p>
         </w:tc>
@@ -5501,855 +6153,6 @@
             <w:insideH w:val="none" w:color="auto" w:sz="0" w:space="0"/>
             <w:insideV w:val="none" w:color="auto" w:sz="0" w:space="0"/>
           </w:tblBorders>
-          <w:shd w:val="clear" w:color="auto" w:fill="auto"/>
-          <w:tblCellMar>
-            <w:top w:w="0" w:type="dxa"/>
-            <w:left w:w="0" w:type="dxa"/>
-            <w:bottom w:w="0" w:type="dxa"/>
-            <w:right w:w="0" w:type="dxa"/>
-          </w:tblCellMar>
-        </w:tblPrEx>
-        <w:trPr>
-          <w:tblCellSpacing w:w="15" w:type="dxa"/>
-        </w:trPr>
-        <w:tc>
-          <w:tcPr>
-            <w:tcW w:w="0" w:type="auto"/>
-            <w:tcBorders>
-              <w:top w:val="single" w:color="auto" w:sz="4" w:space="0"/>
-              <w:left w:val="single" w:color="auto" w:sz="4" w:space="0"/>
-              <w:bottom w:val="single" w:color="auto" w:sz="4" w:space="0"/>
-              <w:right w:val="single" w:color="auto" w:sz="4" w:space="0"/>
-            </w:tcBorders>
-            <w:shd w:val="clear" w:color="auto" w:fill="auto"/>
-            <w:tcMar>
-              <w:top w:w="80" w:type="dxa"/>
-              <w:left w:w="120" w:type="dxa"/>
-              <w:bottom w:w="80" w:type="dxa"/>
-              <w:right w:w="120" w:type="dxa"/>
-            </w:tcMar>
-            <w:vAlign w:val="center"/>
-          </w:tcPr>
-          <w:p>
-            <w:pPr>
-              <w:rPr>
-                <w:rFonts w:hint="default" w:ascii="sans-serif" w:hAnsi="sans-serif" w:eastAsia="sans-serif" w:cs="sans-serif"/>
-                <w:color w:val="1F1F1F"/>
-                <w:sz w:val="24"/>
-                <w:szCs w:val="24"/>
-              </w:rPr>
-            </w:pPr>
-          </w:p>
-        </w:tc>
-        <w:tc>
-          <w:tcPr>
-            <w:tcW w:w="0" w:type="auto"/>
-            <w:tcBorders>
-              <w:top w:val="single" w:color="auto" w:sz="4" w:space="0"/>
-              <w:left w:val="single" w:color="auto" w:sz="4" w:space="0"/>
-              <w:bottom w:val="single" w:color="auto" w:sz="4" w:space="0"/>
-              <w:right w:val="single" w:color="auto" w:sz="4" w:space="0"/>
-            </w:tcBorders>
-            <w:shd w:val="clear" w:color="auto" w:fill="auto"/>
-            <w:tcMar>
-              <w:top w:w="80" w:type="dxa"/>
-              <w:left w:w="120" w:type="dxa"/>
-              <w:bottom w:w="80" w:type="dxa"/>
-              <w:right w:w="120" w:type="dxa"/>
-            </w:tcMar>
-            <w:vAlign w:val="center"/>
-          </w:tcPr>
-          <w:p>
-            <w:pPr>
-              <w:keepNext w:val="0"/>
-              <w:keepLines w:val="0"/>
-              <w:widowControl/>
-              <w:suppressLineNumbers w:val="0"/>
-              <w:bidi w:val="0"/>
-              <w:spacing w:before="0" w:beforeAutospacing="0" w:after="0" w:afterAutospacing="0" w:line="12" w:lineRule="atLeast"/>
-              <w:ind w:left="0" w:right="0"/>
-              <w:jc w:val="left"/>
-              <w:rPr>
-                <w:rFonts w:hint="default" w:ascii="sans-serif" w:hAnsi="sans-serif" w:eastAsia="sans-serif" w:cs="sans-serif"/>
-                <w:color w:val="1F1F1F"/>
-              </w:rPr>
-            </w:pPr>
-            <w:r>
-              <w:rPr>
-                <w:rFonts w:hint="default" w:ascii="sans-serif" w:hAnsi="sans-serif" w:eastAsia="sans-serif" w:cs="sans-serif"/>
-                <w:b/>
-                <w:bCs/>
-                <w:color w:val="1F1F1F"/>
-                <w:kern w:val="0"/>
-                <w:sz w:val="24"/>
-                <w:szCs w:val="24"/>
-                <w:lang w:val="en-US" w:eastAsia="zh-CN" w:bidi="ar"/>
-              </w:rPr>
-              <w:t>PB1</w:t>
-            </w:r>
-          </w:p>
-        </w:tc>
-        <w:tc>
-          <w:tcPr>
-            <w:tcW w:w="0" w:type="auto"/>
-            <w:tcBorders>
-              <w:top w:val="single" w:color="auto" w:sz="4" w:space="0"/>
-              <w:left w:val="single" w:color="auto" w:sz="4" w:space="0"/>
-              <w:bottom w:val="single" w:color="auto" w:sz="4" w:space="0"/>
-              <w:right w:val="single" w:color="auto" w:sz="4" w:space="0"/>
-            </w:tcBorders>
-            <w:shd w:val="clear" w:color="auto" w:fill="auto"/>
-            <w:tcMar>
-              <w:top w:w="80" w:type="dxa"/>
-              <w:left w:w="120" w:type="dxa"/>
-              <w:bottom w:w="80" w:type="dxa"/>
-              <w:right w:w="120" w:type="dxa"/>
-            </w:tcMar>
-            <w:vAlign w:val="center"/>
-          </w:tcPr>
-          <w:p>
-            <w:pPr>
-              <w:keepNext w:val="0"/>
-              <w:keepLines w:val="0"/>
-              <w:widowControl/>
-              <w:suppressLineNumbers w:val="0"/>
-              <w:bidi w:val="0"/>
-              <w:spacing w:before="0" w:beforeAutospacing="0" w:after="0" w:afterAutospacing="0" w:line="12" w:lineRule="atLeast"/>
-              <w:ind w:left="0" w:right="0"/>
-              <w:jc w:val="left"/>
-              <w:rPr>
-                <w:rFonts w:hint="default" w:ascii="sans-serif" w:hAnsi="sans-serif" w:eastAsia="sans-serif" w:cs="sans-serif"/>
-                <w:color w:val="1F1F1F"/>
-              </w:rPr>
-            </w:pPr>
-            <w:r>
-              <w:rPr>
-                <w:rFonts w:hint="default" w:ascii="sans-serif" w:hAnsi="sans-serif" w:eastAsia="sans-serif" w:cs="sans-serif"/>
-                <w:color w:val="1F1F1F"/>
-                <w:kern w:val="0"/>
-                <w:sz w:val="24"/>
-                <w:szCs w:val="24"/>
-                <w:lang w:val="en-US" w:eastAsia="zh-CN" w:bidi="ar"/>
-              </w:rPr>
-              <w:t>INT (中断)</w:t>
-            </w:r>
-          </w:p>
-        </w:tc>
-        <w:tc>
-          <w:tcPr>
-            <w:tcW w:w="0" w:type="auto"/>
-            <w:tcBorders>
-              <w:top w:val="single" w:color="auto" w:sz="4" w:space="0"/>
-              <w:left w:val="single" w:color="auto" w:sz="4" w:space="0"/>
-              <w:bottom w:val="single" w:color="auto" w:sz="4" w:space="0"/>
-              <w:right w:val="single" w:color="auto" w:sz="4" w:space="0"/>
-            </w:tcBorders>
-            <w:shd w:val="clear" w:color="auto" w:fill="auto"/>
-            <w:tcMar>
-              <w:top w:w="80" w:type="dxa"/>
-              <w:left w:w="120" w:type="dxa"/>
-              <w:bottom w:w="80" w:type="dxa"/>
-              <w:right w:w="120" w:type="dxa"/>
-            </w:tcMar>
-            <w:vAlign w:val="center"/>
-          </w:tcPr>
-          <w:p>
-            <w:pPr>
-              <w:keepNext w:val="0"/>
-              <w:keepLines w:val="0"/>
-              <w:widowControl/>
-              <w:suppressLineNumbers w:val="0"/>
-              <w:bidi w:val="0"/>
-              <w:spacing w:before="0" w:beforeAutospacing="0" w:after="0" w:afterAutospacing="0" w:line="12" w:lineRule="atLeast"/>
-              <w:ind w:left="0" w:right="0"/>
-              <w:jc w:val="left"/>
-              <w:rPr>
-                <w:rFonts w:hint="default" w:ascii="sans-serif" w:hAnsi="sans-serif" w:eastAsia="sans-serif" w:cs="sans-serif"/>
-                <w:color w:val="1F1F1F"/>
-              </w:rPr>
-            </w:pPr>
-            <w:r>
-              <w:rPr>
-                <w:rStyle w:val="8"/>
-                <w:rFonts w:hint="default" w:ascii="sans-serif" w:hAnsi="sans-serif" w:eastAsia="sans-serif" w:cs="sans-serif"/>
-                <w:color w:val="444746"/>
-                <w:kern w:val="0"/>
-                <w:sz w:val="24"/>
-                <w:szCs w:val="24"/>
-                <w:lang w:val="en-US" w:eastAsia="zh-CN" w:bidi="ar"/>
-              </w:rPr>
-              <w:t>gt9147.h</w:t>
-            </w:r>
-            <w:r>
-              <w:rPr>
-                <w:rFonts w:hint="default" w:ascii="sans-serif" w:hAnsi="sans-serif" w:eastAsia="sans-serif" w:cs="sans-serif"/>
-                <w:color w:val="1F1F1F"/>
-                <w:kern w:val="0"/>
-                <w:sz w:val="24"/>
-                <w:szCs w:val="24"/>
-                <w:lang w:val="en-US" w:eastAsia="zh-CN" w:bidi="ar"/>
-              </w:rPr>
-              <w:t>/</w:t>
-            </w:r>
-            <w:r>
-              <w:rPr>
-                <w:rStyle w:val="8"/>
-                <w:rFonts w:hint="default" w:ascii="sans-serif" w:hAnsi="sans-serif" w:eastAsia="sans-serif" w:cs="sans-serif"/>
-                <w:color w:val="444746"/>
-                <w:kern w:val="0"/>
-                <w:sz w:val="24"/>
-                <w:szCs w:val="24"/>
-                <w:lang w:val="en-US" w:eastAsia="zh-CN" w:bidi="ar"/>
-              </w:rPr>
-              <w:t>ft5206.h</w:t>
-            </w:r>
-          </w:p>
-        </w:tc>
-      </w:tr>
-      <w:tr>
-        <w:tblPrEx>
-          <w:tblBorders>
-            <w:top w:val="none" w:color="1F1F1F" w:sz="0" w:space="0"/>
-            <w:left w:val="none" w:color="1F1F1F" w:sz="0" w:space="0"/>
-            <w:bottom w:val="none" w:color="1F1F1F" w:sz="0" w:space="0"/>
-            <w:right w:val="none" w:color="1F1F1F" w:sz="0" w:space="0"/>
-            <w:insideH w:val="none" w:color="auto" w:sz="0" w:space="0"/>
-            <w:insideV w:val="none" w:color="auto" w:sz="0" w:space="0"/>
-          </w:tblBorders>
-          <w:shd w:val="clear" w:color="auto" w:fill="auto"/>
-          <w:tblCellMar>
-            <w:top w:w="0" w:type="dxa"/>
-            <w:left w:w="0" w:type="dxa"/>
-            <w:bottom w:w="0" w:type="dxa"/>
-            <w:right w:w="0" w:type="dxa"/>
-          </w:tblCellMar>
-        </w:tblPrEx>
-        <w:trPr>
-          <w:tblCellSpacing w:w="15" w:type="dxa"/>
-        </w:trPr>
-        <w:tc>
-          <w:tcPr>
-            <w:tcW w:w="0" w:type="auto"/>
-            <w:tcBorders>
-              <w:top w:val="single" w:color="auto" w:sz="4" w:space="0"/>
-              <w:left w:val="single" w:color="auto" w:sz="4" w:space="0"/>
-              <w:bottom w:val="single" w:color="auto" w:sz="4" w:space="0"/>
-              <w:right w:val="single" w:color="auto" w:sz="4" w:space="0"/>
-            </w:tcBorders>
-            <w:shd w:val="clear" w:color="auto" w:fill="auto"/>
-            <w:tcMar>
-              <w:top w:w="80" w:type="dxa"/>
-              <w:left w:w="120" w:type="dxa"/>
-              <w:bottom w:w="80" w:type="dxa"/>
-              <w:right w:w="120" w:type="dxa"/>
-            </w:tcMar>
-            <w:vAlign w:val="center"/>
-          </w:tcPr>
-          <w:p>
-            <w:pPr>
-              <w:keepNext w:val="0"/>
-              <w:keepLines w:val="0"/>
-              <w:widowControl/>
-              <w:suppressLineNumbers w:val="0"/>
-              <w:bidi w:val="0"/>
-              <w:spacing w:before="0" w:beforeAutospacing="0" w:after="0" w:afterAutospacing="0" w:line="12" w:lineRule="atLeast"/>
-              <w:ind w:left="0" w:right="0"/>
-              <w:jc w:val="left"/>
-              <w:rPr>
-                <w:rFonts w:hint="default" w:ascii="sans-serif" w:hAnsi="sans-serif" w:eastAsia="sans-serif" w:cs="sans-serif"/>
-                <w:color w:val="1F1F1F"/>
-              </w:rPr>
-            </w:pPr>
-            <w:r>
-              <w:rPr>
-                <w:rFonts w:hint="default" w:ascii="sans-serif" w:hAnsi="sans-serif" w:eastAsia="sans-serif" w:cs="sans-serif"/>
-                <w:b/>
-                <w:bCs/>
-                <w:color w:val="1F1F1F"/>
-                <w:kern w:val="0"/>
-                <w:sz w:val="24"/>
-                <w:szCs w:val="24"/>
-                <w:lang w:val="en-US" w:eastAsia="zh-CN" w:bidi="ar"/>
-              </w:rPr>
-              <w:t>外部 Flash</w:t>
-            </w:r>
-          </w:p>
-        </w:tc>
-        <w:tc>
-          <w:tcPr>
-            <w:tcW w:w="0" w:type="auto"/>
-            <w:tcBorders>
-              <w:top w:val="single" w:color="auto" w:sz="4" w:space="0"/>
-              <w:left w:val="single" w:color="auto" w:sz="4" w:space="0"/>
-              <w:bottom w:val="single" w:color="auto" w:sz="4" w:space="0"/>
-              <w:right w:val="single" w:color="auto" w:sz="4" w:space="0"/>
-            </w:tcBorders>
-            <w:shd w:val="clear" w:color="auto" w:fill="auto"/>
-            <w:tcMar>
-              <w:top w:w="80" w:type="dxa"/>
-              <w:left w:w="120" w:type="dxa"/>
-              <w:bottom w:w="80" w:type="dxa"/>
-              <w:right w:w="120" w:type="dxa"/>
-            </w:tcMar>
-            <w:vAlign w:val="center"/>
-          </w:tcPr>
-          <w:p>
-            <w:pPr>
-              <w:keepNext w:val="0"/>
-              <w:keepLines w:val="0"/>
-              <w:widowControl/>
-              <w:suppressLineNumbers w:val="0"/>
-              <w:bidi w:val="0"/>
-              <w:spacing w:before="0" w:beforeAutospacing="0" w:after="0" w:afterAutospacing="0" w:line="12" w:lineRule="atLeast"/>
-              <w:ind w:left="0" w:right="0"/>
-              <w:jc w:val="left"/>
-              <w:rPr>
-                <w:rFonts w:hint="default" w:ascii="sans-serif" w:hAnsi="sans-serif" w:eastAsia="sans-serif" w:cs="sans-serif"/>
-                <w:color w:val="1F1F1F"/>
-              </w:rPr>
-            </w:pPr>
-            <w:r>
-              <w:rPr>
-                <w:rFonts w:hint="default" w:ascii="sans-serif" w:hAnsi="sans-serif" w:eastAsia="sans-serif" w:cs="sans-serif"/>
-                <w:b/>
-                <w:bCs/>
-                <w:color w:val="1F1F1F"/>
-                <w:kern w:val="0"/>
-                <w:sz w:val="24"/>
-                <w:szCs w:val="24"/>
-                <w:lang w:val="en-US" w:eastAsia="zh-CN" w:bidi="ar"/>
-              </w:rPr>
-              <w:t>PB14</w:t>
-            </w:r>
-          </w:p>
-        </w:tc>
-        <w:tc>
-          <w:tcPr>
-            <w:tcW w:w="0" w:type="auto"/>
-            <w:tcBorders>
-              <w:top w:val="single" w:color="auto" w:sz="4" w:space="0"/>
-              <w:left w:val="single" w:color="auto" w:sz="4" w:space="0"/>
-              <w:bottom w:val="single" w:color="auto" w:sz="4" w:space="0"/>
-              <w:right w:val="single" w:color="auto" w:sz="4" w:space="0"/>
-            </w:tcBorders>
-            <w:shd w:val="clear" w:color="auto" w:fill="auto"/>
-            <w:tcMar>
-              <w:top w:w="80" w:type="dxa"/>
-              <w:left w:w="120" w:type="dxa"/>
-              <w:bottom w:w="80" w:type="dxa"/>
-              <w:right w:w="120" w:type="dxa"/>
-            </w:tcMar>
-            <w:vAlign w:val="center"/>
-          </w:tcPr>
-          <w:p>
-            <w:pPr>
-              <w:keepNext w:val="0"/>
-              <w:keepLines w:val="0"/>
-              <w:widowControl/>
-              <w:suppressLineNumbers w:val="0"/>
-              <w:bidi w:val="0"/>
-              <w:spacing w:before="0" w:beforeAutospacing="0" w:after="0" w:afterAutospacing="0" w:line="12" w:lineRule="atLeast"/>
-              <w:ind w:left="0" w:right="0"/>
-              <w:jc w:val="left"/>
-              <w:rPr>
-                <w:rFonts w:hint="default" w:ascii="sans-serif" w:hAnsi="sans-serif" w:eastAsia="sans-serif" w:cs="sans-serif"/>
-                <w:color w:val="1F1F1F"/>
-              </w:rPr>
-            </w:pPr>
-            <w:r>
-              <w:rPr>
-                <w:rFonts w:hint="default" w:ascii="sans-serif" w:hAnsi="sans-serif" w:eastAsia="sans-serif" w:cs="sans-serif"/>
-                <w:color w:val="1F1F1F"/>
-                <w:kern w:val="0"/>
-                <w:sz w:val="24"/>
-                <w:szCs w:val="24"/>
-                <w:lang w:val="en-US" w:eastAsia="zh-CN" w:bidi="ar"/>
-              </w:rPr>
-              <w:t>CS (片选)</w:t>
-            </w:r>
-          </w:p>
-        </w:tc>
-        <w:tc>
-          <w:tcPr>
-            <w:tcW w:w="0" w:type="auto"/>
-            <w:tcBorders>
-              <w:top w:val="single" w:color="auto" w:sz="4" w:space="0"/>
-              <w:left w:val="single" w:color="auto" w:sz="4" w:space="0"/>
-              <w:bottom w:val="single" w:color="auto" w:sz="4" w:space="0"/>
-              <w:right w:val="single" w:color="auto" w:sz="4" w:space="0"/>
-            </w:tcBorders>
-            <w:shd w:val="clear" w:color="auto" w:fill="auto"/>
-            <w:tcMar>
-              <w:top w:w="80" w:type="dxa"/>
-              <w:left w:w="120" w:type="dxa"/>
-              <w:bottom w:w="80" w:type="dxa"/>
-              <w:right w:w="120" w:type="dxa"/>
-            </w:tcMar>
-            <w:vAlign w:val="center"/>
-          </w:tcPr>
-          <w:p>
-            <w:pPr>
-              <w:keepNext w:val="0"/>
-              <w:keepLines w:val="0"/>
-              <w:widowControl/>
-              <w:suppressLineNumbers w:val="0"/>
-              <w:bidi w:val="0"/>
-              <w:spacing w:before="0" w:beforeAutospacing="0" w:after="0" w:afterAutospacing="0" w:line="12" w:lineRule="atLeast"/>
-              <w:ind w:left="0" w:right="0"/>
-              <w:jc w:val="left"/>
-              <w:rPr>
-                <w:rFonts w:hint="default" w:ascii="sans-serif" w:hAnsi="sans-serif" w:eastAsia="sans-serif" w:cs="sans-serif"/>
-                <w:color w:val="1F1F1F"/>
-              </w:rPr>
-            </w:pPr>
-            <w:r>
-              <w:rPr>
-                <w:rStyle w:val="8"/>
-                <w:rFonts w:hint="default" w:ascii="sans-serif" w:hAnsi="sans-serif" w:eastAsia="sans-serif" w:cs="sans-serif"/>
-                <w:color w:val="444746"/>
-                <w:kern w:val="0"/>
-                <w:sz w:val="24"/>
-                <w:szCs w:val="24"/>
-                <w:lang w:val="en-US" w:eastAsia="zh-CN" w:bidi="ar"/>
-              </w:rPr>
-              <w:t>w25qxx.h</w:t>
-            </w:r>
-          </w:p>
-        </w:tc>
-      </w:tr>
-      <w:tr>
-        <w:tblPrEx>
-          <w:tblBorders>
-            <w:top w:val="none" w:color="1F1F1F" w:sz="0" w:space="0"/>
-            <w:left w:val="none" w:color="1F1F1F" w:sz="0" w:space="0"/>
-            <w:bottom w:val="none" w:color="1F1F1F" w:sz="0" w:space="0"/>
-            <w:right w:val="none" w:color="1F1F1F" w:sz="0" w:space="0"/>
-            <w:insideH w:val="none" w:color="auto" w:sz="0" w:space="0"/>
-            <w:insideV w:val="none" w:color="auto" w:sz="0" w:space="0"/>
-          </w:tblBorders>
-          <w:shd w:val="clear" w:color="auto" w:fill="auto"/>
-          <w:tblCellMar>
-            <w:top w:w="0" w:type="dxa"/>
-            <w:left w:w="0" w:type="dxa"/>
-            <w:bottom w:w="0" w:type="dxa"/>
-            <w:right w:w="0" w:type="dxa"/>
-          </w:tblCellMar>
-        </w:tblPrEx>
-        <w:trPr>
-          <w:tblCellSpacing w:w="15" w:type="dxa"/>
-        </w:trPr>
-        <w:tc>
-          <w:tcPr>
-            <w:tcW w:w="0" w:type="auto"/>
-            <w:tcBorders>
-              <w:top w:val="single" w:color="auto" w:sz="4" w:space="0"/>
-              <w:left w:val="single" w:color="auto" w:sz="4" w:space="0"/>
-              <w:bottom w:val="single" w:color="auto" w:sz="4" w:space="0"/>
-              <w:right w:val="single" w:color="auto" w:sz="4" w:space="0"/>
-            </w:tcBorders>
-            <w:shd w:val="clear" w:color="auto" w:fill="auto"/>
-            <w:tcMar>
-              <w:top w:w="80" w:type="dxa"/>
-              <w:left w:w="120" w:type="dxa"/>
-              <w:bottom w:w="80" w:type="dxa"/>
-              <w:right w:w="120" w:type="dxa"/>
-            </w:tcMar>
-            <w:vAlign w:val="center"/>
-          </w:tcPr>
-          <w:p>
-            <w:pPr>
-              <w:keepNext w:val="0"/>
-              <w:keepLines w:val="0"/>
-              <w:widowControl/>
-              <w:suppressLineNumbers w:val="0"/>
-              <w:bidi w:val="0"/>
-              <w:spacing w:before="0" w:beforeAutospacing="0" w:after="0" w:afterAutospacing="0" w:line="12" w:lineRule="atLeast"/>
-              <w:ind w:left="0" w:right="0"/>
-              <w:jc w:val="left"/>
-              <w:rPr>
-                <w:rFonts w:hint="default" w:ascii="sans-serif" w:hAnsi="sans-serif" w:eastAsia="sans-serif" w:cs="sans-serif"/>
-                <w:color w:val="1F1F1F"/>
-              </w:rPr>
-            </w:pPr>
-            <w:r>
-              <w:rPr>
-                <w:rFonts w:hint="default" w:ascii="sans-serif" w:hAnsi="sans-serif" w:eastAsia="sans-serif" w:cs="sans-serif"/>
-                <w:b/>
-                <w:bCs/>
-                <w:color w:val="1F1F1F"/>
-                <w:kern w:val="0"/>
-                <w:sz w:val="24"/>
-                <w:szCs w:val="24"/>
-                <w:lang w:val="en-US" w:eastAsia="zh-CN" w:bidi="ar"/>
-              </w:rPr>
-              <w:t>(W25Q128)</w:t>
-            </w:r>
-          </w:p>
-        </w:tc>
-        <w:tc>
-          <w:tcPr>
-            <w:tcW w:w="0" w:type="auto"/>
-            <w:tcBorders>
-              <w:top w:val="single" w:color="auto" w:sz="4" w:space="0"/>
-              <w:left w:val="single" w:color="auto" w:sz="4" w:space="0"/>
-              <w:bottom w:val="single" w:color="auto" w:sz="4" w:space="0"/>
-              <w:right w:val="single" w:color="auto" w:sz="4" w:space="0"/>
-            </w:tcBorders>
-            <w:shd w:val="clear" w:color="auto" w:fill="auto"/>
-            <w:tcMar>
-              <w:top w:w="80" w:type="dxa"/>
-              <w:left w:w="120" w:type="dxa"/>
-              <w:bottom w:w="80" w:type="dxa"/>
-              <w:right w:w="120" w:type="dxa"/>
-            </w:tcMar>
-            <w:vAlign w:val="center"/>
-          </w:tcPr>
-          <w:p>
-            <w:pPr>
-              <w:keepNext w:val="0"/>
-              <w:keepLines w:val="0"/>
-              <w:widowControl/>
-              <w:suppressLineNumbers w:val="0"/>
-              <w:bidi w:val="0"/>
-              <w:spacing w:before="0" w:beforeAutospacing="0" w:after="0" w:afterAutospacing="0" w:line="12" w:lineRule="atLeast"/>
-              <w:ind w:left="0" w:right="0"/>
-              <w:jc w:val="left"/>
-              <w:rPr>
-                <w:rFonts w:hint="default" w:ascii="sans-serif" w:hAnsi="sans-serif" w:eastAsia="sans-serif" w:cs="sans-serif"/>
-                <w:color w:val="1F1F1F"/>
-              </w:rPr>
-            </w:pPr>
-            <w:r>
-              <w:rPr>
-                <w:rFonts w:hint="default" w:ascii="sans-serif" w:hAnsi="sans-serif" w:eastAsia="sans-serif" w:cs="sans-serif"/>
-                <w:b/>
-                <w:bCs/>
-                <w:color w:val="1F1F1F"/>
-                <w:kern w:val="0"/>
-                <w:sz w:val="24"/>
-                <w:szCs w:val="24"/>
-                <w:lang w:val="en-US" w:eastAsia="zh-CN" w:bidi="ar"/>
-              </w:rPr>
-              <w:t>PB3, PB4, PB5</w:t>
-            </w:r>
-          </w:p>
-        </w:tc>
-        <w:tc>
-          <w:tcPr>
-            <w:tcW w:w="0" w:type="auto"/>
-            <w:tcBorders>
-              <w:top w:val="single" w:color="auto" w:sz="4" w:space="0"/>
-              <w:left w:val="single" w:color="auto" w:sz="4" w:space="0"/>
-              <w:bottom w:val="single" w:color="auto" w:sz="4" w:space="0"/>
-              <w:right w:val="single" w:color="auto" w:sz="4" w:space="0"/>
-            </w:tcBorders>
-            <w:shd w:val="clear" w:color="auto" w:fill="auto"/>
-            <w:tcMar>
-              <w:top w:w="80" w:type="dxa"/>
-              <w:left w:w="120" w:type="dxa"/>
-              <w:bottom w:w="80" w:type="dxa"/>
-              <w:right w:w="120" w:type="dxa"/>
-            </w:tcMar>
-            <w:vAlign w:val="center"/>
-          </w:tcPr>
-          <w:p>
-            <w:pPr>
-              <w:keepNext w:val="0"/>
-              <w:keepLines w:val="0"/>
-              <w:widowControl/>
-              <w:suppressLineNumbers w:val="0"/>
-              <w:bidi w:val="0"/>
-              <w:spacing w:before="0" w:beforeAutospacing="0" w:after="0" w:afterAutospacing="0" w:line="12" w:lineRule="atLeast"/>
-              <w:ind w:left="0" w:right="0"/>
-              <w:jc w:val="left"/>
-              <w:rPr>
-                <w:rFonts w:hint="default" w:ascii="sans-serif" w:hAnsi="sans-serif" w:eastAsia="sans-serif" w:cs="sans-serif"/>
-                <w:color w:val="1F1F1F"/>
-              </w:rPr>
-            </w:pPr>
-            <w:r>
-              <w:rPr>
-                <w:rFonts w:hint="default" w:ascii="sans-serif" w:hAnsi="sans-serif" w:eastAsia="sans-serif" w:cs="sans-serif"/>
-                <w:color w:val="1F1F1F"/>
-                <w:kern w:val="0"/>
-                <w:sz w:val="24"/>
-                <w:szCs w:val="24"/>
-                <w:lang w:val="en-US" w:eastAsia="zh-CN" w:bidi="ar"/>
-              </w:rPr>
-              <w:t>SPI1 (SCK, MISO, MOSI)</w:t>
-            </w:r>
-          </w:p>
-        </w:tc>
-        <w:tc>
-          <w:tcPr>
-            <w:tcW w:w="0" w:type="auto"/>
-            <w:tcBorders>
-              <w:top w:val="single" w:color="auto" w:sz="4" w:space="0"/>
-              <w:left w:val="single" w:color="auto" w:sz="4" w:space="0"/>
-              <w:bottom w:val="single" w:color="auto" w:sz="4" w:space="0"/>
-              <w:right w:val="single" w:color="auto" w:sz="4" w:space="0"/>
-            </w:tcBorders>
-            <w:shd w:val="clear" w:color="auto" w:fill="auto"/>
-            <w:tcMar>
-              <w:top w:w="80" w:type="dxa"/>
-              <w:left w:w="120" w:type="dxa"/>
-              <w:bottom w:w="80" w:type="dxa"/>
-              <w:right w:w="120" w:type="dxa"/>
-            </w:tcMar>
-            <w:vAlign w:val="center"/>
-          </w:tcPr>
-          <w:p>
-            <w:pPr>
-              <w:keepNext w:val="0"/>
-              <w:keepLines w:val="0"/>
-              <w:widowControl/>
-              <w:suppressLineNumbers w:val="0"/>
-              <w:bidi w:val="0"/>
-              <w:spacing w:before="0" w:beforeAutospacing="0" w:after="0" w:afterAutospacing="0" w:line="12" w:lineRule="atLeast"/>
-              <w:ind w:left="0" w:right="0"/>
-              <w:jc w:val="left"/>
-              <w:rPr>
-                <w:rFonts w:hint="default" w:ascii="sans-serif" w:hAnsi="sans-serif" w:eastAsia="sans-serif" w:cs="sans-serif"/>
-                <w:color w:val="1F1F1F"/>
-              </w:rPr>
-            </w:pPr>
-            <w:r>
-              <w:rPr>
-                <w:rStyle w:val="8"/>
-                <w:rFonts w:hint="default" w:ascii="sans-serif" w:hAnsi="sans-serif" w:eastAsia="sans-serif" w:cs="sans-serif"/>
-                <w:color w:val="444746"/>
-                <w:kern w:val="0"/>
-                <w:sz w:val="24"/>
-                <w:szCs w:val="24"/>
-                <w:lang w:val="en-US" w:eastAsia="zh-CN" w:bidi="ar"/>
-              </w:rPr>
-              <w:t>spi.c</w:t>
-            </w:r>
-          </w:p>
-        </w:tc>
-      </w:tr>
-      <w:tr>
-        <w:tblPrEx>
-          <w:tblBorders>
-            <w:top w:val="none" w:color="1F1F1F" w:sz="0" w:space="0"/>
-            <w:left w:val="none" w:color="1F1F1F" w:sz="0" w:space="0"/>
-            <w:bottom w:val="none" w:color="1F1F1F" w:sz="0" w:space="0"/>
-            <w:right w:val="none" w:color="1F1F1F" w:sz="0" w:space="0"/>
-            <w:insideH w:val="none" w:color="auto" w:sz="0" w:space="0"/>
-            <w:insideV w:val="none" w:color="auto" w:sz="0" w:space="0"/>
-          </w:tblBorders>
-          <w:shd w:val="clear" w:color="auto" w:fill="auto"/>
-          <w:tblCellMar>
-            <w:top w:w="0" w:type="dxa"/>
-            <w:left w:w="0" w:type="dxa"/>
-            <w:bottom w:w="0" w:type="dxa"/>
-            <w:right w:w="0" w:type="dxa"/>
-          </w:tblCellMar>
-        </w:tblPrEx>
-        <w:trPr>
-          <w:tblCellSpacing w:w="15" w:type="dxa"/>
-        </w:trPr>
-        <w:tc>
-          <w:tcPr>
-            <w:tcW w:w="0" w:type="auto"/>
-            <w:tcBorders>
-              <w:top w:val="single" w:color="auto" w:sz="4" w:space="0"/>
-              <w:left w:val="single" w:color="auto" w:sz="4" w:space="0"/>
-              <w:bottom w:val="single" w:color="auto" w:sz="4" w:space="0"/>
-              <w:right w:val="single" w:color="auto" w:sz="4" w:space="0"/>
-            </w:tcBorders>
-            <w:shd w:val="clear" w:color="auto" w:fill="auto"/>
-            <w:tcMar>
-              <w:top w:w="80" w:type="dxa"/>
-              <w:left w:w="120" w:type="dxa"/>
-              <w:bottom w:w="80" w:type="dxa"/>
-              <w:right w:w="120" w:type="dxa"/>
-            </w:tcMar>
-            <w:vAlign w:val="center"/>
-          </w:tcPr>
-          <w:p>
-            <w:pPr>
-              <w:keepNext w:val="0"/>
-              <w:keepLines w:val="0"/>
-              <w:widowControl/>
-              <w:suppressLineNumbers w:val="0"/>
-              <w:bidi w:val="0"/>
-              <w:spacing w:before="0" w:beforeAutospacing="0" w:after="0" w:afterAutospacing="0" w:line="12" w:lineRule="atLeast"/>
-              <w:ind w:left="0" w:right="0"/>
-              <w:jc w:val="left"/>
-              <w:rPr>
-                <w:rFonts w:hint="default" w:ascii="sans-serif" w:hAnsi="sans-serif" w:eastAsia="sans-serif" w:cs="sans-serif"/>
-                <w:color w:val="1F1F1F"/>
-              </w:rPr>
-            </w:pPr>
-            <w:r>
-              <w:rPr>
-                <w:rFonts w:hint="default" w:ascii="sans-serif" w:hAnsi="sans-serif" w:eastAsia="sans-serif" w:cs="sans-serif"/>
-                <w:b/>
-                <w:bCs/>
-                <w:color w:val="1F1F1F"/>
-                <w:kern w:val="0"/>
-                <w:sz w:val="24"/>
-                <w:szCs w:val="24"/>
-                <w:lang w:val="en-US" w:eastAsia="zh-CN" w:bidi="ar"/>
-              </w:rPr>
-              <w:t>LED 指示灯</w:t>
-            </w:r>
-          </w:p>
-        </w:tc>
-        <w:tc>
-          <w:tcPr>
-            <w:tcW w:w="0" w:type="auto"/>
-            <w:tcBorders>
-              <w:top w:val="single" w:color="auto" w:sz="4" w:space="0"/>
-              <w:left w:val="single" w:color="auto" w:sz="4" w:space="0"/>
-              <w:bottom w:val="single" w:color="auto" w:sz="4" w:space="0"/>
-              <w:right w:val="single" w:color="auto" w:sz="4" w:space="0"/>
-            </w:tcBorders>
-            <w:shd w:val="clear" w:color="auto" w:fill="auto"/>
-            <w:tcMar>
-              <w:top w:w="80" w:type="dxa"/>
-              <w:left w:w="120" w:type="dxa"/>
-              <w:bottom w:w="80" w:type="dxa"/>
-              <w:right w:w="120" w:type="dxa"/>
-            </w:tcMar>
-            <w:vAlign w:val="center"/>
-          </w:tcPr>
-          <w:p>
-            <w:pPr>
-              <w:keepNext w:val="0"/>
-              <w:keepLines w:val="0"/>
-              <w:widowControl/>
-              <w:suppressLineNumbers w:val="0"/>
-              <w:bidi w:val="0"/>
-              <w:spacing w:before="0" w:beforeAutospacing="0" w:after="0" w:afterAutospacing="0" w:line="12" w:lineRule="atLeast"/>
-              <w:ind w:left="0" w:right="0"/>
-              <w:jc w:val="left"/>
-              <w:rPr>
-                <w:rFonts w:hint="default" w:ascii="sans-serif" w:hAnsi="sans-serif" w:eastAsia="sans-serif" w:cs="sans-serif"/>
-                <w:color w:val="1F1F1F"/>
-              </w:rPr>
-            </w:pPr>
-            <w:r>
-              <w:rPr>
-                <w:rFonts w:hint="default" w:ascii="sans-serif" w:hAnsi="sans-serif" w:eastAsia="sans-serif" w:cs="sans-serif"/>
-                <w:b/>
-                <w:bCs/>
-                <w:color w:val="1F1F1F"/>
-                <w:kern w:val="0"/>
-                <w:sz w:val="24"/>
-                <w:szCs w:val="24"/>
-                <w:lang w:val="en-US" w:eastAsia="zh-CN" w:bidi="ar"/>
-              </w:rPr>
-              <w:t>PF9</w:t>
-            </w:r>
-          </w:p>
-        </w:tc>
-        <w:tc>
-          <w:tcPr>
-            <w:tcW w:w="0" w:type="auto"/>
-            <w:tcBorders>
-              <w:top w:val="single" w:color="auto" w:sz="4" w:space="0"/>
-              <w:left w:val="single" w:color="auto" w:sz="4" w:space="0"/>
-              <w:bottom w:val="single" w:color="auto" w:sz="4" w:space="0"/>
-              <w:right w:val="single" w:color="auto" w:sz="4" w:space="0"/>
-            </w:tcBorders>
-            <w:shd w:val="clear" w:color="auto" w:fill="auto"/>
-            <w:tcMar>
-              <w:top w:w="80" w:type="dxa"/>
-              <w:left w:w="120" w:type="dxa"/>
-              <w:bottom w:w="80" w:type="dxa"/>
-              <w:right w:w="120" w:type="dxa"/>
-            </w:tcMar>
-            <w:vAlign w:val="center"/>
-          </w:tcPr>
-          <w:p>
-            <w:pPr>
-              <w:keepNext w:val="0"/>
-              <w:keepLines w:val="0"/>
-              <w:widowControl/>
-              <w:suppressLineNumbers w:val="0"/>
-              <w:bidi w:val="0"/>
-              <w:spacing w:before="0" w:beforeAutospacing="0" w:after="0" w:afterAutospacing="0" w:line="12" w:lineRule="atLeast"/>
-              <w:ind w:left="0" w:right="0"/>
-              <w:jc w:val="left"/>
-              <w:rPr>
-                <w:rFonts w:hint="default" w:ascii="sans-serif" w:hAnsi="sans-serif" w:eastAsia="sans-serif" w:cs="sans-serif"/>
-                <w:color w:val="1F1F1F"/>
-              </w:rPr>
-            </w:pPr>
-            <w:r>
-              <w:rPr>
-                <w:rFonts w:hint="default" w:ascii="sans-serif" w:hAnsi="sans-serif" w:eastAsia="sans-serif" w:cs="sans-serif"/>
-                <w:color w:val="1F1F1F"/>
-                <w:kern w:val="0"/>
-                <w:sz w:val="24"/>
-                <w:szCs w:val="24"/>
-                <w:lang w:val="en-US" w:eastAsia="zh-CN" w:bidi="ar"/>
-              </w:rPr>
-              <w:t>LED0 (系统运行指示)</w:t>
-            </w:r>
-          </w:p>
-        </w:tc>
-        <w:tc>
-          <w:tcPr>
-            <w:tcW w:w="0" w:type="auto"/>
-            <w:tcBorders>
-              <w:top w:val="single" w:color="auto" w:sz="4" w:space="0"/>
-              <w:left w:val="single" w:color="auto" w:sz="4" w:space="0"/>
-              <w:bottom w:val="single" w:color="auto" w:sz="4" w:space="0"/>
-              <w:right w:val="single" w:color="auto" w:sz="4" w:space="0"/>
-            </w:tcBorders>
-            <w:shd w:val="clear" w:color="auto" w:fill="auto"/>
-            <w:tcMar>
-              <w:top w:w="80" w:type="dxa"/>
-              <w:left w:w="120" w:type="dxa"/>
-              <w:bottom w:w="80" w:type="dxa"/>
-              <w:right w:w="120" w:type="dxa"/>
-            </w:tcMar>
-            <w:vAlign w:val="center"/>
-          </w:tcPr>
-          <w:p>
-            <w:pPr>
-              <w:keepNext w:val="0"/>
-              <w:keepLines w:val="0"/>
-              <w:widowControl/>
-              <w:suppressLineNumbers w:val="0"/>
-              <w:bidi w:val="0"/>
-              <w:spacing w:before="0" w:beforeAutospacing="0" w:after="0" w:afterAutospacing="0" w:line="12" w:lineRule="atLeast"/>
-              <w:ind w:left="0" w:right="0"/>
-              <w:jc w:val="left"/>
-              <w:rPr>
-                <w:rFonts w:hint="default" w:ascii="sans-serif" w:hAnsi="sans-serif" w:eastAsia="sans-serif" w:cs="sans-serif"/>
-                <w:color w:val="1F1F1F"/>
-              </w:rPr>
-            </w:pPr>
-            <w:r>
-              <w:rPr>
-                <w:rStyle w:val="8"/>
-                <w:rFonts w:hint="default" w:ascii="sans-serif" w:hAnsi="sans-serif" w:eastAsia="sans-serif" w:cs="sans-serif"/>
-                <w:color w:val="444746"/>
-                <w:kern w:val="0"/>
-                <w:sz w:val="24"/>
-                <w:szCs w:val="24"/>
-                <w:lang w:val="en-US" w:eastAsia="zh-CN" w:bidi="ar"/>
-              </w:rPr>
-              <w:t>led.h</w:t>
-            </w:r>
-          </w:p>
-        </w:tc>
-      </w:tr>
-      <w:tr>
-        <w:tblPrEx>
-          <w:tblBorders>
-            <w:top w:val="none" w:color="1F1F1F" w:sz="0" w:space="0"/>
-            <w:left w:val="none" w:color="1F1F1F" w:sz="0" w:space="0"/>
-            <w:bottom w:val="none" w:color="1F1F1F" w:sz="0" w:space="0"/>
-            <w:right w:val="none" w:color="1F1F1F" w:sz="0" w:space="0"/>
-            <w:insideH w:val="none" w:color="auto" w:sz="0" w:space="0"/>
-            <w:insideV w:val="none" w:color="auto" w:sz="0" w:space="0"/>
-          </w:tblBorders>
-          <w:shd w:val="clear" w:color="auto" w:fill="auto"/>
           <w:tblCellMar>
             <w:top w:w="0" w:type="dxa"/>
             <w:left w:w="0" w:type="dxa"/>
@@ -6672,11 +6475,11 @@
     <w:lsdException w:unhideWhenUsed="0" w:uiPriority="0" w:semiHidden="0" w:name="Document Map"/>
     <w:lsdException w:unhideWhenUsed="0" w:uiPriority="0" w:semiHidden="0" w:name="Plain Text"/>
     <w:lsdException w:unhideWhenUsed="0" w:uiPriority="0" w:semiHidden="0" w:name="E-mail Signature"/>
-    <w:lsdException w:unhideWhenUsed="0" w:uiPriority="0" w:semiHidden="0" w:name="Normal (Web)"/>
+    <w:lsdException w:qFormat="1" w:unhideWhenUsed="0" w:uiPriority="0" w:semiHidden="0" w:name="Normal (Web)"/>
     <w:lsdException w:unhideWhenUsed="0" w:uiPriority="0" w:semiHidden="0" w:name="HTML Acronym"/>
     <w:lsdException w:unhideWhenUsed="0" w:uiPriority="0" w:semiHidden="0" w:name="HTML Address"/>
     <w:lsdException w:unhideWhenUsed="0" w:uiPriority="0" w:semiHidden="0" w:name="HTML Cite"/>
-    <w:lsdException w:unhideWhenUsed="0" w:uiPriority="0" w:semiHidden="0" w:name="HTML Code"/>
+    <w:lsdException w:qFormat="1" w:unhideWhenUsed="0" w:uiPriority="0" w:semiHidden="0" w:name="HTML Code"/>
     <w:lsdException w:unhideWhenUsed="0" w:uiPriority="0" w:semiHidden="0" w:name="HTML Definition"/>
     <w:lsdException w:unhideWhenUsed="0" w:uiPriority="0" w:semiHidden="0" w:name="HTML Keyboard"/>
     <w:lsdException w:unhideWhenUsed="0" w:uiPriority="0" w:semiHidden="0" w:name="HTML Preformatted"/>
@@ -6911,6 +6714,7 @@
   <w:style w:type="paragraph" w:styleId="4">
     <w:name w:val="Normal (Web)"/>
     <w:basedOn w:val="1"/>
+    <w:qFormat/>
     <w:uiPriority w:val="0"/>
     <w:pPr>
       <w:spacing w:before="0" w:beforeAutospacing="1" w:after="0" w:afterAutospacing="1"/>
@@ -6935,6 +6739,7 @@
   <w:style w:type="character" w:styleId="8">
     <w:name w:val="HTML Code"/>
     <w:basedOn w:val="6"/>
+    <w:qFormat/>
     <w:uiPriority w:val="0"/>
     <w:rPr>
       <w:rFonts w:ascii="Courier New" w:hAnsi="Courier New"/>
